--- a/claude/thesis_chapter/CHAPTER3_formulation_FA_R1_tracked.docx
+++ b/claude/thesis_chapter/CHAPTER3_formulation_FA_R1_tracked.docx
@@ -35,6 +35,7 @@
       </w:r>
       <w:r>
         <w:rPr>
+          <w:rStyle w:val="TrackAdd"/>
           <w:rtl/>
         </w:rPr>
         <w:t xml:space="preserve">سبزرنگ</w:t>
@@ -59,7 +60,7 @@
       </w:r>
       <w:r>
         <w:rPr>
-          <w:strike/>
+          <w:rStyle w:val="TrackDel"/>
           <w:rtl/>
         </w:rPr>
         <w:t xml:space="preserve">قرمز خط‌خورده</w:t>
@@ -77,7 +78,7 @@
         <w:t xml:space="preserve">= حذف‌شده (علامت‌گذاری‌شده و نگه‌داشته‌شده، نه پاک‌شده)، و متن سیاهِ ساده = متنِ نویسنده (شامل تمامِ معادلات) که بدون تغییرِ محتوایی بازتولید شده است. معادلات تخلخل طبق دستورِ نویسنده دست‌نخورده و سیاه‌اند.</w:t>
       </w:r>
     </w:p>
-    <w:bookmarkStart w:id="27" w:name="فصل-سوم-روششناسی-پژوهش"/>
+    <w:bookmarkStart w:id="42" w:name="فصل-سوم-روششناسی-پژوهش"/>
     <w:p>
       <w:pPr>
         <w:pStyle w:val="Heading1"/>
@@ -90,7 +91,7 @@
         <w:t xml:space="preserve">فصل سوم: روش‌شناسی پژوهش</w:t>
       </w:r>
     </w:p>
-    <w:bookmarkStart w:id="9" w:name="مقدمه"/>
+    <w:bookmarkStart w:id="12" w:name="مقدمه"/>
     <w:p>
       <w:pPr>
         <w:pStyle w:val="Heading2"/>
@@ -121,13 +122,14 @@
       </w:r>
       <w:r>
         <w:rPr>
-          <w:strike/>
+          <w:rStyle w:val="TrackDel"/>
           <w:rtl/>
         </w:rPr>
         <w:t xml:space="preserve">ناهمسانگرد</w:t>
       </w:r>
       <w:r>
         <w:rPr>
+          <w:rStyle w:val="TrackAdd"/>
           <w:rtl/>
         </w:rPr>
         <w:t xml:space="preserve">ناهمگن</w:t>
@@ -210,6 +212,7 @@
       </w:r>
       <w:r>
         <w:rPr>
+          <w:rStyle w:val="TrackAdd"/>
           <w:rtl/>
         </w:rPr>
         <w:t xml:space="preserve">(کاتانئو–ورنوته)</w:t>
@@ -234,12 +237,14 @@
       </w:r>
       <w:r>
         <w:rPr>
+          <w:rStyle w:val="TrackAdd"/>
           <w:rtl/>
         </w:rPr>
         <w:t xml:space="preserve">به این ترتیب پدیدهٔ «صوت دوم» با سرعت</w:t>
       </w:r>
       <w:r>
         <w:rPr>
+          <w:rStyle w:val="TrackAdd"/>
           <w:rtl/>
         </w:rPr>
         <w:t xml:space="preserve"> </w:t>
@@ -302,18 +307,196 @@
       </m:oMath>
       <w:r>
         <w:rPr>
+          <w:rStyle w:val="TrackAdd"/>
           <w:rtl/>
         </w:rPr>
         <w:t xml:space="preserve"> </w:t>
       </w:r>
       <w:r>
         <w:rPr>
-          <w:rtl/>
-        </w:rPr>
-        <w:t xml:space="preserve">بازتولید می‌گردد و با میل کردن</w:t>
-      </w:r>
-      <w:r>
-        <w:rPr>
+          <w:rStyle w:val="TrackAdd"/>
+          <w:rtl/>
+        </w:rPr>
+        <w:t xml:space="preserve">بازتولید می‌گردد؛ در اینجا</w:t>
+      </w:r>
+      <w:r>
+        <w:rPr>
+          <w:rStyle w:val="TrackAdd"/>
+          <w:rtl/>
+        </w:rPr>
+        <w:t xml:space="preserve"> </w:t>
+      </w:r>
+      <m:oMath>
+        <m:acc>
+          <m:accPr>
+            <m:chr m:val="̂"/>
+          </m:accPr>
+          <m:e>
+            <m:r>
+              <m:t>α</m:t>
+            </m:r>
+          </m:e>
+        </m:acc>
+        <m:r>
+          <m:rPr>
+            <m:sty m:val="p"/>
+          </m:rPr>
+          <m:t>=</m:t>
+        </m:r>
+        <m:acc>
+          <m:accPr>
+            <m:chr m:val="‾"/>
+          </m:accPr>
+          <m:e>
+            <m:r>
+              <m:t>k</m:t>
+            </m:r>
+          </m:e>
+        </m:acc>
+        <m:r>
+          <m:rPr>
+            <m:sty m:val="p"/>
+          </m:rPr>
+          <m:t>/</m:t>
+        </m:r>
+        <m:r>
+          <m:rPr>
+            <m:sty m:val="p"/>
+          </m:rPr>
+          <m:t>(</m:t>
+        </m:r>
+        <m:acc>
+          <m:accPr>
+            <m:chr m:val="‾"/>
+          </m:accPr>
+          <m:e>
+            <m:r>
+              <m:t>ρ</m:t>
+            </m:r>
+          </m:e>
+        </m:acc>
+        <m:r>
+          <m:t> </m:t>
+        </m:r>
+        <m:acc>
+          <m:accPr>
+            <m:chr m:val="‾"/>
+          </m:accPr>
+          <m:e>
+            <m:r>
+              <m:t>c</m:t>
+            </m:r>
+          </m:e>
+        </m:acc>
+        <m:r>
+          <m:rPr>
+            <m:sty m:val="p"/>
+          </m:rPr>
+          <m:t>)</m:t>
+        </m:r>
+      </m:oMath>
+      <w:r>
+        <w:rPr>
+          <w:rStyle w:val="TrackAdd"/>
+          <w:rtl/>
+        </w:rPr>
+        <w:t xml:space="preserve"> </w:t>
+      </w:r>
+      <w:r>
+        <w:rPr>
+          <w:rStyle w:val="TrackAdd"/>
+          <w:rtl/>
+        </w:rPr>
+        <w:t xml:space="preserve">نفوذپذیریِ حرارتیِ همگن‌شدهٔ کامپوزیت است (</w:t>
+      </w:r>
+      <m:oMath>
+        <m:acc>
+          <m:accPr>
+            <m:chr m:val="‾"/>
+          </m:accPr>
+          <m:e>
+            <m:r>
+              <m:t>k</m:t>
+            </m:r>
+          </m:e>
+        </m:acc>
+      </m:oMath>
+      <w:r>
+        <w:rPr>
+          <w:rStyle w:val="TrackAdd"/>
+          <w:rtl/>
+        </w:rPr>
+        <w:t xml:space="preserve">،</w:t>
+      </w:r>
+      <w:r>
+        <w:rPr>
+          <w:rStyle w:val="TrackAdd"/>
+          <w:rtl/>
+        </w:rPr>
+        <w:t xml:space="preserve"> </w:t>
+      </w:r>
+      <m:oMath>
+        <m:acc>
+          <m:accPr>
+            <m:chr m:val="‾"/>
+          </m:accPr>
+          <m:e>
+            <m:r>
+              <m:t>ρ</m:t>
+            </m:r>
+          </m:e>
+        </m:acc>
+      </m:oMath>
+      <w:r>
+        <w:rPr>
+          <w:rStyle w:val="TrackAdd"/>
+          <w:rtl/>
+        </w:rPr>
+        <w:t xml:space="preserve"> </w:t>
+      </w:r>
+      <w:r>
+        <w:rPr>
+          <w:rStyle w:val="TrackAdd"/>
+          <w:rtl/>
+        </w:rPr>
+        <w:t xml:space="preserve">و</w:t>
+      </w:r>
+      <w:r>
+        <w:rPr>
+          <w:rStyle w:val="TrackAdd"/>
+          <w:rtl/>
+        </w:rPr>
+        <w:t xml:space="preserve"> </w:t>
+      </w:r>
+      <m:oMath>
+        <m:acc>
+          <m:accPr>
+            <m:chr m:val="‾"/>
+          </m:accPr>
+          <m:e>
+            <m:r>
+              <m:t>c</m:t>
+            </m:r>
+          </m:e>
+        </m:acc>
+      </m:oMath>
+      <w:r>
+        <w:rPr>
+          <w:rStyle w:val="TrackAdd"/>
+          <w:rtl/>
+        </w:rPr>
+        <w:t xml:space="preserve"> </w:t>
+      </w:r>
+      <w:r>
+        <w:rPr>
+          <w:rStyle w:val="TrackAdd"/>
+          <w:rtl/>
+        </w:rPr>
+        <w:t xml:space="preserve">به‌ترتیب ضریب هدایت حرارتی، چگالی و ظرفیت گرمایی مؤثر). با میل کردن</w:t>
+      </w:r>
+      <w:r>
+        <w:rPr>
+          <w:rStyle w:val="TrackAdd"/>
           <w:rtl/>
         </w:rPr>
         <w:t xml:space="preserve"> </w:t>
@@ -343,6 +526,7 @@
       </m:oMath>
       <w:r>
         <w:rPr>
+          <w:rStyle w:val="TrackAdd"/>
           <w:rtl/>
         </w:rPr>
         <w:t xml:space="preserve">، حالت کلاسیکِ ممزوجِ فوریه بازیابی می‌شود.</w:t>
@@ -361,6 +545,13 @@
       </w:r>
       <w:r>
         <w:rPr>
+          <w:rStyle w:val="TrackAdd"/>
+          <w:rtl/>
+        </w:rPr>
+        <w:t xml:space="preserve">لایه‌ای</w:t>
+      </w:r>
+      <w:r>
+        <w:rPr>
           <w:rtl/>
         </w:rPr>
         <w:t xml:space="preserve"> </w:t>
@@ -369,22 +560,11 @@
         <w:rPr>
           <w:rtl/>
         </w:rPr>
-        <w:t xml:space="preserve">لایه‌ای</w:t>
-      </w:r>
-      <w:r>
-        <w:rPr>
-          <w:rtl/>
-        </w:rPr>
-        <w:t xml:space="preserve"> </w:t>
-      </w:r>
-      <w:r>
-        <w:rPr>
-          <w:rtl/>
-        </w:rPr>
         <w:t xml:space="preserve">بر پایهٔ نقاط چبیشف</w:t>
       </w:r>
       <w:r>
         <w:rPr>
+          <w:rStyle w:val="TrackAdd"/>
           <w:rtl/>
         </w:rPr>
         <w:t xml:space="preserve">–گاوس–لوباتو</w:t>
@@ -420,12 +600,14 @@
       </w:r>
       <w:r>
         <w:rPr>
+          <w:rStyle w:val="TrackAdd"/>
           <w:rtl/>
         </w:rPr>
         <w:t xml:space="preserve">با پارامترهای</w:t>
       </w:r>
       <w:r>
         <w:rPr>
+          <w:rStyle w:val="TrackAdd"/>
           <w:rtl/>
         </w:rPr>
         <w:t xml:space="preserve"> </w:t>
@@ -455,18 +637,21 @@
       </m:oMath>
       <w:r>
         <w:rPr>
+          <w:rStyle w:val="TrackAdd"/>
           <w:rtl/>
         </w:rPr>
         <w:t xml:space="preserve"> </w:t>
       </w:r>
       <w:r>
         <w:rPr>
+          <w:rStyle w:val="TrackAdd"/>
           <w:rtl/>
         </w:rPr>
         <w:t xml:space="preserve">و</w:t>
       </w:r>
       <w:r>
         <w:rPr>
+          <w:rStyle w:val="TrackAdd"/>
           <w:rtl/>
         </w:rPr>
         <w:t xml:space="preserve"> </w:t>
@@ -496,12 +681,14 @@
       </m:oMath>
       <w:r>
         <w:rPr>
+          <w:rStyle w:val="TrackAdd"/>
           <w:rtl/>
         </w:rPr>
         <w:t xml:space="preserve"> </w:t>
       </w:r>
       <w:r>
         <w:rPr>
+          <w:rStyle w:val="TrackAdd"/>
           <w:rtl/>
         </w:rPr>
         <w:t xml:space="preserve">(شتابِ متوسط/ذوزنقه‌ای، بدون‌قید پایدار و بدون میرایی عددی)</w:t>
@@ -510,29 +697,24 @@
         <w:rPr>
           <w:rtl/>
         </w:rPr>
+        <w:t xml:space="preserve">به‌عنوان الگوریتم</w:t>
+      </w:r>
+      <w:r>
+        <w:rPr>
+          <w:rtl/>
+        </w:rPr>
         <w:t xml:space="preserve"> </w:t>
       </w:r>
       <w:r>
         <w:rPr>
-          <w:rtl/>
-        </w:rPr>
-        <w:t xml:space="preserve">به‌عنوان الگوریتم</w:t>
-      </w:r>
-      <w:r>
-        <w:rPr>
-          <w:rtl/>
-        </w:rPr>
-        <w:t xml:space="preserve"> </w:t>
-      </w:r>
-      <w:r>
-        <w:rPr>
-          <w:strike/>
+          <w:rStyle w:val="TrackDel"/>
           <w:rtl/>
         </w:rPr>
         <w:t xml:space="preserve">پایدار و کارآمد برای تحلیل زمانی سامانه</w:t>
       </w:r>
       <w:r>
         <w:rPr>
+          <w:rStyle w:val="TrackAdd"/>
           <w:rtl/>
         </w:rPr>
         <w:t xml:space="preserve">انتگرال‌گیری زمانی</w:t>
@@ -556,12 +738,14 @@
       </w:pPr>
       <w:r>
         <w:rPr>
+          <w:rStyle w:val="TrackAdd"/>
           <w:rtl/>
         </w:rPr>
         <w:t xml:space="preserve">هندسهٔ مرجعِ این پژوهش یک استوانهٔ توخالیِ جدارضخیمِ چندلایه است با شعاع داخلی</w:t>
       </w:r>
       <w:r>
         <w:rPr>
+          <w:rStyle w:val="TrackAdd"/>
           <w:rtl/>
         </w:rPr>
         <w:t xml:space="preserve"> </w:t>
@@ -591,18 +775,21 @@
       </m:oMath>
       <w:r>
         <w:rPr>
+          <w:rStyle w:val="TrackAdd"/>
           <w:rtl/>
         </w:rPr>
         <w:t xml:space="preserve"> </w:t>
       </w:r>
       <w:r>
         <w:rPr>
+          <w:rStyle w:val="TrackAdd"/>
           <w:rtl/>
         </w:rPr>
         <w:t xml:space="preserve">متر و شعاع خارجی</w:t>
       </w:r>
       <w:r>
         <w:rPr>
+          <w:rStyle w:val="TrackAdd"/>
           <w:rtl/>
         </w:rPr>
         <w:t xml:space="preserve"> </w:t>
@@ -632,18 +819,21 @@
       </m:oMath>
       <w:r>
         <w:rPr>
+          <w:rStyle w:val="TrackAdd"/>
           <w:rtl/>
         </w:rPr>
         <w:t xml:space="preserve"> </w:t>
       </w:r>
       <w:r>
         <w:rPr>
+          <w:rStyle w:val="TrackAdd"/>
           <w:rtl/>
         </w:rPr>
         <w:t xml:space="preserve">متر (نسبت شعاعی</w:t>
       </w:r>
       <w:r>
         <w:rPr>
+          <w:rStyle w:val="TrackAdd"/>
           <w:rtl/>
         </w:rPr>
         <w:t xml:space="preserve"> </w:t>
@@ -691,12 +881,14 @@
       </m:oMath>
       <w:r>
         <w:rPr>
+          <w:rStyle w:val="TrackAdd"/>
           <w:rtl/>
         </w:rPr>
         <w:t xml:space="preserve">)، ضخامت جداره</w:t>
       </w:r>
       <w:r>
         <w:rPr>
+          <w:rStyle w:val="TrackAdd"/>
           <w:rtl/>
         </w:rPr>
         <w:t xml:space="preserve"> </w:t>
@@ -753,18 +945,21 @@
       </m:oMath>
       <w:r>
         <w:rPr>
+          <w:rStyle w:val="TrackAdd"/>
           <w:rtl/>
         </w:rPr>
         <w:t xml:space="preserve"> </w:t>
       </w:r>
       <w:r>
         <w:rPr>
+          <w:rStyle w:val="TrackAdd"/>
           <w:rtl/>
         </w:rPr>
         <w:t xml:space="preserve">متر، طول</w:t>
       </w:r>
       <w:r>
         <w:rPr>
+          <w:rStyle w:val="TrackAdd"/>
           <w:rtl/>
         </w:rPr>
         <w:t xml:space="preserve"> </w:t>
@@ -785,18 +980,21 @@
       </m:oMath>
       <w:r>
         <w:rPr>
+          <w:rStyle w:val="TrackAdd"/>
           <w:rtl/>
         </w:rPr>
         <w:t xml:space="preserve"> </w:t>
       </w:r>
       <w:r>
         <w:rPr>
+          <w:rStyle w:val="TrackAdd"/>
           <w:rtl/>
         </w:rPr>
         <w:t xml:space="preserve">متر و</w:t>
       </w:r>
       <w:r>
         <w:rPr>
+          <w:rStyle w:val="TrackAdd"/>
           <w:rtl/>
         </w:rPr>
         <w:t xml:space="preserve"> </w:t>
@@ -826,18 +1024,21 @@
       </m:oMath>
       <w:r>
         <w:rPr>
+          <w:rStyle w:val="TrackAdd"/>
           <w:rtl/>
         </w:rPr>
         <w:t xml:space="preserve"> </w:t>
       </w:r>
       <w:r>
         <w:rPr>
+          <w:rStyle w:val="TrackAdd"/>
           <w:rtl/>
         </w:rPr>
         <w:t xml:space="preserve">لایه که به‌صورت لایه‌ای مدل‌سازی می‌شوند و فصل‌های مشترک آن‌ها در</w:t>
       </w:r>
       <w:r>
         <w:rPr>
+          <w:rStyle w:val="TrackAdd"/>
           <w:rtl/>
         </w:rPr>
         <w:t xml:space="preserve"> </w:t>
@@ -867,18 +1068,21 @@
       </m:oMath>
       <w:r>
         <w:rPr>
+          <w:rStyle w:val="TrackAdd"/>
           <w:rtl/>
         </w:rPr>
         <w:t xml:space="preserve"> </w:t>
       </w:r>
       <w:r>
         <w:rPr>
+          <w:rStyle w:val="TrackAdd"/>
           <w:rtl/>
         </w:rPr>
         <w:t xml:space="preserve">(با</w:t>
       </w:r>
       <w:r>
         <w:rPr>
+          <w:rStyle w:val="TrackAdd"/>
           <w:rtl/>
         </w:rPr>
         <w:t xml:space="preserve"> </w:t>
@@ -920,12 +1124,14 @@
       </m:oMath>
       <w:r>
         <w:rPr>
+          <w:rStyle w:val="TrackAdd"/>
           <w:rtl/>
         </w:rPr>
         <w:t xml:space="preserve">) قرار دارند؛ در اینجا</w:t>
       </w:r>
       <w:r>
         <w:rPr>
+          <w:rStyle w:val="TrackAdd"/>
           <w:rtl/>
         </w:rPr>
         <w:t xml:space="preserve"> </w:t>
@@ -1015,18 +1221,21 @@
       </m:oMath>
       <w:r>
         <w:rPr>
+          <w:rStyle w:val="TrackAdd"/>
           <w:rtl/>
         </w:rPr>
         <w:t xml:space="preserve"> </w:t>
       </w:r>
       <w:r>
         <w:rPr>
+          <w:rStyle w:val="TrackAdd"/>
           <w:rtl/>
         </w:rPr>
         <w:t xml:space="preserve">مختصهٔ بی‌بعدِ راستای ضخامت است. شکل ۳-۱ نمای این هندسه و دستگاه مختصات استوانه‌ای</w:t>
       </w:r>
       <w:r>
         <w:rPr>
+          <w:rStyle w:val="TrackAdd"/>
           <w:rtl/>
         </w:rPr>
         <w:t xml:space="preserve"> </w:t>
@@ -1068,12 +1277,14 @@
       </m:oMath>
       <w:r>
         <w:rPr>
+          <w:rStyle w:val="TrackAdd"/>
           <w:rtl/>
         </w:rPr>
         <w:t xml:space="preserve"> </w:t>
       </w:r>
       <w:r>
         <w:rPr>
+          <w:rStyle w:val="TrackAdd"/>
           <w:rtl/>
         </w:rPr>
         <w:t xml:space="preserve">را نشان می‌دهد.</w:t>
@@ -1084,10 +1295,46 @@
         <w:bidi/>
       </w:pPr>
       <w:r>
-        <w:rPr>
-          <w:rtl/>
-        </w:rPr>
-        <w:t xml:space="preserve">[شکل: geometry_schematic]</w:t>
+        <w:drawing>
+          <wp:inline>
+            <wp:extent cx="5334000" cy="2810407"/>
+            <wp:effectExtent b="0" l="0" r="0" t="0"/>
+            <wp:docPr descr="شکل ۳-۱" title="" id="10" name="Picture"/>
+            <a:graphic>
+              <a:graphicData uri="http://schemas.openxmlformats.org/drawingml/2006/picture">
+                <pic:pic>
+                  <pic:nvPicPr>
+                    <pic:cNvPr descr="figures_ch123/geometry_schematic.png" id="11" name="Picture"/>
+                    <pic:cNvPicPr>
+                      <a:picLocks noChangeArrowheads="1" noChangeAspect="1"/>
+                    </pic:cNvPicPr>
+                  </pic:nvPicPr>
+                  <pic:blipFill>
+                    <a:blip r:embed="rId9"/>
+                    <a:stretch>
+                      <a:fillRect/>
+                    </a:stretch>
+                  </pic:blipFill>
+                  <pic:spPr bwMode="auto">
+                    <a:xfrm>
+                      <a:off x="0" y="0"/>
+                      <a:ext cx="5334000" cy="2810407"/>
+                    </a:xfrm>
+                    <a:prstGeom prst="rect">
+                      <a:avLst/>
+                    </a:prstGeom>
+                    <a:noFill/>
+                    <a:ln w="9525">
+                      <a:noFill/>
+                      <a:headEnd/>
+                      <a:tailEnd/>
+                    </a:ln>
+                  </pic:spPr>
+                </pic:pic>
+              </a:graphicData>
+            </a:graphic>
+          </wp:inline>
+        </w:drawing>
       </w:r>
     </w:p>
     <w:p>
@@ -1096,6 +1343,7 @@
       </w:pPr>
       <w:r>
         <w:rPr>
+          <w:rStyle w:val="TrackAdd"/>
           <w:b/>
           <w:bCs/>
           <w:rtl/>
@@ -1104,6 +1352,7 @@
       </w:r>
       <w:r>
         <w:rPr>
+          <w:rStyle w:val="TrackAdd"/>
           <w:b/>
           <w:bCs/>
           <w:rtl/>
@@ -1135,6 +1384,7 @@
       </m:oMath>
       <w:r>
         <w:rPr>
+          <w:rStyle w:val="TrackAdd"/>
           <w:b/>
           <w:bCs/>
           <w:rtl/>
@@ -1143,6 +1393,7 @@
       </w:r>
       <w:r>
         <w:rPr>
+          <w:rStyle w:val="TrackAdd"/>
           <w:b/>
           <w:bCs/>
           <w:rtl/>
@@ -1151,6 +1402,7 @@
       </w:r>
       <w:r>
         <w:rPr>
+          <w:rStyle w:val="TrackAdd"/>
           <w:b/>
           <w:bCs/>
           <w:rtl/>
@@ -1182,6 +1434,7 @@
       </m:oMath>
       <w:r>
         <w:rPr>
+          <w:rStyle w:val="TrackAdd"/>
           <w:b/>
           <w:bCs/>
           <w:rtl/>
@@ -1190,6 +1443,7 @@
       </w:r>
       <w:r>
         <w:rPr>
+          <w:rStyle w:val="TrackAdd"/>
           <w:b/>
           <w:bCs/>
           <w:rtl/>
@@ -1198,6 +1452,7 @@
       </w:r>
       <w:r>
         <w:rPr>
+          <w:rStyle w:val="TrackAdd"/>
           <w:b/>
           <w:bCs/>
           <w:rtl/>
@@ -1220,6 +1475,7 @@
       </m:oMath>
       <w:r>
         <w:rPr>
+          <w:rStyle w:val="TrackAdd"/>
           <w:b/>
           <w:bCs/>
           <w:rtl/>
@@ -1228,6 +1484,7 @@
       </w:r>
       <w:r>
         <w:rPr>
+          <w:rStyle w:val="TrackAdd"/>
           <w:b/>
           <w:bCs/>
           <w:rtl/>
@@ -1236,6 +1493,7 @@
       </w:r>
       <w:r>
         <w:rPr>
+          <w:rStyle w:val="TrackAdd"/>
           <w:b/>
           <w:bCs/>
           <w:rtl/>
@@ -1258,6 +1516,7 @@
       </m:oMath>
       <w:r>
         <w:rPr>
+          <w:rStyle w:val="TrackAdd"/>
           <w:b/>
           <w:bCs/>
           <w:rtl/>
@@ -1266,6 +1525,7 @@
       </w:r>
       <w:r>
         <w:rPr>
+          <w:rStyle w:val="TrackAdd"/>
           <w:b/>
           <w:bCs/>
           <w:rtl/>
@@ -1274,6 +1534,7 @@
       </w:r>
       <w:r>
         <w:rPr>
+          <w:rStyle w:val="TrackAdd"/>
           <w:b/>
           <w:bCs/>
           <w:rtl/>
@@ -1317,6 +1578,7 @@
       </m:oMath>
       <w:r>
         <w:rPr>
+          <w:rStyle w:val="TrackAdd"/>
           <w:b/>
           <w:bCs/>
           <w:rtl/>
@@ -1325,6 +1587,7 @@
       </w:r>
       <w:r>
         <w:rPr>
+          <w:rStyle w:val="TrackAdd"/>
           <w:b/>
           <w:bCs/>
           <w:rtl/>
@@ -1333,6 +1596,7 @@
       </w:r>
       <w:r>
         <w:rPr>
+          <w:rStyle w:val="TrackAdd"/>
           <w:b/>
           <w:bCs/>
           <w:rtl/>
@@ -1364,6 +1628,7 @@
       </m:oMath>
       <w:r>
         <w:rPr>
+          <w:rStyle w:val="TrackAdd"/>
           <w:b/>
           <w:bCs/>
           <w:rtl/>
@@ -1383,6 +1648,7 @@
       </w:r>
       <w:r>
         <w:rPr>
+          <w:rStyle w:val="TrackAdd"/>
           <w:rtl/>
         </w:rPr>
         <w:t xml:space="preserve">، اولیه و سازگاری</w:t>
@@ -1407,13 +1673,14 @@
       </w:r>
       <w:r>
         <w:rPr>
-          <w:strike/>
+          <w:rStyle w:val="TrackDel"/>
           <w:rtl/>
         </w:rPr>
         <w:t xml:space="preserve">را در فصل‌های بعدی</w:t>
       </w:r>
       <w:r>
         <w:rPr>
+          <w:rStyle w:val="TrackAdd"/>
           <w:rtl/>
         </w:rPr>
         <w:t xml:space="preserve">در فصل چهارم را</w:t>
@@ -1431,8 +1698,8 @@
         <w:t xml:space="preserve">فراهم می‌سازد.</w:t>
       </w:r>
     </w:p>
-    <w:bookmarkEnd w:id="9"/>
-    <w:bookmarkStart w:id="12" w:name="Xe05dd0cdab3847df2f511e8f79932884ae716cc"/>
+    <w:bookmarkEnd w:id="12"/>
+    <w:bookmarkStart w:id="21" w:name="Xe05dd0cdab3847df2f511e8f79932884ae716cc"/>
     <w:p>
       <w:pPr>
         <w:pStyle w:val="Heading2"/>
@@ -1451,7 +1718,7 @@
       </w:pPr>
       <w:r>
         <w:rPr>
-          <w:strike/>
+          <w:rStyle w:val="TrackDel"/>
           <w:rtl/>
         </w:rPr>
         <w:t xml:space="preserve">مقدمه و توضیحات</w:t>
@@ -1469,6 +1736,13 @@
       </w:r>
       <w:r>
         <w:rPr>
+          <w:rStyle w:val="TrackAdd"/>
+          <w:rtl/>
+        </w:rPr>
+        <w:t xml:space="preserve">در راستای ضخامت</w:t>
+      </w:r>
+      <w:r>
+        <w:rPr>
           <w:rtl/>
         </w:rPr>
         <w:t xml:space="preserve"> </w:t>
@@ -1477,7 +1751,7 @@
         <w:rPr>
           <w:rtl/>
         </w:rPr>
-        <w:t xml:space="preserve">در راستای ضخامت</w:t>
+        <w:t xml:space="preserve">بررسی شده است. الگوی</w:t>
       </w:r>
       <w:r>
         <w:rPr>
@@ -1487,25 +1761,14 @@
       </w:r>
       <w:r>
         <w:rPr>
-          <w:rtl/>
-        </w:rPr>
-        <w:t xml:space="preserve">بررسی شده است. الگوی</w:t>
-      </w:r>
-      <w:r>
-        <w:rPr>
-          <w:rtl/>
-        </w:rPr>
-        <w:t xml:space="preserve"> </w:t>
-      </w:r>
-      <w:r>
-        <w:rPr>
-          <w:strike/>
+          <w:rStyle w:val="TrackDel"/>
           <w:rtl/>
         </w:rPr>
         <w:t xml:space="preserve">اول الگوی</w:t>
       </w:r>
       <w:r>
         <w:rPr>
+          <w:rStyle w:val="TrackAdd"/>
           <w:rtl/>
         </w:rPr>
         <w:t xml:space="preserve">نخست</w:t>
@@ -1534,7 +1797,833 @@
         <w:t xml:space="preserve">همچنین پنج الگوی توزیع تخلخل بررسی شده است. الگوی «O» که در آن لایهٔ میانی بیشترین و لایه‌های داخلی و خارجی کمترین شدت تخلخل را دارند؛ الگوی «X» که در آن لایهٔ میانی کمترین و لایه‌های داخلی و خارجی بیشترین شدت تخلخل را دارند (الگوهای O و X نسبت به صفحهٔ میانی متقارن‌اند)؛ الگوی توزیع یکنواخت (UD) با شدت تخلخل یکسان در همهٔ لایه‌ها؛ الگوی «V» که در آن لایهٔ خارجی بیشترین و لایهٔ داخلی کمترین شدت تخلخل را دارد؛ و الگوی «A» که در آن لایهٔ داخلی بیشترین و لایهٔ خارجی کمترین شدت تخلخل را دارد.</w:t>
       </w:r>
     </w:p>
-    <w:bookmarkStart w:id="10" w:name="X7c47ca30c2c361b16101e67c4123f06348ff861"/>
+    <w:p>
+      <w:pPr>
+        <w:bidi/>
+      </w:pPr>
+      <w:r>
+        <w:rPr>
+          <w:rStyle w:val="TrackAdd"/>
+          <w:rtl/>
+        </w:rPr>
+        <w:t xml:space="preserve">مقادیر عددیِ خواصِ مادیِ دو سازندهٔ کامپوزیت — زمینهٔ پلیمری (اپوکسی) و پلاکت گرافن (GPL) — که مبنای محاسبهٔ همهٔ خواصِ مؤثرِ لایه‌ای در روابطِ این بخش‌اند، در جدول ۳-۱ به‌همراه واحد گرد آمده‌اند [</w:t>
+      </w:r>
+      <w:hyperlink w:anchor="Xa86922ddccd19a6d69f63ef10c84043dcba083a">
+        <w:r>
+          <w:rPr>
+            <w:rStyle w:val="Hyperlink"/>
+            <w:rtl/>
+          </w:rPr>
+          <w:t xml:space="preserve">3</w:t>
+        </w:r>
+      </w:hyperlink>
+      <w:r>
+        <w:rPr>
+          <w:rStyle w:val="TrackAdd"/>
+          <w:rtl/>
+        </w:rPr>
+        <w:t xml:space="preserve">,</w:t>
+      </w:r>
+      <w:r>
+        <w:rPr>
+          <w:rStyle w:val="TrackAdd"/>
+          <w:rtl/>
+        </w:rPr>
+        <w:t xml:space="preserve"> </w:t>
+      </w:r>
+      <w:hyperlink w:anchor="Xb5a70cb6b4a7d3560c36401fce66fcaf8e06f9d">
+        <w:r>
+          <w:rPr>
+            <w:rStyle w:val="Hyperlink"/>
+            <w:rtl/>
+          </w:rPr>
+          <w:t xml:space="preserve">70</w:t>
+        </w:r>
+      </w:hyperlink>
+      <w:r>
+        <w:rPr>
+          <w:rStyle w:val="TrackAdd"/>
+          <w:rtl/>
+        </w:rPr>
+        <w:t xml:space="preserve">].</w:t>
+      </w:r>
+    </w:p>
+    <w:p>
+      <w:pPr>
+        <w:bidi/>
+      </w:pPr>
+      <w:r>
+        <w:rPr>
+          <w:rStyle w:val="TrackAdd"/>
+          <w:b/>
+          <w:bCs/>
+          <w:rtl/>
+        </w:rPr>
+        <w:t xml:space="preserve">(جدول ۳-۱ — افزوده‌شده)</w:t>
+      </w:r>
+    </w:p>
+    <w:p>
+      <w:pPr>
+        <w:bidi/>
+      </w:pPr>
+      <w:r>
+        <w:rPr>
+          <w:b/>
+          <w:bCs/>
+          <w:rtl/>
+        </w:rPr>
+        <w:t xml:space="preserve">جدول ۳-۱: خواصِ مادیِ سازنده‌های کامپوزیت — زمینهٔ پلیمری (اپوکسی) و پلاکت گرافن (GPL).</w:t>
+      </w:r>
+    </w:p>
+    <w:tbl>
+      <w:tblPr>
+        <w:tblStyle w:val="Table"/>
+        <w:tblW w:type="pct" w:w="5000"/>
+        <w:tblLayout w:type="fixed"/>
+        <w:tblLook w:firstRow="1" w:lastRow="0" w:firstColumn="0" w:lastColumn="0" w:noHBand="0" w:noVBand="0" w:val="0020"/>
+      </w:tblPr>
+      <w:tblGrid>
+        <w:gridCol w:w="1584"/>
+        <w:gridCol w:w="1584"/>
+        <w:gridCol w:w="1584"/>
+        <w:gridCol w:w="1584"/>
+        <w:gridCol w:w="1584"/>
+      </w:tblGrid>
+      <w:tr>
+        <w:trPr>
+          <w:tblHeader w:val="on"/>
+        </w:trPr>
+        <w:tc>
+          <w:tcPr/>
+          <w:p>
+            <w:pPr>
+              <w:pStyle w:val="Compact"/>
+              <w:bidi/>
+            </w:pPr>
+            <w:r>
+              <w:rPr>
+                <w:rtl/>
+              </w:rPr>
+              <w:t xml:space="preserve">خاصیت</w:t>
+            </w:r>
+          </w:p>
+        </w:tc>
+        <w:tc>
+          <w:tcPr/>
+          <w:p>
+            <w:pPr>
+              <w:pStyle w:val="Compact"/>
+              <w:bidi/>
+            </w:pPr>
+            <w:r>
+              <w:rPr>
+                <w:rtl/>
+              </w:rPr>
+              <w:t xml:space="preserve">نماد</w:t>
+            </w:r>
+          </w:p>
+        </w:tc>
+        <w:tc>
+          <w:tcPr/>
+          <w:p>
+            <w:pPr>
+              <w:pStyle w:val="Compact"/>
+              <w:bidi/>
+            </w:pPr>
+            <w:r>
+              <w:rPr>
+                <w:rtl/>
+              </w:rPr>
+              <w:t xml:space="preserve">واحد</w:t>
+            </w:r>
+          </w:p>
+        </w:tc>
+        <w:tc>
+          <w:tcPr/>
+          <w:p>
+            <w:pPr>
+              <w:pStyle w:val="Compact"/>
+              <w:bidi/>
+            </w:pPr>
+            <w:r>
+              <w:rPr>
+                <w:rtl/>
+              </w:rPr>
+              <w:t xml:space="preserve">زمینهٔ پلیمری (اپوکسی)</w:t>
+            </w:r>
+          </w:p>
+        </w:tc>
+        <w:tc>
+          <w:tcPr/>
+          <w:p>
+            <w:pPr>
+              <w:pStyle w:val="Compact"/>
+              <w:bidi/>
+            </w:pPr>
+            <w:r>
+              <w:rPr>
+                <w:rtl/>
+              </w:rPr>
+              <w:t xml:space="preserve">پلاکت گرافن (GPL)</w:t>
+            </w:r>
+          </w:p>
+        </w:tc>
+      </w:tr>
+      <w:tr>
+        <w:tc>
+          <w:tcPr/>
+          <w:p>
+            <w:pPr>
+              <w:pStyle w:val="Compact"/>
+              <w:bidi/>
+            </w:pPr>
+            <w:r>
+              <w:rPr>
+                <w:rtl/>
+              </w:rPr>
+              <w:t xml:space="preserve">مدول یانگ</w:t>
+            </w:r>
+          </w:p>
+        </w:tc>
+        <w:tc>
+          <w:tcPr/>
+          <w:p>
+            <w:pPr>
+              <w:pStyle w:val="Compact"/>
+              <w:bidi/>
+            </w:pPr>
+            <m:oMath>
+              <m:r>
+                <m:t>E</m:t>
+              </m:r>
+            </m:oMath>
+            <w:r>
+              <w:rPr>
+                <w:rtl/>
+              </w:rPr>
+              <w:t xml:space="preserve">​</w:t>
+            </w:r>
+          </w:p>
+        </w:tc>
+        <w:tc>
+          <w:tcPr/>
+          <w:p>
+            <w:pPr>
+              <w:pStyle w:val="Compact"/>
+              <w:bidi/>
+            </w:pPr>
+            <w:r>
+              <w:rPr>
+                <w:rtl/>
+              </w:rPr>
+              <w:t xml:space="preserve">GPa</w:t>
+            </w:r>
+          </w:p>
+        </w:tc>
+        <w:tc>
+          <w:tcPr/>
+          <w:p>
+            <w:pPr>
+              <w:pStyle w:val="Compact"/>
+              <w:bidi/>
+            </w:pPr>
+            <w:r>
+              <w:rPr>
+                <w:rtl/>
+              </w:rPr>
+              <w:t xml:space="preserve">3.0</w:t>
+            </w:r>
+          </w:p>
+        </w:tc>
+        <w:tc>
+          <w:tcPr/>
+          <w:p>
+            <w:pPr>
+              <w:pStyle w:val="Compact"/>
+              <w:bidi/>
+            </w:pPr>
+            <w:r>
+              <w:rPr>
+                <w:rtl/>
+              </w:rPr>
+              <w:t xml:space="preserve">1010</w:t>
+            </w:r>
+          </w:p>
+        </w:tc>
+      </w:tr>
+      <w:tr>
+        <w:tc>
+          <w:tcPr/>
+          <w:p>
+            <w:pPr>
+              <w:pStyle w:val="Compact"/>
+              <w:bidi/>
+            </w:pPr>
+            <w:r>
+              <w:rPr>
+                <w:rtl/>
+              </w:rPr>
+              <w:t xml:space="preserve">چگالی</w:t>
+            </w:r>
+          </w:p>
+        </w:tc>
+        <w:tc>
+          <w:tcPr/>
+          <w:p>
+            <w:pPr>
+              <w:pStyle w:val="Compact"/>
+              <w:bidi/>
+            </w:pPr>
+            <m:oMath>
+              <m:r>
+                <m:t>ρ</m:t>
+              </m:r>
+            </m:oMath>
+            <w:r>
+              <w:rPr>
+                <w:rtl/>
+              </w:rPr>
+              <w:t xml:space="preserve">​</w:t>
+            </w:r>
+          </w:p>
+        </w:tc>
+        <w:tc>
+          <w:tcPr/>
+          <w:p>
+            <w:pPr>
+              <w:pStyle w:val="Compact"/>
+              <w:bidi/>
+            </w:pPr>
+            <w:r>
+              <w:rPr>
+                <w:rtl/>
+              </w:rPr>
+              <w:t xml:space="preserve">kg/m³</w:t>
+            </w:r>
+          </w:p>
+        </w:tc>
+        <w:tc>
+          <w:tcPr/>
+          <w:p>
+            <w:pPr>
+              <w:pStyle w:val="Compact"/>
+              <w:bidi/>
+            </w:pPr>
+            <w:r>
+              <w:rPr>
+                <w:rtl/>
+              </w:rPr>
+              <w:t xml:space="preserve">1200</w:t>
+            </w:r>
+          </w:p>
+        </w:tc>
+        <w:tc>
+          <w:tcPr/>
+          <w:p>
+            <w:pPr>
+              <w:pStyle w:val="Compact"/>
+              <w:bidi/>
+            </w:pPr>
+            <w:r>
+              <w:rPr>
+                <w:rtl/>
+              </w:rPr>
+              <w:t xml:space="preserve">1062.5</w:t>
+            </w:r>
+          </w:p>
+        </w:tc>
+      </w:tr>
+      <w:tr>
+        <w:tc>
+          <w:tcPr/>
+          <w:p>
+            <w:pPr>
+              <w:pStyle w:val="Compact"/>
+              <w:bidi/>
+            </w:pPr>
+            <w:r>
+              <w:rPr>
+                <w:rtl/>
+              </w:rPr>
+              <w:t xml:space="preserve">نسبت پواسون</w:t>
+            </w:r>
+          </w:p>
+        </w:tc>
+        <w:tc>
+          <w:tcPr/>
+          <w:p>
+            <w:pPr>
+              <w:pStyle w:val="Compact"/>
+              <w:bidi/>
+            </w:pPr>
+            <m:oMath>
+              <m:r>
+                <m:t>ν</m:t>
+              </m:r>
+            </m:oMath>
+            <w:r>
+              <w:rPr>
+                <w:rtl/>
+              </w:rPr>
+              <w:t xml:space="preserve">​</w:t>
+            </w:r>
+          </w:p>
+        </w:tc>
+        <w:tc>
+          <w:tcPr/>
+          <w:p>
+            <w:pPr>
+              <w:pStyle w:val="Compact"/>
+              <w:bidi/>
+            </w:pPr>
+            <w:r>
+              <w:rPr>
+                <w:rtl/>
+              </w:rPr>
+              <w:t xml:space="preserve">—</w:t>
+            </w:r>
+          </w:p>
+        </w:tc>
+        <w:tc>
+          <w:tcPr/>
+          <w:p>
+            <w:pPr>
+              <w:pStyle w:val="Compact"/>
+              <w:bidi/>
+            </w:pPr>
+            <w:r>
+              <w:rPr>
+                <w:rtl/>
+              </w:rPr>
+              <w:t xml:space="preserve">0.34</w:t>
+            </w:r>
+          </w:p>
+        </w:tc>
+        <w:tc>
+          <w:tcPr/>
+          <w:p>
+            <w:pPr>
+              <w:pStyle w:val="Compact"/>
+              <w:bidi/>
+            </w:pPr>
+            <w:r>
+              <w:rPr>
+                <w:rtl/>
+              </w:rPr>
+              <w:t xml:space="preserve">0.186</w:t>
+            </w:r>
+          </w:p>
+        </w:tc>
+      </w:tr>
+      <w:tr>
+        <w:tc>
+          <w:tcPr/>
+          <w:p>
+            <w:pPr>
+              <w:pStyle w:val="Compact"/>
+              <w:bidi/>
+            </w:pPr>
+            <w:r>
+              <w:rPr>
+                <w:rtl/>
+              </w:rPr>
+              <w:t xml:space="preserve">ضریب هدایت حرارتی</w:t>
+            </w:r>
+          </w:p>
+        </w:tc>
+        <w:tc>
+          <w:tcPr/>
+          <w:p>
+            <w:pPr>
+              <w:pStyle w:val="Compact"/>
+              <w:bidi/>
+            </w:pPr>
+            <m:oMath>
+              <m:r>
+                <m:t>k</m:t>
+              </m:r>
+            </m:oMath>
+            <w:r>
+              <w:rPr>
+                <w:rtl/>
+              </w:rPr>
+              <w:t xml:space="preserve">​</w:t>
+            </w:r>
+          </w:p>
+        </w:tc>
+        <w:tc>
+          <w:tcPr/>
+          <w:p>
+            <w:pPr>
+              <w:pStyle w:val="Compact"/>
+              <w:bidi/>
+            </w:pPr>
+            <w:r>
+              <w:rPr>
+                <w:rtl/>
+              </w:rPr>
+              <w:t xml:space="preserve">W/(m·K)</w:t>
+            </w:r>
+          </w:p>
+        </w:tc>
+        <w:tc>
+          <w:tcPr/>
+          <w:p>
+            <w:pPr>
+              <w:pStyle w:val="Compact"/>
+              <w:bidi/>
+            </w:pPr>
+            <w:r>
+              <w:rPr>
+                <w:rtl/>
+              </w:rPr>
+              <w:t xml:space="preserve">0.246</w:t>
+            </w:r>
+          </w:p>
+        </w:tc>
+        <w:tc>
+          <w:tcPr/>
+          <w:p>
+            <w:pPr>
+              <w:pStyle w:val="Compact"/>
+              <w:bidi/>
+            </w:pPr>
+            <w:r>
+              <w:rPr>
+                <w:rtl/>
+              </w:rPr>
+              <w:t xml:space="preserve">3000</w:t>
+            </w:r>
+          </w:p>
+        </w:tc>
+      </w:tr>
+      <w:tr>
+        <w:tc>
+          <w:tcPr/>
+          <w:p>
+            <w:pPr>
+              <w:pStyle w:val="Compact"/>
+              <w:bidi/>
+            </w:pPr>
+            <w:r>
+              <w:rPr>
+                <w:rtl/>
+              </w:rPr>
+              <w:t xml:space="preserve">ظرفیت گرمایی ویژه</w:t>
+            </w:r>
+          </w:p>
+        </w:tc>
+        <w:tc>
+          <w:tcPr/>
+          <w:p>
+            <w:pPr>
+              <w:pStyle w:val="Compact"/>
+              <w:bidi/>
+            </w:pPr>
+            <m:oMath>
+              <m:r>
+                <m:t>c</m:t>
+              </m:r>
+            </m:oMath>
+            <w:r>
+              <w:rPr>
+                <w:rtl/>
+              </w:rPr>
+              <w:t xml:space="preserve">​</w:t>
+            </w:r>
+          </w:p>
+        </w:tc>
+        <w:tc>
+          <w:tcPr/>
+          <w:p>
+            <w:pPr>
+              <w:pStyle w:val="Compact"/>
+              <w:bidi/>
+            </w:pPr>
+            <w:r>
+              <w:rPr>
+                <w:rtl/>
+              </w:rPr>
+              <w:t xml:space="preserve">J/(kg·K)</w:t>
+            </w:r>
+          </w:p>
+        </w:tc>
+        <w:tc>
+          <w:tcPr/>
+          <w:p>
+            <w:pPr>
+              <w:pStyle w:val="Compact"/>
+              <w:bidi/>
+            </w:pPr>
+            <w:r>
+              <w:rPr>
+                <w:rtl/>
+              </w:rPr>
+              <w:t xml:space="preserve">1110</w:t>
+            </w:r>
+          </w:p>
+        </w:tc>
+        <w:tc>
+          <w:tcPr/>
+          <w:p>
+            <w:pPr>
+              <w:pStyle w:val="Compact"/>
+              <w:bidi/>
+            </w:pPr>
+            <w:r>
+              <w:rPr>
+                <w:rtl/>
+              </w:rPr>
+              <w:t xml:space="preserve">644</w:t>
+            </w:r>
+          </w:p>
+        </w:tc>
+      </w:tr>
+      <w:tr>
+        <w:tc>
+          <w:tcPr/>
+          <w:p>
+            <w:pPr>
+              <w:pStyle w:val="Compact"/>
+              <w:bidi/>
+            </w:pPr>
+            <w:r>
+              <w:rPr>
+                <w:rtl/>
+              </w:rPr>
+              <w:t xml:space="preserve">ضریب انبساط حرارتی</w:t>
+            </w:r>
+          </w:p>
+        </w:tc>
+        <w:tc>
+          <w:tcPr/>
+          <w:p>
+            <w:pPr>
+              <w:pStyle w:val="Compact"/>
+              <w:bidi/>
+            </w:pPr>
+            <m:oMath>
+              <m:r>
+                <m:t>α</m:t>
+              </m:r>
+            </m:oMath>
+            <w:r>
+              <w:rPr>
+                <w:rtl/>
+              </w:rPr>
+              <w:t xml:space="preserve">​</w:t>
+            </w:r>
+          </w:p>
+        </w:tc>
+        <w:tc>
+          <w:tcPr/>
+          <w:p>
+            <w:pPr>
+              <w:pStyle w:val="Compact"/>
+              <w:bidi/>
+            </w:pPr>
+            <w:r>
+              <w:rPr>
+                <w:rtl/>
+              </w:rPr>
+              <w:t xml:space="preserve">1/K</w:t>
+            </w:r>
+          </w:p>
+        </w:tc>
+        <w:tc>
+          <w:tcPr/>
+          <w:p>
+            <w:pPr>
+              <w:pStyle w:val="Compact"/>
+              <w:bidi/>
+            </w:pPr>
+            <m:oMath>
+              <m:r>
+                <m:t>60</m:t>
+              </m:r>
+              <m:r>
+                <m:rPr>
+                  <m:sty m:val="p"/>
+                </m:rPr>
+                <m:t>×</m:t>
+              </m:r>
+              <m:sSup>
+                <m:e>
+                  <m:r>
+                    <m:t>10</m:t>
+                  </m:r>
+                </m:e>
+                <m:sup>
+                  <m:r>
+                    <m:rPr>
+                      <m:sty m:val="p"/>
+                    </m:rPr>
+                    <m:t>−</m:t>
+                  </m:r>
+                  <m:r>
+                    <m:t>6</m:t>
+                  </m:r>
+                </m:sup>
+              </m:sSup>
+            </m:oMath>
+            <w:r>
+              <w:rPr>
+                <w:rtl/>
+              </w:rPr>
+              <w:t xml:space="preserve">​</w:t>
+            </w:r>
+          </w:p>
+        </w:tc>
+        <w:tc>
+          <w:tcPr/>
+          <w:p>
+            <w:pPr>
+              <w:pStyle w:val="Compact"/>
+              <w:bidi/>
+            </w:pPr>
+            <m:oMath>
+              <m:r>
+                <m:t>5</m:t>
+              </m:r>
+              <m:r>
+                <m:rPr>
+                  <m:sty m:val="p"/>
+                </m:rPr>
+                <m:t>×</m:t>
+              </m:r>
+              <m:sSup>
+                <m:e>
+                  <m:r>
+                    <m:t>10</m:t>
+                  </m:r>
+                </m:e>
+                <m:sup>
+                  <m:r>
+                    <m:rPr>
+                      <m:sty m:val="p"/>
+                    </m:rPr>
+                    <m:t>−</m:t>
+                  </m:r>
+                  <m:r>
+                    <m:t>6</m:t>
+                  </m:r>
+                </m:sup>
+              </m:sSup>
+            </m:oMath>
+            <w:r>
+              <w:rPr>
+                <w:rtl/>
+              </w:rPr>
+              <w:t xml:space="preserve">​</w:t>
+            </w:r>
+          </w:p>
+        </w:tc>
+      </w:tr>
+    </w:tbl>
+    <w:p>
+      <w:pPr>
+        <w:bidi/>
+      </w:pPr>
+      <w:r>
+        <w:rPr>
+          <w:rStyle w:val="TrackAdd"/>
+          <w:rtl/>
+        </w:rPr>
+        <w:t xml:space="preserve">با به‌کارگیریِ این مقادیر در روابط همگن‌سازیِ این بخش، در حالتِ مرجع (کسر وزنیِ گرافن</w:t>
+      </w:r>
+      <w:r>
+        <w:rPr>
+          <w:rStyle w:val="TrackAdd"/>
+          <w:rtl/>
+        </w:rPr>
+        <w:t xml:space="preserve"> </w:t>
+      </w:r>
+      <m:oMath>
+        <m:sSub>
+          <m:e>
+            <m:r>
+              <m:t>W</m:t>
+            </m:r>
+          </m:e>
+          <m:sub>
+            <m:r>
+              <m:t>G</m:t>
+            </m:r>
+            <m:r>
+              <m:t>P</m:t>
+            </m:r>
+            <m:r>
+              <m:t>L</m:t>
+            </m:r>
+          </m:sub>
+        </m:sSub>
+        <m:r>
+          <m:rPr>
+            <m:sty m:val="p"/>
+          </m:rPr>
+          <m:t>=</m:t>
+        </m:r>
+        <m:r>
+          <m:t>0.3</m:t>
+        </m:r>
+        <m:r>
+          <m:rPr>
+            <m:sty m:val="p"/>
+          </m:rPr>
+          <m:t>%</m:t>
+        </m:r>
+      </m:oMath>
+      <w:r>
+        <w:rPr>
+          <w:rStyle w:val="TrackAdd"/>
+          <w:rtl/>
+        </w:rPr>
+        <w:t xml:space="preserve"> </w:t>
+      </w:r>
+      <w:r>
+        <w:rPr>
+          <w:rStyle w:val="TrackAdd"/>
+          <w:rtl/>
+        </w:rPr>
+        <w:t xml:space="preserve">و توزیع یکنواخت) مدول یانگِ همگن‌شدهٔ کامپوزیت برابر</w:t>
+      </w:r>
+      <w:r>
+        <w:rPr>
+          <w:rStyle w:val="TrackAdd"/>
+          <w:rtl/>
+        </w:rPr>
+        <w:t xml:space="preserve"> </w:t>
+      </w:r>
+      <m:oMath>
+        <m:r>
+          <m:t>E</m:t>
+        </m:r>
+        <m:r>
+          <m:rPr>
+            <m:sty m:val="p"/>
+          </m:rPr>
+          <m:t>≈</m:t>
+        </m:r>
+        <m:r>
+          <m:t>4.433</m:t>
+        </m:r>
+      </m:oMath>
+      <w:r>
+        <w:rPr>
+          <w:rStyle w:val="TrackAdd"/>
+          <w:rtl/>
+        </w:rPr>
+        <w:t xml:space="preserve"> </w:t>
+      </w:r>
+      <w:r>
+        <w:rPr>
+          <w:rStyle w:val="TrackAdd"/>
+          <w:rtl/>
+        </w:rPr>
+        <w:t xml:space="preserve">گیگاپاسکال به‌دست می‌آید.</w:t>
+      </w:r>
+    </w:p>
+    <w:bookmarkStart w:id="16" w:name="X7c47ca30c2c361b16101e67c4123f06348ff861"/>
     <w:p>
       <w:pPr>
         <w:pStyle w:val="Heading3"/>
@@ -3013,12 +4102,14 @@
       </w:r>
       <w:r>
         <w:rPr>
+          <w:rStyle w:val="TrackAdd"/>
           <w:rtl/>
         </w:rPr>
         <w:t xml:space="preserve">نسبت‌های ابعادیِ طول‌به‌عرض</w:t>
       </w:r>
       <w:r>
         <w:rPr>
+          <w:rStyle w:val="TrackAdd"/>
           <w:rtl/>
         </w:rPr>
         <w:t xml:space="preserve"> </w:t>
@@ -3078,18 +4169,21 @@
       </m:oMath>
       <w:r>
         <w:rPr>
+          <w:rStyle w:val="TrackAdd"/>
           <w:rtl/>
         </w:rPr>
         <w:t xml:space="preserve"> </w:t>
       </w:r>
       <w:r>
         <w:rPr>
+          <w:rStyle w:val="TrackAdd"/>
           <w:rtl/>
         </w:rPr>
         <w:t xml:space="preserve">و عرض‌به‌ضخامت</w:t>
       </w:r>
       <w:r>
         <w:rPr>
+          <w:rStyle w:val="TrackAdd"/>
           <w:rtl/>
         </w:rPr>
         <w:t xml:space="preserve"> </w:t>
@@ -3149,12 +4243,14 @@
       </m:oMath>
       <w:r>
         <w:rPr>
+          <w:rStyle w:val="TrackAdd"/>
           <w:rtl/>
         </w:rPr>
         <w:t xml:space="preserve"> </w:t>
       </w:r>
       <w:r>
         <w:rPr>
+          <w:rStyle w:val="TrackAdd"/>
           <w:rtl/>
         </w:rPr>
         <w:t xml:space="preserve">برای مادهٔ مرجع اختیار شده‌اند.</w:t>
@@ -4986,7 +6082,70 @@
         <w:rPr>
           <w:rtl/>
         </w:rPr>
-        <w:t xml:space="preserve">مؤلفهٔ اتصال است. دو مؤلفهٔ</w:t>
+        <w:t xml:space="preserve">مؤلفهٔ اتصالِ هالپین–تسای است</w:t>
+      </w:r>
+      <w:r>
+        <w:rPr>
+          <w:rStyle w:val="TrackAdd"/>
+          <w:rtl/>
+        </w:rPr>
+        <w:t xml:space="preserve">که در این پژوهش</w:t>
+      </w:r>
+      <w:r>
+        <w:rPr>
+          <w:rStyle w:val="TrackAdd"/>
+          <w:rtl/>
+        </w:rPr>
+        <w:t xml:space="preserve"> </w:t>
+      </w:r>
+      <m:oMath>
+        <m:r>
+          <m:t>γ</m:t>
+        </m:r>
+        <m:r>
+          <m:rPr>
+            <m:sty m:val="p"/>
+          </m:rPr>
+          <m:t>=</m:t>
+        </m:r>
+        <m:r>
+          <m:t>1</m:t>
+        </m:r>
+        <m:r>
+          <m:rPr>
+            <m:sty m:val="p"/>
+          </m:rPr>
+          <m:t>/</m:t>
+        </m:r>
+        <m:r>
+          <m:t>2</m:t>
+        </m:r>
+      </m:oMath>
+      <w:r>
+        <w:rPr>
+          <w:rStyle w:val="TrackAdd"/>
+          <w:rtl/>
+        </w:rPr>
+        <w:t xml:space="preserve"> </w:t>
+      </w:r>
+      <w:r>
+        <w:rPr>
+          <w:rStyle w:val="TrackAdd"/>
+          <w:rtl/>
+        </w:rPr>
+        <w:t xml:space="preserve">اختیار شده است. رابطهٔ ۳-۱۴ ماهیتی پرکولاسیونی دارد؛ به این معنا که هدایت حرارتیِ شبکهٔ پلاکت‌های گرافن تنها پس از عبور از آستانهٔ پرکولاسیون (حدود ۱٪ وزنی) به‌طور چشمگیر افزایش می‌یابد.</w:t>
+      </w:r>
+      <w:r>
+        <w:rPr>
+          <w:rtl/>
+        </w:rPr>
+        <w:t xml:space="preserve"> </w:t>
+      </w:r>
+      <w:r>
+        <w:rPr>
+          <w:rtl/>
+        </w:rPr>
+        <w:t xml:space="preserve">دو مؤلفهٔ</w:t>
       </w:r>
       <w:r>
         <w:rPr>
@@ -5999,12 +7158,14 @@
       </w:pPr>
       <w:r>
         <w:rPr>
+          <w:rStyle w:val="TrackAdd"/>
           <w:rtl/>
         </w:rPr>
         <w:t xml:space="preserve">شکل ۳-۲ نمای شماتیکِ این پنج الگوی توزیع وزنیِ گرافن را در راستای ضخامت (بر حسب مختصهٔ بی‌بعدِ</w:t>
       </w:r>
       <w:r>
         <w:rPr>
+          <w:rStyle w:val="TrackAdd"/>
           <w:rtl/>
         </w:rPr>
         <w:t xml:space="preserve"> </w:t>
@@ -6016,6 +7177,7 @@
       </m:oMath>
       <w:r>
         <w:rPr>
+          <w:rStyle w:val="TrackAdd"/>
           <w:rtl/>
         </w:rPr>
         <w:t xml:space="preserve">) نشان می‌دهد.</w:t>
@@ -6026,10 +7188,46 @@
         <w:bidi/>
       </w:pPr>
       <w:r>
-        <w:rPr>
-          <w:rtl/>
-        </w:rPr>
-        <w:t xml:space="preserve">[شکل: GPL_patterns_schematic]</w:t>
+        <w:drawing>
+          <wp:inline>
+            <wp:extent cx="5334000" cy="4124442"/>
+            <wp:effectExtent b="0" l="0" r="0" t="0"/>
+            <wp:docPr descr="شکل ۳-۲" title="" id="14" name="Picture"/>
+            <a:graphic>
+              <a:graphicData uri="http://schemas.openxmlformats.org/drawingml/2006/picture">
+                <pic:pic>
+                  <pic:nvPicPr>
+                    <pic:cNvPr descr="figures_ch123/GPL_patterns_schematic.png" id="15" name="Picture"/>
+                    <pic:cNvPicPr>
+                      <a:picLocks noChangeArrowheads="1" noChangeAspect="1"/>
+                    </pic:cNvPicPr>
+                  </pic:nvPicPr>
+                  <pic:blipFill>
+                    <a:blip r:embed="rId13"/>
+                    <a:stretch>
+                      <a:fillRect/>
+                    </a:stretch>
+                  </pic:blipFill>
+                  <pic:spPr bwMode="auto">
+                    <a:xfrm>
+                      <a:off x="0" y="0"/>
+                      <a:ext cx="5334000" cy="4124442"/>
+                    </a:xfrm>
+                    <a:prstGeom prst="rect">
+                      <a:avLst/>
+                    </a:prstGeom>
+                    <a:noFill/>
+                    <a:ln w="9525">
+                      <a:noFill/>
+                      <a:headEnd/>
+                      <a:tailEnd/>
+                    </a:ln>
+                  </pic:spPr>
+                </pic:pic>
+              </a:graphicData>
+            </a:graphic>
+          </wp:inline>
+        </w:drawing>
       </w:r>
     </w:p>
     <w:p>
@@ -6038,6 +7236,7 @@
       </w:pPr>
       <w:r>
         <w:rPr>
+          <w:rStyle w:val="TrackAdd"/>
           <w:b/>
           <w:bCs/>
           <w:rtl/>
@@ -6046,6 +7245,7 @@
       </w:r>
       <w:r>
         <w:rPr>
+          <w:rStyle w:val="TrackAdd"/>
           <w:b/>
           <w:bCs/>
           <w:rtl/>
@@ -6091,6 +7291,7 @@
       </m:oMath>
       <w:r>
         <w:rPr>
+          <w:rStyle w:val="TrackAdd"/>
           <w:b/>
           <w:bCs/>
           <w:rtl/>
@@ -6099,6 +7300,7 @@
       </w:r>
       <w:r>
         <w:rPr>
+          <w:rStyle w:val="TrackAdd"/>
           <w:b/>
           <w:bCs/>
           <w:rtl/>
@@ -6107,6 +7309,7 @@
       </w:r>
       <w:r>
         <w:rPr>
+          <w:rStyle w:val="TrackAdd"/>
           <w:b/>
           <w:bCs/>
           <w:rtl/>
@@ -6168,6 +7371,7 @@
       </m:oMath>
       <w:r>
         <w:rPr>
+          <w:rStyle w:val="TrackAdd"/>
           <w:b/>
           <w:bCs/>
           <w:rtl/>
@@ -6175,8 +7379,8 @@
         <w:t xml:space="preserve">، هفت لایه).</w:t>
       </w:r>
     </w:p>
-    <w:bookmarkEnd w:id="10"/>
-    <w:bookmarkStart w:id="11" w:name="خواص-مواد-لایهای-متخلخل"/>
+    <w:bookmarkEnd w:id="16"/>
+    <w:bookmarkStart w:id="20" w:name="خواص-مواد-لایهای-متخلخل"/>
     <w:p>
       <w:pPr>
         <w:pStyle w:val="Heading3"/>
@@ -10590,12 +11794,14 @@
       </w:pPr>
       <w:r>
         <w:rPr>
+          <w:rStyle w:val="TrackAdd"/>
           <w:rtl/>
         </w:rPr>
         <w:t xml:space="preserve">در حالت مرجع، توزیع تخلخل یکنواخت (UD) با ضریب تراکم جرمِ</w:t>
       </w:r>
       <w:r>
         <w:rPr>
+          <w:rStyle w:val="TrackAdd"/>
           <w:rtl/>
         </w:rPr>
         <w:t xml:space="preserve"> </w:t>
@@ -10628,18 +11834,21 @@
       </m:oMath>
       <w:r>
         <w:rPr>
+          <w:rStyle w:val="TrackAdd"/>
           <w:rtl/>
         </w:rPr>
         <w:t xml:space="preserve"> </w:t>
       </w:r>
       <w:r>
         <w:rPr>
+          <w:rStyle w:val="TrackAdd"/>
           <w:rtl/>
         </w:rPr>
         <w:t xml:space="preserve">(تخلخل متوسط) به‌کار می‌رود؛ سه ترازِ سبک، متوسط و سنگین به‌ترتیب با</w:t>
       </w:r>
       <w:r>
         <w:rPr>
+          <w:rStyle w:val="TrackAdd"/>
           <w:rtl/>
         </w:rPr>
         <w:t xml:space="preserve"> </w:t>
@@ -10696,12 +11905,14 @@
       </m:oMath>
       <w:r>
         <w:rPr>
+          <w:rStyle w:val="TrackAdd"/>
           <w:rtl/>
         </w:rPr>
         <w:t xml:space="preserve"> </w:t>
       </w:r>
       <w:r>
         <w:rPr>
+          <w:rStyle w:val="TrackAdd"/>
           <w:rtl/>
         </w:rPr>
         <w:t xml:space="preserve">متناظرند. شکل ۳-۳ نمای شماتیکِ پنج الگوی توزیع تخلخل را در راستای ضخامت نشان می‌دهد.</w:t>
@@ -10712,10 +11923,46 @@
         <w:bidi/>
       </w:pPr>
       <w:r>
-        <w:rPr>
-          <w:rtl/>
-        </w:rPr>
-        <w:t xml:space="preserve">[شکل: porosity_patterns_schematic]</w:t>
+        <w:drawing>
+          <wp:inline>
+            <wp:extent cx="5334000" cy="3609964"/>
+            <wp:effectExtent b="0" l="0" r="0" t="0"/>
+            <wp:docPr descr="شکل ۳-۳" title="" id="18" name="Picture"/>
+            <a:graphic>
+              <a:graphicData uri="http://schemas.openxmlformats.org/drawingml/2006/picture">
+                <pic:pic>
+                  <pic:nvPicPr>
+                    <pic:cNvPr descr="figures_ch123/porosity_patterns_schematic.png" id="19" name="Picture"/>
+                    <pic:cNvPicPr>
+                      <a:picLocks noChangeArrowheads="1" noChangeAspect="1"/>
+                    </pic:cNvPicPr>
+                  </pic:nvPicPr>
+                  <pic:blipFill>
+                    <a:blip r:embed="rId17"/>
+                    <a:stretch>
+                      <a:fillRect/>
+                    </a:stretch>
+                  </pic:blipFill>
+                  <pic:spPr bwMode="auto">
+                    <a:xfrm>
+                      <a:off x="0" y="0"/>
+                      <a:ext cx="5334000" cy="3609964"/>
+                    </a:xfrm>
+                    <a:prstGeom prst="rect">
+                      <a:avLst/>
+                    </a:prstGeom>
+                    <a:noFill/>
+                    <a:ln w="9525">
+                      <a:noFill/>
+                      <a:headEnd/>
+                      <a:tailEnd/>
+                    </a:ln>
+                  </pic:spPr>
+                </pic:pic>
+              </a:graphicData>
+            </a:graphic>
+          </wp:inline>
+        </w:drawing>
       </w:r>
     </w:p>
     <w:p>
@@ -10724,6 +11971,7 @@
       </w:pPr>
       <w:r>
         <w:rPr>
+          <w:rStyle w:val="TrackAdd"/>
           <w:b/>
           <w:bCs/>
           <w:rtl/>
@@ -10732,6 +11980,7 @@
       </w:r>
       <w:r>
         <w:rPr>
+          <w:rStyle w:val="TrackAdd"/>
           <w:b/>
           <w:bCs/>
           <w:rtl/>
@@ -10793,6 +12042,7 @@
       </m:oMath>
       <w:r>
         <w:rPr>
+          <w:rStyle w:val="TrackAdd"/>
           <w:b/>
           <w:bCs/>
           <w:rtl/>
@@ -10800,9 +12050,9 @@
         <w:t xml:space="preserve">).</w:t>
       </w:r>
     </w:p>
-    <w:bookmarkEnd w:id="11"/>
-    <w:bookmarkEnd w:id="12"/>
-    <w:bookmarkStart w:id="19" w:name="بررسی-معادلات-حاکم"/>
+    <w:bookmarkEnd w:id="20"/>
+    <w:bookmarkEnd w:id="21"/>
+    <w:bookmarkStart w:id="28" w:name="بررسی-معادلات-حاکم"/>
     <w:p>
       <w:pPr>
         <w:pStyle w:val="Heading2"/>
@@ -10826,7 +12076,7 @@
         <w:t xml:space="preserve">در این بخش بنیانِ تحلیل ترموالاستیکِ استوانه‌های متخلخلِ تقویت‌شده با پلاکت‌های گرافنی تحت بار ترمو–مکانیکی بر اساس نظریهٔ لرد–شولمن بیان می‌شود. به‌علت بارگذاری حرارتی، در استوانه تنش‌های حرارتی ایجاد می‌شود؛ برای محاسبهٔ این تنش‌ها ابتدا لازم است میدان دما به دقت تعیین شود. میدان دما در این مسئله با استفاده از نظریهٔ لرد–شولمن به‌دست می‌آید. نظریهٔ لرد–شولمن یک نظریهٔ ترموالاستیسیتهٔ ممزوج است؛ به این معنی که معادلات میدان جابجایی و میدان دما به‌صورت یکپارچه حل می‌شوند.</w:t>
       </w:r>
     </w:p>
-    <w:bookmarkStart w:id="13" w:name="روابط-کرنشجابجایی"/>
+    <w:bookmarkStart w:id="22" w:name="روابط-کرنشجابجایی"/>
     <w:p>
       <w:pPr>
         <w:pStyle w:val="Heading3"/>
@@ -11613,8 +12863,8 @@
         <w:t xml:space="preserve">مؤلفه‌های تنسور کرنش‌اند.</w:t>
       </w:r>
     </w:p>
-    <w:bookmarkEnd w:id="13"/>
-    <w:bookmarkStart w:id="14" w:name="روابط-تنشکرنش"/>
+    <w:bookmarkEnd w:id="22"/>
+    <w:bookmarkStart w:id="23" w:name="روابط-تنشکرنش"/>
     <w:p>
       <w:pPr>
         <w:pStyle w:val="Heading3"/>
@@ -13781,8 +15031,8 @@
         <w:t xml:space="preserve">دمای اولیه است. استوانه در آغاز عاری از تنش‌های حرارتی و مکانیکی است.</w:t>
       </w:r>
     </w:p>
-    <w:bookmarkEnd w:id="14"/>
-    <w:bookmarkStart w:id="15" w:name="معادلات-حرکت"/>
+    <w:bookmarkEnd w:id="23"/>
+    <w:bookmarkStart w:id="24" w:name="معادلات-حرکت"/>
     <w:p>
       <w:pPr>
         <w:pStyle w:val="Heading3"/>
@@ -16205,8 +17455,8 @@
         </m:oMath>
       </m:oMathPara>
     </w:p>
-    <w:bookmarkEnd w:id="15"/>
-    <w:bookmarkStart w:id="16" w:name="معادله-بقای-انرژی-لردشولمن"/>
+    <w:bookmarkEnd w:id="24"/>
+    <w:bookmarkStart w:id="25" w:name="معادله-بقای-انرژی-لردشولمن"/>
     <w:p>
       <w:pPr>
         <w:pStyle w:val="Heading3"/>
@@ -17229,12 +18479,14 @@
       </w:r>
       <w:r>
         <w:rPr>
+          <w:rStyle w:val="TrackAdd"/>
           <w:rtl/>
         </w:rPr>
         <w:t xml:space="preserve">حضورِ عبارتِ</w:t>
       </w:r>
       <w:r>
         <w:rPr>
+          <w:rStyle w:val="TrackAdd"/>
           <w:rtl/>
         </w:rPr>
         <w:t xml:space="preserve"> </w:t>
@@ -17297,18 +18549,21 @@
       </m:oMath>
       <w:r>
         <w:rPr>
+          <w:rStyle w:val="TrackAdd"/>
           <w:rtl/>
         </w:rPr>
         <w:t xml:space="preserve"> </w:t>
       </w:r>
       <w:r>
         <w:rPr>
+          <w:rStyle w:val="TrackAdd"/>
           <w:rtl/>
         </w:rPr>
         <w:t xml:space="preserve">همان عاملی است که هدایت را هذلولوی و سرعت موج حرارتی را متناهی می‌سازد؛ با</w:t>
       </w:r>
       <w:r>
         <w:rPr>
+          <w:rStyle w:val="TrackAdd"/>
           <w:rtl/>
         </w:rPr>
         <w:t xml:space="preserve"> </w:t>
@@ -17338,12 +18593,14 @@
       </m:oMath>
       <w:r>
         <w:rPr>
+          <w:rStyle w:val="TrackAdd"/>
           <w:rtl/>
         </w:rPr>
         <w:t xml:space="preserve"> </w:t>
       </w:r>
       <w:r>
         <w:rPr>
+          <w:rStyle w:val="TrackAdd"/>
           <w:rtl/>
         </w:rPr>
         <w:t xml:space="preserve">معادله به شکل کلاسیکِ ممزوجِ فوریه بازمی‌گردد.</w:t>
@@ -17690,8 +18947,8 @@
         </m:oMath>
       </m:oMathPara>
     </w:p>
-    <w:bookmarkEnd w:id="16"/>
-    <w:bookmarkStart w:id="17" w:name="شرایط-مرزی-اولیه-و-سازگاری-مکانیکی"/>
+    <w:bookmarkEnd w:id="25"/>
+    <w:bookmarkStart w:id="26" w:name="شرایط-مرزی-اولیه-و-سازگاری-مکانیکی"/>
     <w:p>
       <w:pPr>
         <w:pStyle w:val="Heading3"/>
@@ -25065,8 +26322,8 @@
         </m:oMath>
       </m:oMathPara>
     </w:p>
-    <w:bookmarkEnd w:id="17"/>
-    <w:bookmarkStart w:id="18" w:name="شرایط-مرزی-اولیه-و-سازگاری-حرارتی"/>
+    <w:bookmarkEnd w:id="26"/>
+    <w:bookmarkStart w:id="27" w:name="شرایط-مرزی-اولیه-و-سازگاری-حرارتی"/>
     <w:p>
       <w:pPr>
         <w:pStyle w:val="Heading3"/>
@@ -26245,12 +27502,14 @@
       </w:r>
       <w:r>
         <w:rPr>
+          <w:rStyle w:val="TrackAdd"/>
           <w:rtl/>
         </w:rPr>
         <w:t xml:space="preserve">بر پایهٔ معادلهٔ ۳-۸۴، در لحظهٔ</w:t>
       </w:r>
       <w:r>
         <w:rPr>
+          <w:rStyle w:val="TrackAdd"/>
           <w:rtl/>
         </w:rPr>
         <w:t xml:space="preserve"> </w:t>
@@ -26271,18 +27530,21 @@
       </m:oMath>
       <w:r>
         <w:rPr>
+          <w:rStyle w:val="TrackAdd"/>
           <w:rtl/>
         </w:rPr>
         <w:t xml:space="preserve"> </w:t>
       </w:r>
       <w:r>
         <w:rPr>
+          <w:rStyle w:val="TrackAdd"/>
           <w:rtl/>
         </w:rPr>
         <w:t xml:space="preserve">دمای سطح داخلی برابر</w:t>
       </w:r>
       <w:r>
         <w:rPr>
+          <w:rStyle w:val="TrackAdd"/>
           <w:rtl/>
         </w:rPr>
         <w:t xml:space="preserve"> </w:t>
@@ -26327,18 +27589,21 @@
       </m:oMath>
       <w:r>
         <w:rPr>
+          <w:rStyle w:val="TrackAdd"/>
           <w:rtl/>
         </w:rPr>
         <w:t xml:space="preserve"> </w:t>
       </w:r>
       <w:r>
         <w:rPr>
+          <w:rStyle w:val="TrackAdd"/>
           <w:rtl/>
         </w:rPr>
         <w:t xml:space="preserve">کلوین است (سازگار با شرط اولیهٔ ۳-۸۶) و با گذشت زمان به‌آرامی به</w:t>
       </w:r>
       <w:r>
         <w:rPr>
+          <w:rStyle w:val="TrackAdd"/>
           <w:rtl/>
         </w:rPr>
         <w:t xml:space="preserve"> </w:t>
@@ -26386,18 +27651,21 @@
       </m:oMath>
       <w:r>
         <w:rPr>
+          <w:rStyle w:val="TrackAdd"/>
           <w:rtl/>
         </w:rPr>
         <w:t xml:space="preserve"> </w:t>
       </w:r>
       <w:r>
         <w:rPr>
+          <w:rStyle w:val="TrackAdd"/>
           <w:rtl/>
         </w:rPr>
         <w:t xml:space="preserve">کلوین می‌رسد. در حالت مرجع، دمای سطح داخلی طبق شیبِ هموارِ معادلهٔ ۳-۸۴ (با</w:t>
       </w:r>
       <w:r>
         <w:rPr>
+          <w:rStyle w:val="TrackAdd"/>
           <w:rtl/>
         </w:rPr>
         <w:t xml:space="preserve"> </w:t>
@@ -26427,18 +27695,21 @@
       </m:oMath>
       <w:r>
         <w:rPr>
+          <w:rStyle w:val="TrackAdd"/>
           <w:rtl/>
         </w:rPr>
         <w:t xml:space="preserve"> </w:t>
       </w:r>
       <w:r>
         <w:rPr>
+          <w:rStyle w:val="TrackAdd"/>
           <w:rtl/>
         </w:rPr>
         <w:t xml:space="preserve">ثانیه) از ۳۰۰ به ۶۰۰ کلوین می‌رسد، فشار داخلیِ</w:t>
       </w:r>
       <w:r>
         <w:rPr>
+          <w:rStyle w:val="TrackAdd"/>
           <w:rtl/>
         </w:rPr>
         <w:t xml:space="preserve"> </w:t>
@@ -26468,18 +27739,21 @@
       </m:oMath>
       <w:r>
         <w:rPr>
+          <w:rStyle w:val="TrackAdd"/>
           <w:rtl/>
         </w:rPr>
         <w:t xml:space="preserve"> </w:t>
       </w:r>
       <w:r>
         <w:rPr>
+          <w:rStyle w:val="TrackAdd"/>
           <w:rtl/>
         </w:rPr>
         <w:t xml:space="preserve">مگاپاسکال هم‌زمان اعمال می‌شود و سطح خارجی با محیطِ ۳۰۰ کلوین از راه</w:t>
       </w:r>
       <w:r>
         <w:rPr>
+          <w:rStyle w:val="TrackAdd"/>
           <w:rtl/>
         </w:rPr>
         <w:t xml:space="preserve"> </w:t>
@@ -26509,12 +27783,14 @@
       </m:oMath>
       <w:r>
         <w:rPr>
+          <w:rStyle w:val="TrackAdd"/>
           <w:rtl/>
         </w:rPr>
         <w:t xml:space="preserve"> </w:t>
       </w:r>
       <w:r>
         <w:rPr>
+          <w:rStyle w:val="TrackAdd"/>
           <w:rtl/>
         </w:rPr>
         <w:t xml:space="preserve">وات بر مترمربع‌کلوین تبادل گرما دارد.</w:t>
@@ -27592,9 +28868,9 @@
         </m:oMath>
       </m:oMathPara>
     </w:p>
-    <w:bookmarkEnd w:id="18"/>
-    <w:bookmarkEnd w:id="19"/>
-    <w:bookmarkStart w:id="25" w:name="گسستهسازی-معادلات-حاکم"/>
+    <w:bookmarkEnd w:id="27"/>
+    <w:bookmarkEnd w:id="28"/>
+    <w:bookmarkStart w:id="37" w:name="گسستهسازی-معادلات-حاکم"/>
     <w:p>
       <w:pPr>
         <w:pStyle w:val="Heading2"/>
@@ -27618,7 +28894,7 @@
         <w:t xml:space="preserve">در این بخش ابتدا روش دیفرانسیل کوادریچر توضیح داده می‌شود و پس از آن معادلات حرکت، معادلهٔ بقای انرژیِ لرد–شولمن، شرایط مرزیِ حرارتی و مکانیکی و شرایط سازگاریِ حرارتی و مکانیکی با استفاده از این روش گسسته می‌شوند.</w:t>
       </w:r>
     </w:p>
-    <w:bookmarkStart w:id="20" w:name="روش-دیفرانسیل-کوادریچر"/>
+    <w:bookmarkStart w:id="32" w:name="روش-دیفرانسیل-کوادریچر"/>
     <w:p>
       <w:pPr>
         <w:pStyle w:val="Heading3"/>
@@ -28295,6 +29571,7 @@
       </w:r>
       <w:r>
         <w:rPr>
+          <w:rStyle w:val="TrackAdd"/>
           <w:rtl/>
         </w:rPr>
         <w:t xml:space="preserve">شکل ۳-۴ توزیع نقاطِ چبیشف–گاوس–لوباتو را در هر دو راستا نشان می‌دهد.</w:t>
@@ -28305,10 +29582,46 @@
         <w:bidi/>
       </w:pPr>
       <w:r>
-        <w:rPr>
-          <w:rtl/>
-        </w:rPr>
-        <w:t xml:space="preserve">[شکل: DQM_nodes_schematic]</w:t>
+        <w:drawing>
+          <wp:inline>
+            <wp:extent cx="5334000" cy="2386564"/>
+            <wp:effectExtent b="0" l="0" r="0" t="0"/>
+            <wp:docPr descr="شکل ۳-۴" title="" id="30" name="Picture"/>
+            <a:graphic>
+              <a:graphicData uri="http://schemas.openxmlformats.org/drawingml/2006/picture">
+                <pic:pic>
+                  <pic:nvPicPr>
+                    <pic:cNvPr descr="figures_ch123/DQM_nodes_schematic.png" id="31" name="Picture"/>
+                    <pic:cNvPicPr>
+                      <a:picLocks noChangeArrowheads="1" noChangeAspect="1"/>
+                    </pic:cNvPicPr>
+                  </pic:nvPicPr>
+                  <pic:blipFill>
+                    <a:blip r:embed="rId29"/>
+                    <a:stretch>
+                      <a:fillRect/>
+                    </a:stretch>
+                  </pic:blipFill>
+                  <pic:spPr bwMode="auto">
+                    <a:xfrm>
+                      <a:off x="0" y="0"/>
+                      <a:ext cx="5334000" cy="2386564"/>
+                    </a:xfrm>
+                    <a:prstGeom prst="rect">
+                      <a:avLst/>
+                    </a:prstGeom>
+                    <a:noFill/>
+                    <a:ln w="9525">
+                      <a:noFill/>
+                      <a:headEnd/>
+                      <a:tailEnd/>
+                    </a:ln>
+                  </pic:spPr>
+                </pic:pic>
+              </a:graphicData>
+            </a:graphic>
+          </wp:inline>
+        </w:drawing>
       </w:r>
     </w:p>
     <w:p>
@@ -28317,14 +29630,57 @@
       </w:pPr>
       <w:r>
         <w:rPr>
+          <w:rStyle w:val="TrackAdd"/>
           <w:b/>
           <w:bCs/>
           <w:rtl/>
         </w:rPr>
-        <w:t xml:space="preserve">شکل ۳-۴: توزیع نقاطِ گره‌ایِ چبیشف–گاوس–لوباتو در راستای شعاعی (به‌تفکیک هر لایه،</w:t>
-      </w:r>
-      <w:r>
-        <w:rPr>
+        <w:t xml:space="preserve">شکل ۳-۴: توزیع نقاطِ گره‌ایِ چبیشف–گاوس–لوباتو در راستای شعاعی (به‌تفکیک هر لایه) و راستای محوری؛ برای وضوح بصری</w:t>
+      </w:r>
+      <w:r>
+        <w:rPr>
+          <w:rStyle w:val="TrackAdd"/>
+          <w:b/>
+          <w:bCs/>
+          <w:rtl/>
+        </w:rPr>
+        <w:t xml:space="preserve"> </w:t>
+      </w:r>
+      <m:oMath>
+        <m:r>
+          <m:t>N</m:t>
+        </m:r>
+        <m:r>
+          <m:rPr>
+            <m:sty m:val="p"/>
+          </m:rPr>
+          <m:t>=</m:t>
+        </m:r>
+        <m:r>
+          <m:t>9</m:t>
+        </m:r>
+      </m:oMath>
+      <w:r>
+        <w:rPr>
+          <w:rStyle w:val="TrackAdd"/>
+          <w:b/>
+          <w:bCs/>
+          <w:rtl/>
+        </w:rPr>
+        <w:t xml:space="preserve"> </w:t>
+      </w:r>
+      <w:r>
+        <w:rPr>
+          <w:rStyle w:val="TrackAdd"/>
+          <w:b/>
+          <w:bCs/>
+          <w:rtl/>
+        </w:rPr>
+        <w:t xml:space="preserve">نقطه در هر راستا نمایش داده شده است (مقدار واقعیِ به‌کاررفته در محاسبات:</w:t>
+      </w:r>
+      <w:r>
+        <w:rPr>
+          <w:rStyle w:val="TrackAdd"/>
           <w:b/>
           <w:bCs/>
           <w:rtl/>
@@ -28356,11 +29712,21 @@
       </m:oMath>
       <w:r>
         <w:rPr>
+          <w:rStyle w:val="TrackAdd"/>
           <w:b/>
           <w:bCs/>
           <w:rtl/>
         </w:rPr>
-        <w:t xml:space="preserve">) و راستای محوری (</w:t>
+        <w:t xml:space="preserve">،</w:t>
+      </w:r>
+      <w:r>
+        <w:rPr>
+          <w:rStyle w:val="TrackAdd"/>
+          <w:b/>
+          <w:bCs/>
+          <w:rtl/>
+        </w:rPr>
+        <w:t xml:space="preserve"> </w:t>
       </w:r>
       <m:oMath>
         <m:sSub>
@@ -28387,15 +29753,16 @@
       </m:oMath>
       <w:r>
         <w:rPr>
+          <w:rStyle w:val="TrackAdd"/>
           <w:b/>
           <w:bCs/>
           <w:rtl/>
         </w:rPr>
-        <w:t xml:space="preserve">)؛ تراکم نقاط در نزدیکی مرزها مشهود است.</w:t>
+        <w:t xml:space="preserve">). تراکم نقاط در نزدیکی مرزها مشهود است.</w:t>
       </w:r>
     </w:p>
-    <w:bookmarkEnd w:id="20"/>
-    <w:bookmarkStart w:id="21" w:name="معادلات-حرکت-1"/>
+    <w:bookmarkEnd w:id="32"/>
+    <w:bookmarkStart w:id="33" w:name="معادلات-حرکت-1"/>
     <w:p>
       <w:pPr>
         <w:pStyle w:val="Heading3"/>
@@ -30708,8 +32075,8 @@
         <w:t xml:space="preserve">به این دو راستا اشاره دارند.</w:t>
       </w:r>
     </w:p>
-    <w:bookmarkEnd w:id="21"/>
-    <w:bookmarkStart w:id="22" w:name="معادله-بقای-انرژی-لردشولمن-1"/>
+    <w:bookmarkEnd w:id="33"/>
+    <w:bookmarkStart w:id="34" w:name="معادله-بقای-انرژی-لردشولمن-1"/>
     <w:p>
       <w:pPr>
         <w:pStyle w:val="Heading3"/>
@@ -31692,8 +33059,8 @@
         </m:oMath>
       </m:oMathPara>
     </w:p>
-    <w:bookmarkEnd w:id="22"/>
-    <w:bookmarkStart w:id="23" w:name="شرایط-مرزی-و-سازگاری-مکانیکی"/>
+    <w:bookmarkEnd w:id="34"/>
+    <w:bookmarkStart w:id="35" w:name="شرایط-مرزی-و-سازگاری-مکانیکی"/>
     <w:p>
       <w:pPr>
         <w:pStyle w:val="Heading3"/>
@@ -38494,8 +39861,8 @@
         </m:oMath>
       </m:oMathPara>
     </w:p>
-    <w:bookmarkEnd w:id="23"/>
-    <w:bookmarkStart w:id="24" w:name="شرایط-مرزی-و-سازگاری-حرارتی"/>
+    <w:bookmarkEnd w:id="35"/>
+    <w:bookmarkStart w:id="36" w:name="شرایط-مرزی-و-سازگاری-حرارتی"/>
     <w:p>
       <w:pPr>
         <w:pStyle w:val="Heading3"/>
@@ -39939,9 +41306,9 @@
         </m:oMath>
       </m:oMathPara>
     </w:p>
-    <w:bookmarkEnd w:id="24"/>
-    <w:bookmarkEnd w:id="25"/>
-    <w:bookmarkStart w:id="26" w:name="حل-معادلات-حاکم"/>
+    <w:bookmarkEnd w:id="36"/>
+    <w:bookmarkEnd w:id="37"/>
+    <w:bookmarkStart w:id="41" w:name="حل-معادلات-حاکم"/>
     <w:p>
       <w:pPr>
         <w:pStyle w:val="Heading2"/>
@@ -40386,6 +41753,7 @@
       </w:pPr>
       <w:r>
         <w:rPr>
+          <w:rStyle w:val="TrackAdd"/>
           <w:rtl/>
         </w:rPr>
         <w:t xml:space="preserve">در این پژوهش دستگاه نیمه‌گسستهٔ ۳-۱۲۱ با روشِ گام‌به‌گامِ زمانیِ نیومارک انتگرال‌گیری می‌شود. در این روش، جابجایی و سرعت در گام زمانیِ بعد بر پایهٔ مقادیر گام جاری و شتاب دو گام به‌صورت زیر تقریب زده می‌شوند [</w:t>
@@ -40401,12 +41769,14 @@
       </w:hyperlink>
       <w:r>
         <w:rPr>
+          <w:rStyle w:val="TrackAdd"/>
           <w:rtl/>
         </w:rPr>
         <w:t xml:space="preserve">,</w:t>
       </w:r>
       <w:r>
         <w:rPr>
+          <w:rStyle w:val="TrackAdd"/>
           <w:rtl/>
         </w:rPr>
         <w:t xml:space="preserve"> </w:t>
@@ -40422,6 +41792,7 @@
       </w:hyperlink>
       <w:r>
         <w:rPr>
+          <w:rStyle w:val="TrackAdd"/>
           <w:rtl/>
         </w:rPr>
         <w:t xml:space="preserve">]:</w:t>
@@ -40955,12 +42326,14 @@
       </w:pPr>
       <w:r>
         <w:rPr>
+          <w:rStyle w:val="TrackAdd"/>
           <w:rtl/>
         </w:rPr>
         <w:t xml:space="preserve">با جایگذاریِ روابط ۳-۱۲۳ و ۳-۱۲۴ در معادلهٔ ۳-۱۲۱، دستگاهِ جبریِ زیر در هر گام زمانی برای بردار مجهولِ</w:t>
       </w:r>
       <w:r>
         <w:rPr>
+          <w:rStyle w:val="TrackAdd"/>
           <w:rtl/>
         </w:rPr>
         <w:t xml:space="preserve"> </w:t>
@@ -41008,12 +42381,14 @@
       </m:oMath>
       <w:r>
         <w:rPr>
+          <w:rStyle w:val="TrackAdd"/>
           <w:rtl/>
         </w:rPr>
         <w:t xml:space="preserve"> </w:t>
       </w:r>
       <w:r>
         <w:rPr>
+          <w:rStyle w:val="TrackAdd"/>
           <w:rtl/>
         </w:rPr>
         <w:t xml:space="preserve">حل می‌شود:</w:t>
@@ -41310,12 +42685,14 @@
       </w:pPr>
       <w:r>
         <w:rPr>
+          <w:rStyle w:val="TrackAdd"/>
           <w:rtl/>
         </w:rPr>
         <w:t xml:space="preserve">پارامترهای نیومارک در این پژوهش</w:t>
       </w:r>
       <w:r>
         <w:rPr>
+          <w:rStyle w:val="TrackAdd"/>
           <w:rtl/>
         </w:rPr>
         <w:t xml:space="preserve"> </w:t>
@@ -41345,18 +42722,21 @@
       </m:oMath>
       <w:r>
         <w:rPr>
+          <w:rStyle w:val="TrackAdd"/>
           <w:rtl/>
         </w:rPr>
         <w:t xml:space="preserve"> </w:t>
       </w:r>
       <w:r>
         <w:rPr>
+          <w:rStyle w:val="TrackAdd"/>
           <w:rtl/>
         </w:rPr>
         <w:t xml:space="preserve">و</w:t>
       </w:r>
       <w:r>
         <w:rPr>
+          <w:rStyle w:val="TrackAdd"/>
           <w:rtl/>
         </w:rPr>
         <w:t xml:space="preserve"> </w:t>
@@ -41386,18 +42766,21 @@
       </m:oMath>
       <w:r>
         <w:rPr>
+          <w:rStyle w:val="TrackAdd"/>
           <w:rtl/>
         </w:rPr>
         <w:t xml:space="preserve"> </w:t>
       </w:r>
       <w:r>
         <w:rPr>
+          <w:rStyle w:val="TrackAdd"/>
           <w:rtl/>
         </w:rPr>
         <w:t xml:space="preserve">(روش شتابِ متوسط/ذوزنقه‌ای) انتخاب شده‌اند که بدونِ‌قید پایدار، از مرتبهٔ دوم و بدون میرایی عددی است؛ گام زمانیِ</w:t>
       </w:r>
       <w:r>
         <w:rPr>
+          <w:rStyle w:val="TrackAdd"/>
           <w:rtl/>
         </w:rPr>
         <w:t xml:space="preserve"> </w:t>
@@ -41424,12 +42807,14 @@
       </m:oMath>
       <w:r>
         <w:rPr>
+          <w:rStyle w:val="TrackAdd"/>
           <w:rtl/>
         </w:rPr>
         <w:t xml:space="preserve"> </w:t>
       </w:r>
       <w:r>
         <w:rPr>
+          <w:rStyle w:val="TrackAdd"/>
           <w:rtl/>
         </w:rPr>
         <w:t xml:space="preserve">ثانیه و تحلیل تا ۳۰۰۰ ثانیه ادامه می‌یابد.</w:t>
@@ -41454,6 +42839,7 @@
       </w:r>
       <w:r>
         <w:rPr>
+          <w:rStyle w:val="TrackAdd"/>
           <w:rtl/>
         </w:rPr>
         <w:t xml:space="preserve">الگوریتم کلیِ حل در شکل ۳-۵ نشان داده شده است.</w:t>
@@ -41464,10 +42850,46 @@
         <w:bidi/>
       </w:pPr>
       <w:r>
-        <w:rPr>
-          <w:rtl/>
-        </w:rPr>
-        <w:t xml:space="preserve">[شکل: solution_flowchart]</w:t>
+        <w:drawing>
+          <wp:inline>
+            <wp:extent cx="5334000" cy="8228776"/>
+            <wp:effectExtent b="0" l="0" r="0" t="0"/>
+            <wp:docPr descr="شکل ۳-۵" title="" id="39" name="Picture"/>
+            <a:graphic>
+              <a:graphicData uri="http://schemas.openxmlformats.org/drawingml/2006/picture">
+                <pic:pic>
+                  <pic:nvPicPr>
+                    <pic:cNvPr descr="figures_ch123/solution_flowchart.png" id="40" name="Picture"/>
+                    <pic:cNvPicPr>
+                      <a:picLocks noChangeArrowheads="1" noChangeAspect="1"/>
+                    </pic:cNvPicPr>
+                  </pic:nvPicPr>
+                  <pic:blipFill>
+                    <a:blip r:embed="rId38"/>
+                    <a:stretch>
+                      <a:fillRect/>
+                    </a:stretch>
+                  </pic:blipFill>
+                  <pic:spPr bwMode="auto">
+                    <a:xfrm>
+                      <a:off x="0" y="0"/>
+                      <a:ext cx="5334000" cy="8228776"/>
+                    </a:xfrm>
+                    <a:prstGeom prst="rect">
+                      <a:avLst/>
+                    </a:prstGeom>
+                    <a:noFill/>
+                    <a:ln w="9525">
+                      <a:noFill/>
+                      <a:headEnd/>
+                      <a:tailEnd/>
+                    </a:ln>
+                  </pic:spPr>
+                </pic:pic>
+              </a:graphicData>
+            </a:graphic>
+          </wp:inline>
+        </w:drawing>
       </w:r>
     </w:p>
     <w:p>
@@ -41476,6 +42898,7 @@
       </w:pPr>
       <w:r>
         <w:rPr>
+          <w:rStyle w:val="TrackAdd"/>
           <w:b/>
           <w:bCs/>
           <w:rtl/>
@@ -41484,6 +42907,7 @@
       </w:r>
       <w:r>
         <w:rPr>
+          <w:rStyle w:val="TrackAdd"/>
           <w:b/>
           <w:bCs/>
           <w:rtl/>
@@ -41509,6 +42933,7 @@
       </m:oMath>
       <w:r>
         <w:rPr>
+          <w:rStyle w:val="TrackAdd"/>
           <w:b/>
           <w:bCs/>
           <w:rtl/>
@@ -41517,6 +42942,7 @@
       </w:r>
       <w:r>
         <w:rPr>
+          <w:rStyle w:val="TrackAdd"/>
           <w:b/>
           <w:bCs/>
           <w:rtl/>
@@ -41525,6 +42951,7 @@
       </w:r>
       <w:r>
         <w:rPr>
+          <w:rStyle w:val="TrackAdd"/>
           <w:b/>
           <w:bCs/>
           <w:rtl/>
@@ -41550,6 +42977,7 @@
       </m:oMath>
       <w:r>
         <w:rPr>
+          <w:rStyle w:val="TrackAdd"/>
           <w:b/>
           <w:bCs/>
           <w:rtl/>
@@ -41558,6 +42986,7 @@
       </w:r>
       <w:r>
         <w:rPr>
+          <w:rStyle w:val="TrackAdd"/>
           <w:b/>
           <w:bCs/>
           <w:rtl/>
@@ -41583,6 +43012,7 @@
       </m:oMath>
       <w:r>
         <w:rPr>
+          <w:rStyle w:val="TrackAdd"/>
           <w:b/>
           <w:bCs/>
           <w:rtl/>
@@ -41591,6 +43021,7 @@
       </w:r>
       <w:r>
         <w:rPr>
+          <w:rStyle w:val="TrackAdd"/>
           <w:b/>
           <w:bCs/>
           <w:rtl/>
@@ -41616,6 +43047,7 @@
       </m:oMath>
       <w:r>
         <w:rPr>
+          <w:rStyle w:val="TrackAdd"/>
           <w:b/>
           <w:bCs/>
           <w:rtl/>
@@ -41624,6 +43056,7 @@
       </w:r>
       <w:r>
         <w:rPr>
+          <w:rStyle w:val="TrackAdd"/>
           <w:b/>
           <w:bCs/>
           <w:rtl/>
@@ -41632,6 +43065,7 @@
       </w:r>
       <w:r>
         <w:rPr>
+          <w:rStyle w:val="TrackAdd"/>
           <w:b/>
           <w:bCs/>
           <w:rtl/>
@@ -41657,6 +43091,7 @@
       </m:oMath>
       <w:r>
         <w:rPr>
+          <w:rStyle w:val="TrackAdd"/>
           <w:b/>
           <w:bCs/>
           <w:rtl/>
@@ -41670,6 +43105,7 @@
       </w:pPr>
       <w:r>
         <w:rPr>
+          <w:rStyle w:val="TrackAdd"/>
           <w:rtl/>
         </w:rPr>
         <w:t xml:space="preserve">## ۳-۶. جمع‌بندی فصل</w:t>
@@ -41681,6 +43117,7 @@
       </w:pPr>
       <w:r>
         <w:rPr>
+          <w:rStyle w:val="TrackAdd"/>
           <w:rtl/>
         </w:rPr>
         <w:t xml:space="preserve">در این فصل چارچوبِ نظری و عددیِ تحلیل ترموالاستیکِ استوانهٔ توخالیِ جدارضخیمِ چندلایهٔ متخلخلِ تقویت‌شده با پلاکت‌های گرافنی، بر پایهٔ نظریهٔ ممزوجِ لرد–شولمن، به‌طور کامل تدوین شد. مهم‌ترین گام‌های این فرمول‌بندی چنین خلاصه می‌شوند:</w:t>
@@ -41692,6 +43129,7 @@
       </w:pPr>
       <w:r>
         <w:rPr>
+          <w:rStyle w:val="TrackAdd"/>
           <w:rtl/>
         </w:rPr>
         <w:t xml:space="preserve">۱. خواص مؤثرِ هر لایه با همگن‌سازیِ دو مرحله‌ای تعیین شد: مدول یانگ با نظریهٔ هالپین–تسای (معادلات ۳-۱ الی ۳-۸) و دیگر خواص با قانون مخلوط‌ها (معادلات ۳-۹ الی ۳-۱۶)، سپس اثر تخلخل با نظریهٔ سلول‌های باز (معادلات ۳-۱۸ الی ۳-۴۵) اعمال شد. پنج الگوی توزیع گرافن و پنج الگوی توزیع تخلخل (UD، O، X، V و A) در نظر گرفته شدند.</w:t>
@@ -41703,12 +43141,14 @@
       </w:pPr>
       <w:r>
         <w:rPr>
+          <w:rStyle w:val="TrackAdd"/>
           <w:rtl/>
         </w:rPr>
         <w:t xml:space="preserve">۲. معادلات حاکمِ متقارن‌محورِ استوانه — روابط کرنش–جابجایی، تنش–کرنشِ ترموالاستیک، دو معادلهٔ حرکت (شعاعی و محوری) و معادلهٔ بقای انرژیِ هذلولویِ لرد–شولمن با زمان تخفیف</w:t>
       </w:r>
       <w:r>
         <w:rPr>
+          <w:rStyle w:val="TrackAdd"/>
           <w:rtl/>
         </w:rPr>
         <w:t xml:space="preserve"> </w:t>
@@ -41729,12 +43169,14 @@
       </m:oMath>
       <w:r>
         <w:rPr>
+          <w:rStyle w:val="TrackAdd"/>
           <w:rtl/>
         </w:rPr>
         <w:t xml:space="preserve"> </w:t>
       </w:r>
       <w:r>
         <w:rPr>
+          <w:rStyle w:val="TrackAdd"/>
           <w:rtl/>
         </w:rPr>
         <w:t xml:space="preserve">— به‌همراه مجموعهٔ کاملِ شرایط مرزی، اولیه و سازگاریِ مکانیکی و حرارتی (معادلات ۳-۴۶ الی ۳-۸۹) استخراج شدند.</w:t>
@@ -41746,12 +43188,14 @@
       </w:pPr>
       <w:r>
         <w:rPr>
+          <w:rStyle w:val="TrackAdd"/>
           <w:rtl/>
         </w:rPr>
         <w:t xml:space="preserve">۳. تمامیِ مشتقات مکانی با روش دیفرانسیل کوادریچرِ لایه‌ای بر پایهٔ نقاطِ چبیشف–گاوس–لوباتو در دو راستای شعاعی و محوری گسسته شدند (معادلات ۳-۹۰ الی ۳-۱۲۰) و دستگاه نیمه‌گسستهٔ</w:t>
       </w:r>
       <w:r>
         <w:rPr>
+          <w:rStyle w:val="TrackAdd"/>
           <w:rtl/>
         </w:rPr>
         <w:t xml:space="preserve"> </w:t>
@@ -41912,18 +43356,21 @@
       </m:oMath>
       <w:r>
         <w:rPr>
+          <w:rStyle w:val="TrackAdd"/>
           <w:rtl/>
         </w:rPr>
         <w:t xml:space="preserve"> </w:t>
       </w:r>
       <w:r>
         <w:rPr>
+          <w:rStyle w:val="TrackAdd"/>
           <w:rtl/>
         </w:rPr>
         <w:t xml:space="preserve">با بردار درجات آزادیِ</w:t>
       </w:r>
       <w:r>
         <w:rPr>
+          <w:rStyle w:val="TrackAdd"/>
           <w:rtl/>
         </w:rPr>
         <w:t xml:space="preserve"> </w:t>
@@ -42016,12 +43463,14 @@
       </m:oMath>
       <w:r>
         <w:rPr>
+          <w:rStyle w:val="TrackAdd"/>
           <w:rtl/>
         </w:rPr>
         <w:t xml:space="preserve"> </w:t>
       </w:r>
       <w:r>
         <w:rPr>
+          <w:rStyle w:val="TrackAdd"/>
           <w:rtl/>
         </w:rPr>
         <w:t xml:space="preserve">مونتاژ شد.</w:t>
@@ -42033,6 +43482,7 @@
       </w:pPr>
       <w:r>
         <w:rPr>
+          <w:rStyle w:val="TrackAdd"/>
           <w:rtl/>
         </w:rPr>
         <w:t xml:space="preserve">۴. دستگاهِ حاصل با روش انتگرال‌گیریِ زمانیِ نیومارک (</w:t>
@@ -42062,12 +43512,14 @@
       </m:oMath>
       <w:r>
         <w:rPr>
+          <w:rStyle w:val="TrackAdd"/>
           <w:rtl/>
         </w:rPr>
         <w:t xml:space="preserve">،</w:t>
       </w:r>
       <w:r>
         <w:rPr>
+          <w:rStyle w:val="TrackAdd"/>
           <w:rtl/>
         </w:rPr>
         <w:t xml:space="preserve"> </w:t>
@@ -42097,12 +43549,14 @@
       </m:oMath>
       <w:r>
         <w:rPr>
+          <w:rStyle w:val="TrackAdd"/>
           <w:rtl/>
         </w:rPr>
         <w:t xml:space="preserve">؛ بدونِ‌قید پایدار و بدون میرایی عددی) و گام زمانیِ</w:t>
       </w:r>
       <w:r>
         <w:rPr>
+          <w:rStyle w:val="TrackAdd"/>
           <w:rtl/>
         </w:rPr>
         <w:t xml:space="preserve"> </w:t>
@@ -42129,18 +43583,21 @@
       </m:oMath>
       <w:r>
         <w:rPr>
+          <w:rStyle w:val="TrackAdd"/>
           <w:rtl/>
         </w:rPr>
         <w:t xml:space="preserve"> </w:t>
       </w:r>
       <w:r>
         <w:rPr>
+          <w:rStyle w:val="TrackAdd"/>
           <w:rtl/>
         </w:rPr>
         <w:t xml:space="preserve">ثانیه تا ۳۰۰۰ ثانیه حل شد. شبکهٔ نهاییِ تحلیل</w:t>
       </w:r>
       <w:r>
         <w:rPr>
+          <w:rStyle w:val="TrackAdd"/>
           <w:rtl/>
         </w:rPr>
         <w:t xml:space="preserve"> </w:t>
@@ -42170,12 +43627,14 @@
       </m:oMath>
       <w:r>
         <w:rPr>
+          <w:rStyle w:val="TrackAdd"/>
           <w:rtl/>
         </w:rPr>
         <w:t xml:space="preserve">،</w:t>
       </w:r>
       <w:r>
         <w:rPr>
+          <w:rStyle w:val="TrackAdd"/>
           <w:rtl/>
         </w:rPr>
         <w:t xml:space="preserve"> </w:t>
@@ -42205,18 +43664,21 @@
       </m:oMath>
       <w:r>
         <w:rPr>
+          <w:rStyle w:val="TrackAdd"/>
           <w:rtl/>
         </w:rPr>
         <w:t xml:space="preserve"> </w:t>
       </w:r>
       <w:r>
         <w:rPr>
+          <w:rStyle w:val="TrackAdd"/>
           <w:rtl/>
         </w:rPr>
         <w:t xml:space="preserve">و</w:t>
       </w:r>
       <w:r>
         <w:rPr>
+          <w:rStyle w:val="TrackAdd"/>
           <w:rtl/>
         </w:rPr>
         <w:t xml:space="preserve"> </w:t>
@@ -42246,12 +43708,14 @@
       </m:oMath>
       <w:r>
         <w:rPr>
+          <w:rStyle w:val="TrackAdd"/>
           <w:rtl/>
         </w:rPr>
         <w:t xml:space="preserve"> </w:t>
       </w:r>
       <w:r>
         <w:rPr>
+          <w:rStyle w:val="TrackAdd"/>
           <w:rtl/>
         </w:rPr>
         <w:t xml:space="preserve">است.</w:t>
@@ -42263,13 +43727,14 @@
       </w:pPr>
       <w:r>
         <w:rPr>
+          <w:rStyle w:val="TrackAdd"/>
           <w:rtl/>
         </w:rPr>
         <w:t xml:space="preserve">بر این اساس، در فصل چهارم نخست همگرایی و صحت‌سنجیِ این حل اثبات و سپس مطالعات پارامتریِ اثر الگوهای توزیع گرافن و تخلخل، کسر وزنی، زمان تخفیف، شرایط تکیه‌گاهی و دیگر عوامل بر میدان‌های دما، جابجایی و تنش ارائه می‌شوند.</w:t>
       </w:r>
     </w:p>
-    <w:bookmarkEnd w:id="26"/>
-    <w:bookmarkEnd w:id="27"/>
+    <w:bookmarkEnd w:id="41"/>
+    <w:bookmarkEnd w:id="42"/>
     <w:sectPr>
       <w:footnotePr>
         <w:numRestart w:val="eachSect"/>
@@ -43042,7 +44507,22 @@
       <w:color w:themeColor="accent1" w:themeShade="BF" w:val="365F91"/>
     </w:rPr>
   </w:style>
-  <w:style w:type="paragraph" w:customStyle="1" w:styleId="SourceCode">
+  <w:style w:customStyle="1" w:styleId="TrackAdd" w:type="character">
+    <w:name w:val="TrackAdd"/>
+    <w:basedOn w:val="BodyTextChar"/>
+    <w:rPr>
+      <w:color w:val="137333"/>
+    </w:rPr>
+  </w:style>
+  <w:style w:customStyle="1" w:styleId="TrackDel" w:type="character">
+    <w:name w:val="TrackDel"/>
+    <w:basedOn w:val="BodyTextChar"/>
+    <w:rPr>
+      <w:color w:val="C5221F"/>
+      <w:strike/>
+    </w:rPr>
+  </w:style>
+  <w:style w:customStyle="1" w:styleId="SourceCode" w:type="paragraph">
     <w:name w:val="Source Code"/>
     <w:basedOn w:val="Normal"/>
     <w:link w:val="VerbatimChar"/>
@@ -43050,7 +44530,7 @@
       <w:wordWrap w:val="off"/>
     </w:pPr>
   </w:style>
-  <w:style w:type="character" w:customStyle="1" w:styleId="KeywordTok">
+  <w:style w:customStyle="1" w:styleId="KeywordTok" w:type="character">
     <w:name w:val="KeywordTok"/>
     <w:basedOn w:val="VerbatimChar"/>
     <w:rPr>
@@ -43058,77 +44538,77 @@
       <w:color w:val="007020"/>
     </w:rPr>
   </w:style>
-  <w:style w:type="character" w:customStyle="1" w:styleId="DataTypeTok">
+  <w:style w:customStyle="1" w:styleId="DataTypeTok" w:type="character">
     <w:name w:val="DataTypeTok"/>
     <w:basedOn w:val="VerbatimChar"/>
     <w:rPr>
       <w:color w:val="902000"/>
     </w:rPr>
   </w:style>
-  <w:style w:type="character" w:customStyle="1" w:styleId="DecValTok">
+  <w:style w:customStyle="1" w:styleId="DecValTok" w:type="character">
     <w:name w:val="DecValTok"/>
     <w:basedOn w:val="VerbatimChar"/>
     <w:rPr>
       <w:color w:val="40a070"/>
     </w:rPr>
   </w:style>
-  <w:style w:type="character" w:customStyle="1" w:styleId="BaseNTok">
+  <w:style w:customStyle="1" w:styleId="BaseNTok" w:type="character">
     <w:name w:val="BaseNTok"/>
     <w:basedOn w:val="VerbatimChar"/>
     <w:rPr>
       <w:color w:val="40a070"/>
     </w:rPr>
   </w:style>
-  <w:style w:type="character" w:customStyle="1" w:styleId="FloatTok">
+  <w:style w:customStyle="1" w:styleId="FloatTok" w:type="character">
     <w:name w:val="FloatTok"/>
     <w:basedOn w:val="VerbatimChar"/>
     <w:rPr>
       <w:color w:val="40a070"/>
     </w:rPr>
   </w:style>
-  <w:style w:type="character" w:customStyle="1" w:styleId="ConstantTok">
+  <w:style w:customStyle="1" w:styleId="ConstantTok" w:type="character">
     <w:name w:val="ConstantTok"/>
     <w:basedOn w:val="VerbatimChar"/>
     <w:rPr>
       <w:color w:val="880000"/>
     </w:rPr>
   </w:style>
-  <w:style w:type="character" w:customStyle="1" w:styleId="CharTok">
+  <w:style w:customStyle="1" w:styleId="CharTok" w:type="character">
     <w:name w:val="CharTok"/>
     <w:basedOn w:val="VerbatimChar"/>
     <w:rPr>
       <w:color w:val="4070a0"/>
     </w:rPr>
   </w:style>
-  <w:style w:type="character" w:customStyle="1" w:styleId="SpecialCharTok">
+  <w:style w:customStyle="1" w:styleId="SpecialCharTok" w:type="character">
     <w:name w:val="SpecialCharTok"/>
     <w:basedOn w:val="VerbatimChar"/>
     <w:rPr>
       <w:color w:val="4070a0"/>
     </w:rPr>
   </w:style>
-  <w:style w:type="character" w:customStyle="1" w:styleId="StringTok">
+  <w:style w:customStyle="1" w:styleId="StringTok" w:type="character">
     <w:name w:val="StringTok"/>
     <w:basedOn w:val="VerbatimChar"/>
     <w:rPr>
       <w:color w:val="4070a0"/>
     </w:rPr>
   </w:style>
-  <w:style w:type="character" w:customStyle="1" w:styleId="VerbatimStringTok">
+  <w:style w:customStyle="1" w:styleId="VerbatimStringTok" w:type="character">
     <w:name w:val="VerbatimStringTok"/>
     <w:basedOn w:val="VerbatimChar"/>
     <w:rPr>
       <w:color w:val="4070a0"/>
     </w:rPr>
   </w:style>
-  <w:style w:type="character" w:customStyle="1" w:styleId="SpecialStringTok">
+  <w:style w:customStyle="1" w:styleId="SpecialStringTok" w:type="character">
     <w:name w:val="SpecialStringTok"/>
     <w:basedOn w:val="VerbatimChar"/>
     <w:rPr>
       <w:color w:val="bb6688"/>
     </w:rPr>
   </w:style>
-  <w:style w:type="character" w:customStyle="1" w:styleId="ImportTok">
+  <w:style w:customStyle="1" w:styleId="ImportTok" w:type="character">
     <w:name w:val="ImportTok"/>
     <w:basedOn w:val="VerbatimChar"/>
     <w:rPr>
@@ -43136,7 +44616,7 @@
       <w:color w:val="008000"/>
     </w:rPr>
   </w:style>
-  <w:style w:type="character" w:customStyle="1" w:styleId="CommentTok">
+  <w:style w:customStyle="1" w:styleId="CommentTok" w:type="character">
     <w:name w:val="CommentTok"/>
     <w:basedOn w:val="VerbatimChar"/>
     <w:rPr>
@@ -43144,7 +44624,7 @@
       <w:color w:val="60a0b0"/>
     </w:rPr>
   </w:style>
-  <w:style w:type="character" w:customStyle="1" w:styleId="DocumentationTok">
+  <w:style w:customStyle="1" w:styleId="DocumentationTok" w:type="character">
     <w:name w:val="DocumentationTok"/>
     <w:basedOn w:val="VerbatimChar"/>
     <w:rPr>
@@ -43152,7 +44632,7 @@
       <w:color w:val="ba2121"/>
     </w:rPr>
   </w:style>
-  <w:style w:type="character" w:customStyle="1" w:styleId="AnnotationTok">
+  <w:style w:customStyle="1" w:styleId="AnnotationTok" w:type="character">
     <w:name w:val="AnnotationTok"/>
     <w:basedOn w:val="VerbatimChar"/>
     <w:rPr>
@@ -43161,7 +44641,7 @@
       <w:color w:val="60a0b0"/>
     </w:rPr>
   </w:style>
-  <w:style w:type="character" w:customStyle="1" w:styleId="CommentVarTok">
+  <w:style w:customStyle="1" w:styleId="CommentVarTok" w:type="character">
     <w:name w:val="CommentVarTok"/>
     <w:basedOn w:val="VerbatimChar"/>
     <w:rPr>
@@ -43170,28 +44650,28 @@
       <w:color w:val="60a0b0"/>
     </w:rPr>
   </w:style>
-  <w:style w:type="character" w:customStyle="1" w:styleId="OtherTok">
+  <w:style w:customStyle="1" w:styleId="OtherTok" w:type="character">
     <w:name w:val="OtherTok"/>
     <w:basedOn w:val="VerbatimChar"/>
     <w:rPr>
       <w:color w:val="007020"/>
     </w:rPr>
   </w:style>
-  <w:style w:type="character" w:customStyle="1" w:styleId="FunctionTok">
+  <w:style w:customStyle="1" w:styleId="FunctionTok" w:type="character">
     <w:name w:val="FunctionTok"/>
     <w:basedOn w:val="VerbatimChar"/>
     <w:rPr>
       <w:color w:val="06287e"/>
     </w:rPr>
   </w:style>
-  <w:style w:type="character" w:customStyle="1" w:styleId="VariableTok">
+  <w:style w:customStyle="1" w:styleId="VariableTok" w:type="character">
     <w:name w:val="VariableTok"/>
     <w:basedOn w:val="VerbatimChar"/>
     <w:rPr>
       <w:color w:val="19177c"/>
     </w:rPr>
   </w:style>
-  <w:style w:type="character" w:customStyle="1" w:styleId="ControlFlowTok">
+  <w:style w:customStyle="1" w:styleId="ControlFlowTok" w:type="character">
     <w:name w:val="ControlFlowTok"/>
     <w:basedOn w:val="VerbatimChar"/>
     <w:rPr>
@@ -43199,45 +44679,45 @@
       <w:color w:val="007020"/>
     </w:rPr>
   </w:style>
-  <w:style w:type="character" w:customStyle="1" w:styleId="OperatorTok">
+  <w:style w:customStyle="1" w:styleId="OperatorTok" w:type="character">
     <w:name w:val="OperatorTok"/>
     <w:basedOn w:val="VerbatimChar"/>
     <w:rPr>
       <w:color w:val="666666"/>
     </w:rPr>
   </w:style>
-  <w:style w:type="character" w:customStyle="1" w:styleId="BuiltInTok">
+  <w:style w:customStyle="1" w:styleId="BuiltInTok" w:type="character">
     <w:name w:val="BuiltInTok"/>
     <w:basedOn w:val="VerbatimChar"/>
     <w:rPr>
       <w:color w:val="008000"/>
     </w:rPr>
   </w:style>
-  <w:style w:type="character" w:customStyle="1" w:styleId="ExtensionTok">
+  <w:style w:customStyle="1" w:styleId="ExtensionTok" w:type="character">
     <w:name w:val="ExtensionTok"/>
     <w:basedOn w:val="VerbatimChar"/>
     <w:rPr/>
   </w:style>
-  <w:style w:type="character" w:customStyle="1" w:styleId="PreprocessorTok">
+  <w:style w:customStyle="1" w:styleId="PreprocessorTok" w:type="character">
     <w:name w:val="PreprocessorTok"/>
     <w:basedOn w:val="VerbatimChar"/>
     <w:rPr>
       <w:color w:val="bc7a00"/>
     </w:rPr>
   </w:style>
-  <w:style w:type="character" w:customStyle="1" w:styleId="AttributeTok">
+  <w:style w:customStyle="1" w:styleId="AttributeTok" w:type="character">
     <w:name w:val="AttributeTok"/>
     <w:basedOn w:val="VerbatimChar"/>
     <w:rPr>
       <w:color w:val="7d9029"/>
     </w:rPr>
   </w:style>
-  <w:style w:type="character" w:customStyle="1" w:styleId="RegionMarkerTok">
+  <w:style w:customStyle="1" w:styleId="RegionMarkerTok" w:type="character">
     <w:name w:val="RegionMarkerTok"/>
     <w:basedOn w:val="VerbatimChar"/>
     <w:rPr/>
   </w:style>
-  <w:style w:type="character" w:customStyle="1" w:styleId="InformationTok">
+  <w:style w:customStyle="1" w:styleId="InformationTok" w:type="character">
     <w:name w:val="InformationTok"/>
     <w:basedOn w:val="VerbatimChar"/>
     <w:rPr>
@@ -43246,7 +44726,7 @@
       <w:color w:val="60a0b0"/>
     </w:rPr>
   </w:style>
-  <w:style w:type="character" w:customStyle="1" w:styleId="WarningTok">
+  <w:style w:customStyle="1" w:styleId="WarningTok" w:type="character">
     <w:name w:val="WarningTok"/>
     <w:basedOn w:val="VerbatimChar"/>
     <w:rPr>
@@ -43255,7 +44735,7 @@
       <w:color w:val="60a0b0"/>
     </w:rPr>
   </w:style>
-  <w:style w:type="character" w:customStyle="1" w:styleId="AlertTok">
+  <w:style w:customStyle="1" w:styleId="AlertTok" w:type="character">
     <w:name w:val="AlertTok"/>
     <w:basedOn w:val="VerbatimChar"/>
     <w:rPr>
@@ -43263,7 +44743,7 @@
       <w:color w:val="ff0000"/>
     </w:rPr>
   </w:style>
-  <w:style w:type="character" w:customStyle="1" w:styleId="ErrorTok">
+  <w:style w:customStyle="1" w:styleId="ErrorTok" w:type="character">
     <w:name w:val="ErrorTok"/>
     <w:basedOn w:val="VerbatimChar"/>
     <w:rPr>
@@ -43271,7 +44751,7 @@
       <w:color w:val="ff0000"/>
     </w:rPr>
   </w:style>
-  <w:style w:type="character" w:customStyle="1" w:styleId="NormalTok">
+  <w:style w:customStyle="1" w:styleId="NormalTok" w:type="character">
     <w:name w:val="NormalTok"/>
     <w:basedOn w:val="VerbatimChar"/>
     <w:rPr/>

--- a/claude/thesis_chapter/CHAPTER3_formulation_FA_R1_tracked.docx
+++ b/claude/thesis_chapter/CHAPTER3_formulation_FA_R1_tracked.docx
@@ -35,7 +35,6 @@
       </w:r>
       <w:r>
         <w:rPr>
-          <w:rStyle w:val="TrackAdd"/>
           <w:rtl/>
         </w:rPr>
         <w:t xml:space="preserve">سبزرنگ</w:t>
@@ -60,7 +59,7 @@
       </w:r>
       <w:r>
         <w:rPr>
-          <w:rStyle w:val="TrackDel"/>
+          <w:strike/>
           <w:rtl/>
         </w:rPr>
         <w:t xml:space="preserve">قرمز خط‌خورده</w:t>
@@ -78,7 +77,7 @@
         <w:t xml:space="preserve">= حذف‌شده (علامت‌گذاری‌شده و نگه‌داشته‌شده، نه پاک‌شده)، و متن سیاهِ ساده = متنِ نویسنده (شامل تمامِ معادلات) که بدون تغییرِ محتوایی بازتولید شده است. معادلات تخلخل طبق دستورِ نویسنده دست‌نخورده و سیاه‌اند.</w:t>
       </w:r>
     </w:p>
-    <w:bookmarkStart w:id="42" w:name="فصل-سوم-روششناسی-پژوهش"/>
+    <w:bookmarkStart w:id="27" w:name="فصل-سوم-روششناسی-پژوهش"/>
     <w:p>
       <w:pPr>
         <w:pStyle w:val="Heading1"/>
@@ -91,7 +90,7 @@
         <w:t xml:space="preserve">فصل سوم: روش‌شناسی پژوهش</w:t>
       </w:r>
     </w:p>
-    <w:bookmarkStart w:id="12" w:name="مقدمه"/>
+    <w:bookmarkStart w:id="9" w:name="مقدمه"/>
     <w:p>
       <w:pPr>
         <w:pStyle w:val="Heading2"/>
@@ -122,14 +121,13 @@
       </w:r>
       <w:r>
         <w:rPr>
-          <w:rStyle w:val="TrackDel"/>
+          <w:strike/>
           <w:rtl/>
         </w:rPr>
         <w:t xml:space="preserve">ناهمسانگرد</w:t>
       </w:r>
       <w:r>
         <w:rPr>
-          <w:rStyle w:val="TrackAdd"/>
           <w:rtl/>
         </w:rPr>
         <w:t xml:space="preserve">ناهمگن</w:t>
@@ -212,7 +210,6 @@
       </w:r>
       <w:r>
         <w:rPr>
-          <w:rStyle w:val="TrackAdd"/>
           <w:rtl/>
         </w:rPr>
         <w:t xml:space="preserve">(کاتانئو–ورنوته)</w:t>
@@ -237,14 +234,12 @@
       </w:r>
       <w:r>
         <w:rPr>
-          <w:rStyle w:val="TrackAdd"/>
           <w:rtl/>
         </w:rPr>
         <w:t xml:space="preserve">به این ترتیب پدیدهٔ «صوت دوم» با سرعت</w:t>
       </w:r>
       <w:r>
         <w:rPr>
-          <w:rStyle w:val="TrackAdd"/>
           <w:rtl/>
         </w:rPr>
         <w:t xml:space="preserve"> </w:t>
@@ -307,196 +302,18 @@
       </m:oMath>
       <w:r>
         <w:rPr>
-          <w:rStyle w:val="TrackAdd"/>
           <w:rtl/>
         </w:rPr>
         <w:t xml:space="preserve"> </w:t>
       </w:r>
       <w:r>
         <w:rPr>
-          <w:rStyle w:val="TrackAdd"/>
-          <w:rtl/>
-        </w:rPr>
-        <w:t xml:space="preserve">بازتولید می‌گردد؛ در اینجا</w:t>
-      </w:r>
-      <w:r>
-        <w:rPr>
-          <w:rStyle w:val="TrackAdd"/>
-          <w:rtl/>
-        </w:rPr>
-        <w:t xml:space="preserve"> </w:t>
-      </w:r>
-      <m:oMath>
-        <m:acc>
-          <m:accPr>
-            <m:chr m:val="̂"/>
-          </m:accPr>
-          <m:e>
-            <m:r>
-              <m:t>α</m:t>
-            </m:r>
-          </m:e>
-        </m:acc>
-        <m:r>
-          <m:rPr>
-            <m:sty m:val="p"/>
-          </m:rPr>
-          <m:t>=</m:t>
-        </m:r>
-        <m:acc>
-          <m:accPr>
-            <m:chr m:val="‾"/>
-          </m:accPr>
-          <m:e>
-            <m:r>
-              <m:t>k</m:t>
-            </m:r>
-          </m:e>
-        </m:acc>
-        <m:r>
-          <m:rPr>
-            <m:sty m:val="p"/>
-          </m:rPr>
-          <m:t>/</m:t>
-        </m:r>
-        <m:r>
-          <m:rPr>
-            <m:sty m:val="p"/>
-          </m:rPr>
-          <m:t>(</m:t>
-        </m:r>
-        <m:acc>
-          <m:accPr>
-            <m:chr m:val="‾"/>
-          </m:accPr>
-          <m:e>
-            <m:r>
-              <m:t>ρ</m:t>
-            </m:r>
-          </m:e>
-        </m:acc>
-        <m:r>
-          <m:t> </m:t>
-        </m:r>
-        <m:acc>
-          <m:accPr>
-            <m:chr m:val="‾"/>
-          </m:accPr>
-          <m:e>
-            <m:r>
-              <m:t>c</m:t>
-            </m:r>
-          </m:e>
-        </m:acc>
-        <m:r>
-          <m:rPr>
-            <m:sty m:val="p"/>
-          </m:rPr>
-          <m:t>)</m:t>
-        </m:r>
-      </m:oMath>
-      <w:r>
-        <w:rPr>
-          <w:rStyle w:val="TrackAdd"/>
-          <w:rtl/>
-        </w:rPr>
-        <w:t xml:space="preserve"> </w:t>
-      </w:r>
-      <w:r>
-        <w:rPr>
-          <w:rStyle w:val="TrackAdd"/>
-          <w:rtl/>
-        </w:rPr>
-        <w:t xml:space="preserve">نفوذپذیریِ حرارتیِ همگن‌شدهٔ کامپوزیت است (</w:t>
-      </w:r>
-      <m:oMath>
-        <m:acc>
-          <m:accPr>
-            <m:chr m:val="‾"/>
-          </m:accPr>
-          <m:e>
-            <m:r>
-              <m:t>k</m:t>
-            </m:r>
-          </m:e>
-        </m:acc>
-      </m:oMath>
-      <w:r>
-        <w:rPr>
-          <w:rStyle w:val="TrackAdd"/>
-          <w:rtl/>
-        </w:rPr>
-        <w:t xml:space="preserve">،</w:t>
-      </w:r>
-      <w:r>
-        <w:rPr>
-          <w:rStyle w:val="TrackAdd"/>
-          <w:rtl/>
-        </w:rPr>
-        <w:t xml:space="preserve"> </w:t>
-      </w:r>
-      <m:oMath>
-        <m:acc>
-          <m:accPr>
-            <m:chr m:val="‾"/>
-          </m:accPr>
-          <m:e>
-            <m:r>
-              <m:t>ρ</m:t>
-            </m:r>
-          </m:e>
-        </m:acc>
-      </m:oMath>
-      <w:r>
-        <w:rPr>
-          <w:rStyle w:val="TrackAdd"/>
-          <w:rtl/>
-        </w:rPr>
-        <w:t xml:space="preserve"> </w:t>
-      </w:r>
-      <w:r>
-        <w:rPr>
-          <w:rStyle w:val="TrackAdd"/>
-          <w:rtl/>
-        </w:rPr>
-        <w:t xml:space="preserve">و</w:t>
-      </w:r>
-      <w:r>
-        <w:rPr>
-          <w:rStyle w:val="TrackAdd"/>
-          <w:rtl/>
-        </w:rPr>
-        <w:t xml:space="preserve"> </w:t>
-      </w:r>
-      <m:oMath>
-        <m:acc>
-          <m:accPr>
-            <m:chr m:val="‾"/>
-          </m:accPr>
-          <m:e>
-            <m:r>
-              <m:t>c</m:t>
-            </m:r>
-          </m:e>
-        </m:acc>
-      </m:oMath>
-      <w:r>
-        <w:rPr>
-          <w:rStyle w:val="TrackAdd"/>
-          <w:rtl/>
-        </w:rPr>
-        <w:t xml:space="preserve"> </w:t>
-      </w:r>
-      <w:r>
-        <w:rPr>
-          <w:rStyle w:val="TrackAdd"/>
-          <w:rtl/>
-        </w:rPr>
-        <w:t xml:space="preserve">به‌ترتیب ضریب هدایت حرارتی، چگالی و ظرفیت گرمایی مؤثر). با میل کردن</w:t>
-      </w:r>
-      <w:r>
-        <w:rPr>
-          <w:rStyle w:val="TrackAdd"/>
+          <w:rtl/>
+        </w:rPr>
+        <w:t xml:space="preserve">بازتولید می‌گردد و با میل کردن</w:t>
+      </w:r>
+      <w:r>
+        <w:rPr>
           <w:rtl/>
         </w:rPr>
         <w:t xml:space="preserve"> </w:t>
@@ -526,7 +343,6 @@
       </m:oMath>
       <w:r>
         <w:rPr>
-          <w:rStyle w:val="TrackAdd"/>
           <w:rtl/>
         </w:rPr>
         <w:t xml:space="preserve">، حالت کلاسیکِ ممزوجِ فوریه بازیابی می‌شود.</w:t>
@@ -545,7 +361,12 @@
       </w:r>
       <w:r>
         <w:rPr>
-          <w:rStyle w:val="TrackAdd"/>
+          <w:rtl/>
+        </w:rPr>
+        <w:t xml:space="preserve"> </w:t>
+      </w:r>
+      <w:r>
+        <w:rPr>
           <w:rtl/>
         </w:rPr>
         <w:t xml:space="preserve">لایه‌ای</w:t>
@@ -564,7 +385,6 @@
       </w:r>
       <w:r>
         <w:rPr>
-          <w:rStyle w:val="TrackAdd"/>
           <w:rtl/>
         </w:rPr>
         <w:t xml:space="preserve">–گاوس–لوباتو</w:t>
@@ -600,14 +420,12 @@
       </w:r>
       <w:r>
         <w:rPr>
-          <w:rStyle w:val="TrackAdd"/>
           <w:rtl/>
         </w:rPr>
         <w:t xml:space="preserve">با پارامترهای</w:t>
       </w:r>
       <w:r>
         <w:rPr>
-          <w:rStyle w:val="TrackAdd"/>
           <w:rtl/>
         </w:rPr>
         <w:t xml:space="preserve"> </w:t>
@@ -637,21 +455,18 @@
       </m:oMath>
       <w:r>
         <w:rPr>
-          <w:rStyle w:val="TrackAdd"/>
           <w:rtl/>
         </w:rPr>
         <w:t xml:space="preserve"> </w:t>
       </w:r>
       <w:r>
         <w:rPr>
-          <w:rStyle w:val="TrackAdd"/>
           <w:rtl/>
         </w:rPr>
         <w:t xml:space="preserve">و</w:t>
       </w:r>
       <w:r>
         <w:rPr>
-          <w:rStyle w:val="TrackAdd"/>
           <w:rtl/>
         </w:rPr>
         <w:t xml:space="preserve"> </w:t>
@@ -681,14 +496,12 @@
       </m:oMath>
       <w:r>
         <w:rPr>
-          <w:rStyle w:val="TrackAdd"/>
           <w:rtl/>
         </w:rPr>
         <w:t xml:space="preserve"> </w:t>
       </w:r>
       <w:r>
         <w:rPr>
-          <w:rStyle w:val="TrackAdd"/>
           <w:rtl/>
         </w:rPr>
         <w:t xml:space="preserve">(شتابِ متوسط/ذوزنقه‌ای، بدون‌قید پایدار و بدون میرایی عددی)</w:t>
@@ -697,6 +510,12 @@
         <w:rPr>
           <w:rtl/>
         </w:rPr>
+        <w:t xml:space="preserve"> </w:t>
+      </w:r>
+      <w:r>
+        <w:rPr>
+          <w:rtl/>
+        </w:rPr>
         <w:t xml:space="preserve">به‌عنوان الگوریتم</w:t>
       </w:r>
       <w:r>
@@ -707,14 +526,13 @@
       </w:r>
       <w:r>
         <w:rPr>
-          <w:rStyle w:val="TrackDel"/>
+          <w:strike/>
           <w:rtl/>
         </w:rPr>
         <w:t xml:space="preserve">پایدار و کارآمد برای تحلیل زمانی سامانه</w:t>
       </w:r>
       <w:r>
         <w:rPr>
-          <w:rStyle w:val="TrackAdd"/>
           <w:rtl/>
         </w:rPr>
         <w:t xml:space="preserve">انتگرال‌گیری زمانی</w:t>
@@ -738,14 +556,12 @@
       </w:pPr>
       <w:r>
         <w:rPr>
-          <w:rStyle w:val="TrackAdd"/>
           <w:rtl/>
         </w:rPr>
         <w:t xml:space="preserve">هندسهٔ مرجعِ این پژوهش یک استوانهٔ توخالیِ جدارضخیمِ چندلایه است با شعاع داخلی</w:t>
       </w:r>
       <w:r>
         <w:rPr>
-          <w:rStyle w:val="TrackAdd"/>
           <w:rtl/>
         </w:rPr>
         <w:t xml:space="preserve"> </w:t>
@@ -775,21 +591,18 @@
       </m:oMath>
       <w:r>
         <w:rPr>
-          <w:rStyle w:val="TrackAdd"/>
           <w:rtl/>
         </w:rPr>
         <w:t xml:space="preserve"> </w:t>
       </w:r>
       <w:r>
         <w:rPr>
-          <w:rStyle w:val="TrackAdd"/>
           <w:rtl/>
         </w:rPr>
         <w:t xml:space="preserve">متر و شعاع خارجی</w:t>
       </w:r>
       <w:r>
         <w:rPr>
-          <w:rStyle w:val="TrackAdd"/>
           <w:rtl/>
         </w:rPr>
         <w:t xml:space="preserve"> </w:t>
@@ -819,21 +632,18 @@
       </m:oMath>
       <w:r>
         <w:rPr>
-          <w:rStyle w:val="TrackAdd"/>
           <w:rtl/>
         </w:rPr>
         <w:t xml:space="preserve"> </w:t>
       </w:r>
       <w:r>
         <w:rPr>
-          <w:rStyle w:val="TrackAdd"/>
           <w:rtl/>
         </w:rPr>
         <w:t xml:space="preserve">متر (نسبت شعاعی</w:t>
       </w:r>
       <w:r>
         <w:rPr>
-          <w:rStyle w:val="TrackAdd"/>
           <w:rtl/>
         </w:rPr>
         <w:t xml:space="preserve"> </w:t>
@@ -881,14 +691,12 @@
       </m:oMath>
       <w:r>
         <w:rPr>
-          <w:rStyle w:val="TrackAdd"/>
           <w:rtl/>
         </w:rPr>
         <w:t xml:space="preserve">)، ضخامت جداره</w:t>
       </w:r>
       <w:r>
         <w:rPr>
-          <w:rStyle w:val="TrackAdd"/>
           <w:rtl/>
         </w:rPr>
         <w:t xml:space="preserve"> </w:t>
@@ -945,21 +753,18 @@
       </m:oMath>
       <w:r>
         <w:rPr>
-          <w:rStyle w:val="TrackAdd"/>
           <w:rtl/>
         </w:rPr>
         <w:t xml:space="preserve"> </w:t>
       </w:r>
       <w:r>
         <w:rPr>
-          <w:rStyle w:val="TrackAdd"/>
           <w:rtl/>
         </w:rPr>
         <w:t xml:space="preserve">متر، طول</w:t>
       </w:r>
       <w:r>
         <w:rPr>
-          <w:rStyle w:val="TrackAdd"/>
           <w:rtl/>
         </w:rPr>
         <w:t xml:space="preserve"> </w:t>
@@ -980,21 +785,18 @@
       </m:oMath>
       <w:r>
         <w:rPr>
-          <w:rStyle w:val="TrackAdd"/>
           <w:rtl/>
         </w:rPr>
         <w:t xml:space="preserve"> </w:t>
       </w:r>
       <w:r>
         <w:rPr>
-          <w:rStyle w:val="TrackAdd"/>
           <w:rtl/>
         </w:rPr>
         <w:t xml:space="preserve">متر و</w:t>
       </w:r>
       <w:r>
         <w:rPr>
-          <w:rStyle w:val="TrackAdd"/>
           <w:rtl/>
         </w:rPr>
         <w:t xml:space="preserve"> </w:t>
@@ -1024,21 +826,18 @@
       </m:oMath>
       <w:r>
         <w:rPr>
-          <w:rStyle w:val="TrackAdd"/>
           <w:rtl/>
         </w:rPr>
         <w:t xml:space="preserve"> </w:t>
       </w:r>
       <w:r>
         <w:rPr>
-          <w:rStyle w:val="TrackAdd"/>
           <w:rtl/>
         </w:rPr>
         <w:t xml:space="preserve">لایه که به‌صورت لایه‌ای مدل‌سازی می‌شوند و فصل‌های مشترک آن‌ها در</w:t>
       </w:r>
       <w:r>
         <w:rPr>
-          <w:rStyle w:val="TrackAdd"/>
           <w:rtl/>
         </w:rPr>
         <w:t xml:space="preserve"> </w:t>
@@ -1068,21 +867,18 @@
       </m:oMath>
       <w:r>
         <w:rPr>
-          <w:rStyle w:val="TrackAdd"/>
           <w:rtl/>
         </w:rPr>
         <w:t xml:space="preserve"> </w:t>
       </w:r>
       <w:r>
         <w:rPr>
-          <w:rStyle w:val="TrackAdd"/>
           <w:rtl/>
         </w:rPr>
         <w:t xml:space="preserve">(با</w:t>
       </w:r>
       <w:r>
         <w:rPr>
-          <w:rStyle w:val="TrackAdd"/>
           <w:rtl/>
         </w:rPr>
         <w:t xml:space="preserve"> </w:t>
@@ -1124,14 +920,12 @@
       </m:oMath>
       <w:r>
         <w:rPr>
-          <w:rStyle w:val="TrackAdd"/>
           <w:rtl/>
         </w:rPr>
         <w:t xml:space="preserve">) قرار دارند؛ در اینجا</w:t>
       </w:r>
       <w:r>
         <w:rPr>
-          <w:rStyle w:val="TrackAdd"/>
           <w:rtl/>
         </w:rPr>
         <w:t xml:space="preserve"> </w:t>
@@ -1221,21 +1015,18 @@
       </m:oMath>
       <w:r>
         <w:rPr>
-          <w:rStyle w:val="TrackAdd"/>
           <w:rtl/>
         </w:rPr>
         <w:t xml:space="preserve"> </w:t>
       </w:r>
       <w:r>
         <w:rPr>
-          <w:rStyle w:val="TrackAdd"/>
           <w:rtl/>
         </w:rPr>
         <w:t xml:space="preserve">مختصهٔ بی‌بعدِ راستای ضخامت است. شکل ۳-۱ نمای این هندسه و دستگاه مختصات استوانه‌ای</w:t>
       </w:r>
       <w:r>
         <w:rPr>
-          <w:rStyle w:val="TrackAdd"/>
           <w:rtl/>
         </w:rPr>
         <w:t xml:space="preserve"> </w:t>
@@ -1277,14 +1068,12 @@
       </m:oMath>
       <w:r>
         <w:rPr>
-          <w:rStyle w:val="TrackAdd"/>
           <w:rtl/>
         </w:rPr>
         <w:t xml:space="preserve"> </w:t>
       </w:r>
       <w:r>
         <w:rPr>
-          <w:rStyle w:val="TrackAdd"/>
           <w:rtl/>
         </w:rPr>
         <w:t xml:space="preserve">را نشان می‌دهد.</w:t>
@@ -1295,46 +1084,10 @@
         <w:bidi/>
       </w:pPr>
       <w:r>
-        <w:drawing>
-          <wp:inline>
-            <wp:extent cx="5334000" cy="2810407"/>
-            <wp:effectExtent b="0" l="0" r="0" t="0"/>
-            <wp:docPr descr="شکل ۳-۱" title="" id="10" name="Picture"/>
-            <a:graphic>
-              <a:graphicData uri="http://schemas.openxmlformats.org/drawingml/2006/picture">
-                <pic:pic>
-                  <pic:nvPicPr>
-                    <pic:cNvPr descr="figures_ch123/geometry_schematic.png" id="11" name="Picture"/>
-                    <pic:cNvPicPr>
-                      <a:picLocks noChangeArrowheads="1" noChangeAspect="1"/>
-                    </pic:cNvPicPr>
-                  </pic:nvPicPr>
-                  <pic:blipFill>
-                    <a:blip r:embed="rId9"/>
-                    <a:stretch>
-                      <a:fillRect/>
-                    </a:stretch>
-                  </pic:blipFill>
-                  <pic:spPr bwMode="auto">
-                    <a:xfrm>
-                      <a:off x="0" y="0"/>
-                      <a:ext cx="5334000" cy="2810407"/>
-                    </a:xfrm>
-                    <a:prstGeom prst="rect">
-                      <a:avLst/>
-                    </a:prstGeom>
-                    <a:noFill/>
-                    <a:ln w="9525">
-                      <a:noFill/>
-                      <a:headEnd/>
-                      <a:tailEnd/>
-                    </a:ln>
-                  </pic:spPr>
-                </pic:pic>
-              </a:graphicData>
-            </a:graphic>
-          </wp:inline>
-        </w:drawing>
+        <w:rPr>
+          <w:rtl/>
+        </w:rPr>
+        <w:t xml:space="preserve">[شکل: geometry_schematic]</w:t>
       </w:r>
     </w:p>
     <w:p>
@@ -1343,7 +1096,6 @@
       </w:pPr>
       <w:r>
         <w:rPr>
-          <w:rStyle w:val="TrackAdd"/>
           <w:b/>
           <w:bCs/>
           <w:rtl/>
@@ -1352,7 +1104,6 @@
       </w:r>
       <w:r>
         <w:rPr>
-          <w:rStyle w:val="TrackAdd"/>
           <w:b/>
           <w:bCs/>
           <w:rtl/>
@@ -1384,7 +1135,6 @@
       </m:oMath>
       <w:r>
         <w:rPr>
-          <w:rStyle w:val="TrackAdd"/>
           <w:b/>
           <w:bCs/>
           <w:rtl/>
@@ -1393,7 +1143,6 @@
       </w:r>
       <w:r>
         <w:rPr>
-          <w:rStyle w:val="TrackAdd"/>
           <w:b/>
           <w:bCs/>
           <w:rtl/>
@@ -1402,7 +1151,6 @@
       </w:r>
       <w:r>
         <w:rPr>
-          <w:rStyle w:val="TrackAdd"/>
           <w:b/>
           <w:bCs/>
           <w:rtl/>
@@ -1434,7 +1182,6 @@
       </m:oMath>
       <w:r>
         <w:rPr>
-          <w:rStyle w:val="TrackAdd"/>
           <w:b/>
           <w:bCs/>
           <w:rtl/>
@@ -1443,7 +1190,6 @@
       </w:r>
       <w:r>
         <w:rPr>
-          <w:rStyle w:val="TrackAdd"/>
           <w:b/>
           <w:bCs/>
           <w:rtl/>
@@ -1452,7 +1198,6 @@
       </w:r>
       <w:r>
         <w:rPr>
-          <w:rStyle w:val="TrackAdd"/>
           <w:b/>
           <w:bCs/>
           <w:rtl/>
@@ -1475,7 +1220,6 @@
       </m:oMath>
       <w:r>
         <w:rPr>
-          <w:rStyle w:val="TrackAdd"/>
           <w:b/>
           <w:bCs/>
           <w:rtl/>
@@ -1484,7 +1228,6 @@
       </w:r>
       <w:r>
         <w:rPr>
-          <w:rStyle w:val="TrackAdd"/>
           <w:b/>
           <w:bCs/>
           <w:rtl/>
@@ -1493,7 +1236,6 @@
       </w:r>
       <w:r>
         <w:rPr>
-          <w:rStyle w:val="TrackAdd"/>
           <w:b/>
           <w:bCs/>
           <w:rtl/>
@@ -1516,7 +1258,6 @@
       </m:oMath>
       <w:r>
         <w:rPr>
-          <w:rStyle w:val="TrackAdd"/>
           <w:b/>
           <w:bCs/>
           <w:rtl/>
@@ -1525,7 +1266,6 @@
       </w:r>
       <w:r>
         <w:rPr>
-          <w:rStyle w:val="TrackAdd"/>
           <w:b/>
           <w:bCs/>
           <w:rtl/>
@@ -1534,7 +1274,6 @@
       </w:r>
       <w:r>
         <w:rPr>
-          <w:rStyle w:val="TrackAdd"/>
           <w:b/>
           <w:bCs/>
           <w:rtl/>
@@ -1578,7 +1317,6 @@
       </m:oMath>
       <w:r>
         <w:rPr>
-          <w:rStyle w:val="TrackAdd"/>
           <w:b/>
           <w:bCs/>
           <w:rtl/>
@@ -1587,7 +1325,6 @@
       </w:r>
       <w:r>
         <w:rPr>
-          <w:rStyle w:val="TrackAdd"/>
           <w:b/>
           <w:bCs/>
           <w:rtl/>
@@ -1596,7 +1333,6 @@
       </w:r>
       <w:r>
         <w:rPr>
-          <w:rStyle w:val="TrackAdd"/>
           <w:b/>
           <w:bCs/>
           <w:rtl/>
@@ -1628,7 +1364,6 @@
       </m:oMath>
       <w:r>
         <w:rPr>
-          <w:rStyle w:val="TrackAdd"/>
           <w:b/>
           <w:bCs/>
           <w:rtl/>
@@ -1648,7 +1383,6 @@
       </w:r>
       <w:r>
         <w:rPr>
-          <w:rStyle w:val="TrackAdd"/>
           <w:rtl/>
         </w:rPr>
         <w:t xml:space="preserve">، اولیه و سازگاری</w:t>
@@ -1673,14 +1407,13 @@
       </w:r>
       <w:r>
         <w:rPr>
-          <w:rStyle w:val="TrackDel"/>
+          <w:strike/>
           <w:rtl/>
         </w:rPr>
         <w:t xml:space="preserve">را در فصل‌های بعدی</w:t>
       </w:r>
       <w:r>
         <w:rPr>
-          <w:rStyle w:val="TrackAdd"/>
           <w:rtl/>
         </w:rPr>
         <w:t xml:space="preserve">در فصل چهارم را</w:t>
@@ -1698,8 +1431,8 @@
         <w:t xml:space="preserve">فراهم می‌سازد.</w:t>
       </w:r>
     </w:p>
-    <w:bookmarkEnd w:id="12"/>
-    <w:bookmarkStart w:id="21" w:name="Xe05dd0cdab3847df2f511e8f79932884ae716cc"/>
+    <w:bookmarkEnd w:id="9"/>
+    <w:bookmarkStart w:id="12" w:name="Xe05dd0cdab3847df2f511e8f79932884ae716cc"/>
     <w:p>
       <w:pPr>
         <w:pStyle w:val="Heading2"/>
@@ -1718,7 +1451,7 @@
       </w:pPr>
       <w:r>
         <w:rPr>
-          <w:rStyle w:val="TrackDel"/>
+          <w:strike/>
           <w:rtl/>
         </w:rPr>
         <w:t xml:space="preserve">مقدمه و توضیحات</w:t>
@@ -1736,7 +1469,12 @@
       </w:r>
       <w:r>
         <w:rPr>
-          <w:rStyle w:val="TrackAdd"/>
+          <w:rtl/>
+        </w:rPr>
+        <w:t xml:space="preserve"> </w:t>
+      </w:r>
+      <w:r>
+        <w:rPr>
           <w:rtl/>
         </w:rPr>
         <w:t xml:space="preserve">در راستای ضخامت</w:t>
@@ -1761,14 +1499,13 @@
       </w:r>
       <w:r>
         <w:rPr>
-          <w:rStyle w:val="TrackDel"/>
+          <w:strike/>
           <w:rtl/>
         </w:rPr>
         <w:t xml:space="preserve">اول الگوی</w:t>
       </w:r>
       <w:r>
         <w:rPr>
-          <w:rStyle w:val="TrackAdd"/>
           <w:rtl/>
         </w:rPr>
         <w:t xml:space="preserve">نخست</w:t>
@@ -1797,833 +1534,7 @@
         <w:t xml:space="preserve">همچنین پنج الگوی توزیع تخلخل بررسی شده است. الگوی «O» که در آن لایهٔ میانی بیشترین و لایه‌های داخلی و خارجی کمترین شدت تخلخل را دارند؛ الگوی «X» که در آن لایهٔ میانی کمترین و لایه‌های داخلی و خارجی بیشترین شدت تخلخل را دارند (الگوهای O و X نسبت به صفحهٔ میانی متقارن‌اند)؛ الگوی توزیع یکنواخت (UD) با شدت تخلخل یکسان در همهٔ لایه‌ها؛ الگوی «V» که در آن لایهٔ خارجی بیشترین و لایهٔ داخلی کمترین شدت تخلخل را دارد؛ و الگوی «A» که در آن لایهٔ داخلی بیشترین و لایهٔ خارجی کمترین شدت تخلخل را دارد.</w:t>
       </w:r>
     </w:p>
-    <w:p>
-      <w:pPr>
-        <w:bidi/>
-      </w:pPr>
-      <w:r>
-        <w:rPr>
-          <w:rStyle w:val="TrackAdd"/>
-          <w:rtl/>
-        </w:rPr>
-        <w:t xml:space="preserve">مقادیر عددیِ خواصِ مادیِ دو سازندهٔ کامپوزیت — زمینهٔ پلیمری (اپوکسی) و پلاکت گرافن (GPL) — که مبنای محاسبهٔ همهٔ خواصِ مؤثرِ لایه‌ای در روابطِ این بخش‌اند، در جدول ۳-۱ به‌همراه واحد گرد آمده‌اند [</w:t>
-      </w:r>
-      <w:hyperlink w:anchor="Xa86922ddccd19a6d69f63ef10c84043dcba083a">
-        <w:r>
-          <w:rPr>
-            <w:rStyle w:val="Hyperlink"/>
-            <w:rtl/>
-          </w:rPr>
-          <w:t xml:space="preserve">3</w:t>
-        </w:r>
-      </w:hyperlink>
-      <w:r>
-        <w:rPr>
-          <w:rStyle w:val="TrackAdd"/>
-          <w:rtl/>
-        </w:rPr>
-        <w:t xml:space="preserve">,</w:t>
-      </w:r>
-      <w:r>
-        <w:rPr>
-          <w:rStyle w:val="TrackAdd"/>
-          <w:rtl/>
-        </w:rPr>
-        <w:t xml:space="preserve"> </w:t>
-      </w:r>
-      <w:hyperlink w:anchor="Xb5a70cb6b4a7d3560c36401fce66fcaf8e06f9d">
-        <w:r>
-          <w:rPr>
-            <w:rStyle w:val="Hyperlink"/>
-            <w:rtl/>
-          </w:rPr>
-          <w:t xml:space="preserve">70</w:t>
-        </w:r>
-      </w:hyperlink>
-      <w:r>
-        <w:rPr>
-          <w:rStyle w:val="TrackAdd"/>
-          <w:rtl/>
-        </w:rPr>
-        <w:t xml:space="preserve">].</w:t>
-      </w:r>
-    </w:p>
-    <w:p>
-      <w:pPr>
-        <w:bidi/>
-      </w:pPr>
-      <w:r>
-        <w:rPr>
-          <w:rStyle w:val="TrackAdd"/>
-          <w:b/>
-          <w:bCs/>
-          <w:rtl/>
-        </w:rPr>
-        <w:t xml:space="preserve">(جدول ۳-۱ — افزوده‌شده)</w:t>
-      </w:r>
-    </w:p>
-    <w:p>
-      <w:pPr>
-        <w:bidi/>
-      </w:pPr>
-      <w:r>
-        <w:rPr>
-          <w:b/>
-          <w:bCs/>
-          <w:rtl/>
-        </w:rPr>
-        <w:t xml:space="preserve">جدول ۳-۱: خواصِ مادیِ سازنده‌های کامپوزیت — زمینهٔ پلیمری (اپوکسی) و پلاکت گرافن (GPL).</w:t>
-      </w:r>
-    </w:p>
-    <w:tbl>
-      <w:tblPr>
-        <w:tblStyle w:val="Table"/>
-        <w:tblW w:type="pct" w:w="5000"/>
-        <w:tblLayout w:type="fixed"/>
-        <w:tblLook w:firstRow="1" w:lastRow="0" w:firstColumn="0" w:lastColumn="0" w:noHBand="0" w:noVBand="0" w:val="0020"/>
-      </w:tblPr>
-      <w:tblGrid>
-        <w:gridCol w:w="1584"/>
-        <w:gridCol w:w="1584"/>
-        <w:gridCol w:w="1584"/>
-        <w:gridCol w:w="1584"/>
-        <w:gridCol w:w="1584"/>
-      </w:tblGrid>
-      <w:tr>
-        <w:trPr>
-          <w:tblHeader w:val="on"/>
-        </w:trPr>
-        <w:tc>
-          <w:tcPr/>
-          <w:p>
-            <w:pPr>
-              <w:pStyle w:val="Compact"/>
-              <w:bidi/>
-            </w:pPr>
-            <w:r>
-              <w:rPr>
-                <w:rtl/>
-              </w:rPr>
-              <w:t xml:space="preserve">خاصیت</w:t>
-            </w:r>
-          </w:p>
-        </w:tc>
-        <w:tc>
-          <w:tcPr/>
-          <w:p>
-            <w:pPr>
-              <w:pStyle w:val="Compact"/>
-              <w:bidi/>
-            </w:pPr>
-            <w:r>
-              <w:rPr>
-                <w:rtl/>
-              </w:rPr>
-              <w:t xml:space="preserve">نماد</w:t>
-            </w:r>
-          </w:p>
-        </w:tc>
-        <w:tc>
-          <w:tcPr/>
-          <w:p>
-            <w:pPr>
-              <w:pStyle w:val="Compact"/>
-              <w:bidi/>
-            </w:pPr>
-            <w:r>
-              <w:rPr>
-                <w:rtl/>
-              </w:rPr>
-              <w:t xml:space="preserve">واحد</w:t>
-            </w:r>
-          </w:p>
-        </w:tc>
-        <w:tc>
-          <w:tcPr/>
-          <w:p>
-            <w:pPr>
-              <w:pStyle w:val="Compact"/>
-              <w:bidi/>
-            </w:pPr>
-            <w:r>
-              <w:rPr>
-                <w:rtl/>
-              </w:rPr>
-              <w:t xml:space="preserve">زمینهٔ پلیمری (اپوکسی)</w:t>
-            </w:r>
-          </w:p>
-        </w:tc>
-        <w:tc>
-          <w:tcPr/>
-          <w:p>
-            <w:pPr>
-              <w:pStyle w:val="Compact"/>
-              <w:bidi/>
-            </w:pPr>
-            <w:r>
-              <w:rPr>
-                <w:rtl/>
-              </w:rPr>
-              <w:t xml:space="preserve">پلاکت گرافن (GPL)</w:t>
-            </w:r>
-          </w:p>
-        </w:tc>
-      </w:tr>
-      <w:tr>
-        <w:tc>
-          <w:tcPr/>
-          <w:p>
-            <w:pPr>
-              <w:pStyle w:val="Compact"/>
-              <w:bidi/>
-            </w:pPr>
-            <w:r>
-              <w:rPr>
-                <w:rtl/>
-              </w:rPr>
-              <w:t xml:space="preserve">مدول یانگ</w:t>
-            </w:r>
-          </w:p>
-        </w:tc>
-        <w:tc>
-          <w:tcPr/>
-          <w:p>
-            <w:pPr>
-              <w:pStyle w:val="Compact"/>
-              <w:bidi/>
-            </w:pPr>
-            <m:oMath>
-              <m:r>
-                <m:t>E</m:t>
-              </m:r>
-            </m:oMath>
-            <w:r>
-              <w:rPr>
-                <w:rtl/>
-              </w:rPr>
-              <w:t xml:space="preserve">​</w:t>
-            </w:r>
-          </w:p>
-        </w:tc>
-        <w:tc>
-          <w:tcPr/>
-          <w:p>
-            <w:pPr>
-              <w:pStyle w:val="Compact"/>
-              <w:bidi/>
-            </w:pPr>
-            <w:r>
-              <w:rPr>
-                <w:rtl/>
-              </w:rPr>
-              <w:t xml:space="preserve">GPa</w:t>
-            </w:r>
-          </w:p>
-        </w:tc>
-        <w:tc>
-          <w:tcPr/>
-          <w:p>
-            <w:pPr>
-              <w:pStyle w:val="Compact"/>
-              <w:bidi/>
-            </w:pPr>
-            <w:r>
-              <w:rPr>
-                <w:rtl/>
-              </w:rPr>
-              <w:t xml:space="preserve">3.0</w:t>
-            </w:r>
-          </w:p>
-        </w:tc>
-        <w:tc>
-          <w:tcPr/>
-          <w:p>
-            <w:pPr>
-              <w:pStyle w:val="Compact"/>
-              <w:bidi/>
-            </w:pPr>
-            <w:r>
-              <w:rPr>
-                <w:rtl/>
-              </w:rPr>
-              <w:t xml:space="preserve">1010</w:t>
-            </w:r>
-          </w:p>
-        </w:tc>
-      </w:tr>
-      <w:tr>
-        <w:tc>
-          <w:tcPr/>
-          <w:p>
-            <w:pPr>
-              <w:pStyle w:val="Compact"/>
-              <w:bidi/>
-            </w:pPr>
-            <w:r>
-              <w:rPr>
-                <w:rtl/>
-              </w:rPr>
-              <w:t xml:space="preserve">چگالی</w:t>
-            </w:r>
-          </w:p>
-        </w:tc>
-        <w:tc>
-          <w:tcPr/>
-          <w:p>
-            <w:pPr>
-              <w:pStyle w:val="Compact"/>
-              <w:bidi/>
-            </w:pPr>
-            <m:oMath>
-              <m:r>
-                <m:t>ρ</m:t>
-              </m:r>
-            </m:oMath>
-            <w:r>
-              <w:rPr>
-                <w:rtl/>
-              </w:rPr>
-              <w:t xml:space="preserve">​</w:t>
-            </w:r>
-          </w:p>
-        </w:tc>
-        <w:tc>
-          <w:tcPr/>
-          <w:p>
-            <w:pPr>
-              <w:pStyle w:val="Compact"/>
-              <w:bidi/>
-            </w:pPr>
-            <w:r>
-              <w:rPr>
-                <w:rtl/>
-              </w:rPr>
-              <w:t xml:space="preserve">kg/m³</w:t>
-            </w:r>
-          </w:p>
-        </w:tc>
-        <w:tc>
-          <w:tcPr/>
-          <w:p>
-            <w:pPr>
-              <w:pStyle w:val="Compact"/>
-              <w:bidi/>
-            </w:pPr>
-            <w:r>
-              <w:rPr>
-                <w:rtl/>
-              </w:rPr>
-              <w:t xml:space="preserve">1200</w:t>
-            </w:r>
-          </w:p>
-        </w:tc>
-        <w:tc>
-          <w:tcPr/>
-          <w:p>
-            <w:pPr>
-              <w:pStyle w:val="Compact"/>
-              <w:bidi/>
-            </w:pPr>
-            <w:r>
-              <w:rPr>
-                <w:rtl/>
-              </w:rPr>
-              <w:t xml:space="preserve">1062.5</w:t>
-            </w:r>
-          </w:p>
-        </w:tc>
-      </w:tr>
-      <w:tr>
-        <w:tc>
-          <w:tcPr/>
-          <w:p>
-            <w:pPr>
-              <w:pStyle w:val="Compact"/>
-              <w:bidi/>
-            </w:pPr>
-            <w:r>
-              <w:rPr>
-                <w:rtl/>
-              </w:rPr>
-              <w:t xml:space="preserve">نسبت پواسون</w:t>
-            </w:r>
-          </w:p>
-        </w:tc>
-        <w:tc>
-          <w:tcPr/>
-          <w:p>
-            <w:pPr>
-              <w:pStyle w:val="Compact"/>
-              <w:bidi/>
-            </w:pPr>
-            <m:oMath>
-              <m:r>
-                <m:t>ν</m:t>
-              </m:r>
-            </m:oMath>
-            <w:r>
-              <w:rPr>
-                <w:rtl/>
-              </w:rPr>
-              <w:t xml:space="preserve">​</w:t>
-            </w:r>
-          </w:p>
-        </w:tc>
-        <w:tc>
-          <w:tcPr/>
-          <w:p>
-            <w:pPr>
-              <w:pStyle w:val="Compact"/>
-              <w:bidi/>
-            </w:pPr>
-            <w:r>
-              <w:rPr>
-                <w:rtl/>
-              </w:rPr>
-              <w:t xml:space="preserve">—</w:t>
-            </w:r>
-          </w:p>
-        </w:tc>
-        <w:tc>
-          <w:tcPr/>
-          <w:p>
-            <w:pPr>
-              <w:pStyle w:val="Compact"/>
-              <w:bidi/>
-            </w:pPr>
-            <w:r>
-              <w:rPr>
-                <w:rtl/>
-              </w:rPr>
-              <w:t xml:space="preserve">0.34</w:t>
-            </w:r>
-          </w:p>
-        </w:tc>
-        <w:tc>
-          <w:tcPr/>
-          <w:p>
-            <w:pPr>
-              <w:pStyle w:val="Compact"/>
-              <w:bidi/>
-            </w:pPr>
-            <w:r>
-              <w:rPr>
-                <w:rtl/>
-              </w:rPr>
-              <w:t xml:space="preserve">0.186</w:t>
-            </w:r>
-          </w:p>
-        </w:tc>
-      </w:tr>
-      <w:tr>
-        <w:tc>
-          <w:tcPr/>
-          <w:p>
-            <w:pPr>
-              <w:pStyle w:val="Compact"/>
-              <w:bidi/>
-            </w:pPr>
-            <w:r>
-              <w:rPr>
-                <w:rtl/>
-              </w:rPr>
-              <w:t xml:space="preserve">ضریب هدایت حرارتی</w:t>
-            </w:r>
-          </w:p>
-        </w:tc>
-        <w:tc>
-          <w:tcPr/>
-          <w:p>
-            <w:pPr>
-              <w:pStyle w:val="Compact"/>
-              <w:bidi/>
-            </w:pPr>
-            <m:oMath>
-              <m:r>
-                <m:t>k</m:t>
-              </m:r>
-            </m:oMath>
-            <w:r>
-              <w:rPr>
-                <w:rtl/>
-              </w:rPr>
-              <w:t xml:space="preserve">​</w:t>
-            </w:r>
-          </w:p>
-        </w:tc>
-        <w:tc>
-          <w:tcPr/>
-          <w:p>
-            <w:pPr>
-              <w:pStyle w:val="Compact"/>
-              <w:bidi/>
-            </w:pPr>
-            <w:r>
-              <w:rPr>
-                <w:rtl/>
-              </w:rPr>
-              <w:t xml:space="preserve">W/(m·K)</w:t>
-            </w:r>
-          </w:p>
-        </w:tc>
-        <w:tc>
-          <w:tcPr/>
-          <w:p>
-            <w:pPr>
-              <w:pStyle w:val="Compact"/>
-              <w:bidi/>
-            </w:pPr>
-            <w:r>
-              <w:rPr>
-                <w:rtl/>
-              </w:rPr>
-              <w:t xml:space="preserve">0.246</w:t>
-            </w:r>
-          </w:p>
-        </w:tc>
-        <w:tc>
-          <w:tcPr/>
-          <w:p>
-            <w:pPr>
-              <w:pStyle w:val="Compact"/>
-              <w:bidi/>
-            </w:pPr>
-            <w:r>
-              <w:rPr>
-                <w:rtl/>
-              </w:rPr>
-              <w:t xml:space="preserve">3000</w:t>
-            </w:r>
-          </w:p>
-        </w:tc>
-      </w:tr>
-      <w:tr>
-        <w:tc>
-          <w:tcPr/>
-          <w:p>
-            <w:pPr>
-              <w:pStyle w:val="Compact"/>
-              <w:bidi/>
-            </w:pPr>
-            <w:r>
-              <w:rPr>
-                <w:rtl/>
-              </w:rPr>
-              <w:t xml:space="preserve">ظرفیت گرمایی ویژه</w:t>
-            </w:r>
-          </w:p>
-        </w:tc>
-        <w:tc>
-          <w:tcPr/>
-          <w:p>
-            <w:pPr>
-              <w:pStyle w:val="Compact"/>
-              <w:bidi/>
-            </w:pPr>
-            <m:oMath>
-              <m:r>
-                <m:t>c</m:t>
-              </m:r>
-            </m:oMath>
-            <w:r>
-              <w:rPr>
-                <w:rtl/>
-              </w:rPr>
-              <w:t xml:space="preserve">​</w:t>
-            </w:r>
-          </w:p>
-        </w:tc>
-        <w:tc>
-          <w:tcPr/>
-          <w:p>
-            <w:pPr>
-              <w:pStyle w:val="Compact"/>
-              <w:bidi/>
-            </w:pPr>
-            <w:r>
-              <w:rPr>
-                <w:rtl/>
-              </w:rPr>
-              <w:t xml:space="preserve">J/(kg·K)</w:t>
-            </w:r>
-          </w:p>
-        </w:tc>
-        <w:tc>
-          <w:tcPr/>
-          <w:p>
-            <w:pPr>
-              <w:pStyle w:val="Compact"/>
-              <w:bidi/>
-            </w:pPr>
-            <w:r>
-              <w:rPr>
-                <w:rtl/>
-              </w:rPr>
-              <w:t xml:space="preserve">1110</w:t>
-            </w:r>
-          </w:p>
-        </w:tc>
-        <w:tc>
-          <w:tcPr/>
-          <w:p>
-            <w:pPr>
-              <w:pStyle w:val="Compact"/>
-              <w:bidi/>
-            </w:pPr>
-            <w:r>
-              <w:rPr>
-                <w:rtl/>
-              </w:rPr>
-              <w:t xml:space="preserve">644</w:t>
-            </w:r>
-          </w:p>
-        </w:tc>
-      </w:tr>
-      <w:tr>
-        <w:tc>
-          <w:tcPr/>
-          <w:p>
-            <w:pPr>
-              <w:pStyle w:val="Compact"/>
-              <w:bidi/>
-            </w:pPr>
-            <w:r>
-              <w:rPr>
-                <w:rtl/>
-              </w:rPr>
-              <w:t xml:space="preserve">ضریب انبساط حرارتی</w:t>
-            </w:r>
-          </w:p>
-        </w:tc>
-        <w:tc>
-          <w:tcPr/>
-          <w:p>
-            <w:pPr>
-              <w:pStyle w:val="Compact"/>
-              <w:bidi/>
-            </w:pPr>
-            <m:oMath>
-              <m:r>
-                <m:t>α</m:t>
-              </m:r>
-            </m:oMath>
-            <w:r>
-              <w:rPr>
-                <w:rtl/>
-              </w:rPr>
-              <w:t xml:space="preserve">​</w:t>
-            </w:r>
-          </w:p>
-        </w:tc>
-        <w:tc>
-          <w:tcPr/>
-          <w:p>
-            <w:pPr>
-              <w:pStyle w:val="Compact"/>
-              <w:bidi/>
-            </w:pPr>
-            <w:r>
-              <w:rPr>
-                <w:rtl/>
-              </w:rPr>
-              <w:t xml:space="preserve">1/K</w:t>
-            </w:r>
-          </w:p>
-        </w:tc>
-        <w:tc>
-          <w:tcPr/>
-          <w:p>
-            <w:pPr>
-              <w:pStyle w:val="Compact"/>
-              <w:bidi/>
-            </w:pPr>
-            <m:oMath>
-              <m:r>
-                <m:t>60</m:t>
-              </m:r>
-              <m:r>
-                <m:rPr>
-                  <m:sty m:val="p"/>
-                </m:rPr>
-                <m:t>×</m:t>
-              </m:r>
-              <m:sSup>
-                <m:e>
-                  <m:r>
-                    <m:t>10</m:t>
-                  </m:r>
-                </m:e>
-                <m:sup>
-                  <m:r>
-                    <m:rPr>
-                      <m:sty m:val="p"/>
-                    </m:rPr>
-                    <m:t>−</m:t>
-                  </m:r>
-                  <m:r>
-                    <m:t>6</m:t>
-                  </m:r>
-                </m:sup>
-              </m:sSup>
-            </m:oMath>
-            <w:r>
-              <w:rPr>
-                <w:rtl/>
-              </w:rPr>
-              <w:t xml:space="preserve">​</w:t>
-            </w:r>
-          </w:p>
-        </w:tc>
-        <w:tc>
-          <w:tcPr/>
-          <w:p>
-            <w:pPr>
-              <w:pStyle w:val="Compact"/>
-              <w:bidi/>
-            </w:pPr>
-            <m:oMath>
-              <m:r>
-                <m:t>5</m:t>
-              </m:r>
-              <m:r>
-                <m:rPr>
-                  <m:sty m:val="p"/>
-                </m:rPr>
-                <m:t>×</m:t>
-              </m:r>
-              <m:sSup>
-                <m:e>
-                  <m:r>
-                    <m:t>10</m:t>
-                  </m:r>
-                </m:e>
-                <m:sup>
-                  <m:r>
-                    <m:rPr>
-                      <m:sty m:val="p"/>
-                    </m:rPr>
-                    <m:t>−</m:t>
-                  </m:r>
-                  <m:r>
-                    <m:t>6</m:t>
-                  </m:r>
-                </m:sup>
-              </m:sSup>
-            </m:oMath>
-            <w:r>
-              <w:rPr>
-                <w:rtl/>
-              </w:rPr>
-              <w:t xml:space="preserve">​</w:t>
-            </w:r>
-          </w:p>
-        </w:tc>
-      </w:tr>
-    </w:tbl>
-    <w:p>
-      <w:pPr>
-        <w:bidi/>
-      </w:pPr>
-      <w:r>
-        <w:rPr>
-          <w:rStyle w:val="TrackAdd"/>
-          <w:rtl/>
-        </w:rPr>
-        <w:t xml:space="preserve">با به‌کارگیریِ این مقادیر در روابط همگن‌سازیِ این بخش، در حالتِ مرجع (کسر وزنیِ گرافن</w:t>
-      </w:r>
-      <w:r>
-        <w:rPr>
-          <w:rStyle w:val="TrackAdd"/>
-          <w:rtl/>
-        </w:rPr>
-        <w:t xml:space="preserve"> </w:t>
-      </w:r>
-      <m:oMath>
-        <m:sSub>
-          <m:e>
-            <m:r>
-              <m:t>W</m:t>
-            </m:r>
-          </m:e>
-          <m:sub>
-            <m:r>
-              <m:t>G</m:t>
-            </m:r>
-            <m:r>
-              <m:t>P</m:t>
-            </m:r>
-            <m:r>
-              <m:t>L</m:t>
-            </m:r>
-          </m:sub>
-        </m:sSub>
-        <m:r>
-          <m:rPr>
-            <m:sty m:val="p"/>
-          </m:rPr>
-          <m:t>=</m:t>
-        </m:r>
-        <m:r>
-          <m:t>0.3</m:t>
-        </m:r>
-        <m:r>
-          <m:rPr>
-            <m:sty m:val="p"/>
-          </m:rPr>
-          <m:t>%</m:t>
-        </m:r>
-      </m:oMath>
-      <w:r>
-        <w:rPr>
-          <w:rStyle w:val="TrackAdd"/>
-          <w:rtl/>
-        </w:rPr>
-        <w:t xml:space="preserve"> </w:t>
-      </w:r>
-      <w:r>
-        <w:rPr>
-          <w:rStyle w:val="TrackAdd"/>
-          <w:rtl/>
-        </w:rPr>
-        <w:t xml:space="preserve">و توزیع یکنواخت) مدول یانگِ همگن‌شدهٔ کامپوزیت برابر</w:t>
-      </w:r>
-      <w:r>
-        <w:rPr>
-          <w:rStyle w:val="TrackAdd"/>
-          <w:rtl/>
-        </w:rPr>
-        <w:t xml:space="preserve"> </w:t>
-      </w:r>
-      <m:oMath>
-        <m:r>
-          <m:t>E</m:t>
-        </m:r>
-        <m:r>
-          <m:rPr>
-            <m:sty m:val="p"/>
-          </m:rPr>
-          <m:t>≈</m:t>
-        </m:r>
-        <m:r>
-          <m:t>4.433</m:t>
-        </m:r>
-      </m:oMath>
-      <w:r>
-        <w:rPr>
-          <w:rStyle w:val="TrackAdd"/>
-          <w:rtl/>
-        </w:rPr>
-        <w:t xml:space="preserve"> </w:t>
-      </w:r>
-      <w:r>
-        <w:rPr>
-          <w:rStyle w:val="TrackAdd"/>
-          <w:rtl/>
-        </w:rPr>
-        <w:t xml:space="preserve">گیگاپاسکال به‌دست می‌آید.</w:t>
-      </w:r>
-    </w:p>
-    <w:bookmarkStart w:id="16" w:name="X7c47ca30c2c361b16101e67c4123f06348ff861"/>
+    <w:bookmarkStart w:id="10" w:name="X7c47ca30c2c361b16101e67c4123f06348ff861"/>
     <w:p>
       <w:pPr>
         <w:pStyle w:val="Heading3"/>
@@ -4102,14 +3013,12 @@
       </w:r>
       <w:r>
         <w:rPr>
-          <w:rStyle w:val="TrackAdd"/>
           <w:rtl/>
         </w:rPr>
         <w:t xml:space="preserve">نسبت‌های ابعادیِ طول‌به‌عرض</w:t>
       </w:r>
       <w:r>
         <w:rPr>
-          <w:rStyle w:val="TrackAdd"/>
           <w:rtl/>
         </w:rPr>
         <w:t xml:space="preserve"> </w:t>
@@ -4169,21 +3078,18 @@
       </m:oMath>
       <w:r>
         <w:rPr>
-          <w:rStyle w:val="TrackAdd"/>
           <w:rtl/>
         </w:rPr>
         <w:t xml:space="preserve"> </w:t>
       </w:r>
       <w:r>
         <w:rPr>
-          <w:rStyle w:val="TrackAdd"/>
           <w:rtl/>
         </w:rPr>
         <w:t xml:space="preserve">و عرض‌به‌ضخامت</w:t>
       </w:r>
       <w:r>
         <w:rPr>
-          <w:rStyle w:val="TrackAdd"/>
           <w:rtl/>
         </w:rPr>
         <w:t xml:space="preserve"> </w:t>
@@ -4243,14 +3149,12 @@
       </m:oMath>
       <w:r>
         <w:rPr>
-          <w:rStyle w:val="TrackAdd"/>
           <w:rtl/>
         </w:rPr>
         <w:t xml:space="preserve"> </w:t>
       </w:r>
       <w:r>
         <w:rPr>
-          <w:rStyle w:val="TrackAdd"/>
           <w:rtl/>
         </w:rPr>
         <w:t xml:space="preserve">برای مادهٔ مرجع اختیار شده‌اند.</w:t>
@@ -6082,70 +4986,7 @@
         <w:rPr>
           <w:rtl/>
         </w:rPr>
-        <w:t xml:space="preserve">مؤلفهٔ اتصالِ هالپین–تسای است</w:t>
-      </w:r>
-      <w:r>
-        <w:rPr>
-          <w:rStyle w:val="TrackAdd"/>
-          <w:rtl/>
-        </w:rPr>
-        <w:t xml:space="preserve">که در این پژوهش</w:t>
-      </w:r>
-      <w:r>
-        <w:rPr>
-          <w:rStyle w:val="TrackAdd"/>
-          <w:rtl/>
-        </w:rPr>
-        <w:t xml:space="preserve"> </w:t>
-      </w:r>
-      <m:oMath>
-        <m:r>
-          <m:t>γ</m:t>
-        </m:r>
-        <m:r>
-          <m:rPr>
-            <m:sty m:val="p"/>
-          </m:rPr>
-          <m:t>=</m:t>
-        </m:r>
-        <m:r>
-          <m:t>1</m:t>
-        </m:r>
-        <m:r>
-          <m:rPr>
-            <m:sty m:val="p"/>
-          </m:rPr>
-          <m:t>/</m:t>
-        </m:r>
-        <m:r>
-          <m:t>2</m:t>
-        </m:r>
-      </m:oMath>
-      <w:r>
-        <w:rPr>
-          <w:rStyle w:val="TrackAdd"/>
-          <w:rtl/>
-        </w:rPr>
-        <w:t xml:space="preserve"> </w:t>
-      </w:r>
-      <w:r>
-        <w:rPr>
-          <w:rStyle w:val="TrackAdd"/>
-          <w:rtl/>
-        </w:rPr>
-        <w:t xml:space="preserve">اختیار شده است. رابطهٔ ۳-۱۴ ماهیتی پرکولاسیونی دارد؛ به این معنا که هدایت حرارتیِ شبکهٔ پلاکت‌های گرافن تنها پس از عبور از آستانهٔ پرکولاسیون (حدود ۱٪ وزنی) به‌طور چشمگیر افزایش می‌یابد.</w:t>
-      </w:r>
-      <w:r>
-        <w:rPr>
-          <w:rtl/>
-        </w:rPr>
-        <w:t xml:space="preserve"> </w:t>
-      </w:r>
-      <w:r>
-        <w:rPr>
-          <w:rtl/>
-        </w:rPr>
-        <w:t xml:space="preserve">دو مؤلفهٔ</w:t>
+        <w:t xml:space="preserve">مؤلفهٔ اتصال است. دو مؤلفهٔ</w:t>
       </w:r>
       <w:r>
         <w:rPr>
@@ -7158,14 +5999,12 @@
       </w:pPr>
       <w:r>
         <w:rPr>
-          <w:rStyle w:val="TrackAdd"/>
           <w:rtl/>
         </w:rPr>
         <w:t xml:space="preserve">شکل ۳-۲ نمای شماتیکِ این پنج الگوی توزیع وزنیِ گرافن را در راستای ضخامت (بر حسب مختصهٔ بی‌بعدِ</w:t>
       </w:r>
       <w:r>
         <w:rPr>
-          <w:rStyle w:val="TrackAdd"/>
           <w:rtl/>
         </w:rPr>
         <w:t xml:space="preserve"> </w:t>
@@ -7177,7 +6016,6 @@
       </m:oMath>
       <w:r>
         <w:rPr>
-          <w:rStyle w:val="TrackAdd"/>
           <w:rtl/>
         </w:rPr>
         <w:t xml:space="preserve">) نشان می‌دهد.</w:t>
@@ -7188,46 +6026,10 @@
         <w:bidi/>
       </w:pPr>
       <w:r>
-        <w:drawing>
-          <wp:inline>
-            <wp:extent cx="5334000" cy="4124442"/>
-            <wp:effectExtent b="0" l="0" r="0" t="0"/>
-            <wp:docPr descr="شکل ۳-۲" title="" id="14" name="Picture"/>
-            <a:graphic>
-              <a:graphicData uri="http://schemas.openxmlformats.org/drawingml/2006/picture">
-                <pic:pic>
-                  <pic:nvPicPr>
-                    <pic:cNvPr descr="figures_ch123/GPL_patterns_schematic.png" id="15" name="Picture"/>
-                    <pic:cNvPicPr>
-                      <a:picLocks noChangeArrowheads="1" noChangeAspect="1"/>
-                    </pic:cNvPicPr>
-                  </pic:nvPicPr>
-                  <pic:blipFill>
-                    <a:blip r:embed="rId13"/>
-                    <a:stretch>
-                      <a:fillRect/>
-                    </a:stretch>
-                  </pic:blipFill>
-                  <pic:spPr bwMode="auto">
-                    <a:xfrm>
-                      <a:off x="0" y="0"/>
-                      <a:ext cx="5334000" cy="4124442"/>
-                    </a:xfrm>
-                    <a:prstGeom prst="rect">
-                      <a:avLst/>
-                    </a:prstGeom>
-                    <a:noFill/>
-                    <a:ln w="9525">
-                      <a:noFill/>
-                      <a:headEnd/>
-                      <a:tailEnd/>
-                    </a:ln>
-                  </pic:spPr>
-                </pic:pic>
-              </a:graphicData>
-            </a:graphic>
-          </wp:inline>
-        </w:drawing>
+        <w:rPr>
+          <w:rtl/>
+        </w:rPr>
+        <w:t xml:space="preserve">[شکل: GPL_patterns_schematic]</w:t>
       </w:r>
     </w:p>
     <w:p>
@@ -7236,7 +6038,6 @@
       </w:pPr>
       <w:r>
         <w:rPr>
-          <w:rStyle w:val="TrackAdd"/>
           <w:b/>
           <w:bCs/>
           <w:rtl/>
@@ -7245,7 +6046,6 @@
       </w:r>
       <w:r>
         <w:rPr>
-          <w:rStyle w:val="TrackAdd"/>
           <w:b/>
           <w:bCs/>
           <w:rtl/>
@@ -7291,7 +6091,6 @@
       </m:oMath>
       <w:r>
         <w:rPr>
-          <w:rStyle w:val="TrackAdd"/>
           <w:b/>
           <w:bCs/>
           <w:rtl/>
@@ -7300,7 +6099,6 @@
       </w:r>
       <w:r>
         <w:rPr>
-          <w:rStyle w:val="TrackAdd"/>
           <w:b/>
           <w:bCs/>
           <w:rtl/>
@@ -7309,7 +6107,6 @@
       </w:r>
       <w:r>
         <w:rPr>
-          <w:rStyle w:val="TrackAdd"/>
           <w:b/>
           <w:bCs/>
           <w:rtl/>
@@ -7371,7 +6168,6 @@
       </m:oMath>
       <w:r>
         <w:rPr>
-          <w:rStyle w:val="TrackAdd"/>
           <w:b/>
           <w:bCs/>
           <w:rtl/>
@@ -7379,8 +6175,8 @@
         <w:t xml:space="preserve">، هفت لایه).</w:t>
       </w:r>
     </w:p>
-    <w:bookmarkEnd w:id="16"/>
-    <w:bookmarkStart w:id="20" w:name="خواص-مواد-لایهای-متخلخل"/>
+    <w:bookmarkEnd w:id="10"/>
+    <w:bookmarkStart w:id="11" w:name="خواص-مواد-لایهای-متخلخل"/>
     <w:p>
       <w:pPr>
         <w:pStyle w:val="Heading3"/>
@@ -11794,14 +10590,12 @@
       </w:pPr>
       <w:r>
         <w:rPr>
-          <w:rStyle w:val="TrackAdd"/>
           <w:rtl/>
         </w:rPr>
         <w:t xml:space="preserve">در حالت مرجع، توزیع تخلخل یکنواخت (UD) با ضریب تراکم جرمِ</w:t>
       </w:r>
       <w:r>
         <w:rPr>
-          <w:rStyle w:val="TrackAdd"/>
           <w:rtl/>
         </w:rPr>
         <w:t xml:space="preserve"> </w:t>
@@ -11834,21 +10628,18 @@
       </m:oMath>
       <w:r>
         <w:rPr>
-          <w:rStyle w:val="TrackAdd"/>
           <w:rtl/>
         </w:rPr>
         <w:t xml:space="preserve"> </w:t>
       </w:r>
       <w:r>
         <w:rPr>
-          <w:rStyle w:val="TrackAdd"/>
           <w:rtl/>
         </w:rPr>
         <w:t xml:space="preserve">(تخلخل متوسط) به‌کار می‌رود؛ سه ترازِ سبک، متوسط و سنگین به‌ترتیب با</w:t>
       </w:r>
       <w:r>
         <w:rPr>
-          <w:rStyle w:val="TrackAdd"/>
           <w:rtl/>
         </w:rPr>
         <w:t xml:space="preserve"> </w:t>
@@ -11905,14 +10696,12 @@
       </m:oMath>
       <w:r>
         <w:rPr>
-          <w:rStyle w:val="TrackAdd"/>
           <w:rtl/>
         </w:rPr>
         <w:t xml:space="preserve"> </w:t>
       </w:r>
       <w:r>
         <w:rPr>
-          <w:rStyle w:val="TrackAdd"/>
           <w:rtl/>
         </w:rPr>
         <w:t xml:space="preserve">متناظرند. شکل ۳-۳ نمای شماتیکِ پنج الگوی توزیع تخلخل را در راستای ضخامت نشان می‌دهد.</w:t>
@@ -11923,46 +10712,10 @@
         <w:bidi/>
       </w:pPr>
       <w:r>
-        <w:drawing>
-          <wp:inline>
-            <wp:extent cx="5334000" cy="3609964"/>
-            <wp:effectExtent b="0" l="0" r="0" t="0"/>
-            <wp:docPr descr="شکل ۳-۳" title="" id="18" name="Picture"/>
-            <a:graphic>
-              <a:graphicData uri="http://schemas.openxmlformats.org/drawingml/2006/picture">
-                <pic:pic>
-                  <pic:nvPicPr>
-                    <pic:cNvPr descr="figures_ch123/porosity_patterns_schematic.png" id="19" name="Picture"/>
-                    <pic:cNvPicPr>
-                      <a:picLocks noChangeArrowheads="1" noChangeAspect="1"/>
-                    </pic:cNvPicPr>
-                  </pic:nvPicPr>
-                  <pic:blipFill>
-                    <a:blip r:embed="rId17"/>
-                    <a:stretch>
-                      <a:fillRect/>
-                    </a:stretch>
-                  </pic:blipFill>
-                  <pic:spPr bwMode="auto">
-                    <a:xfrm>
-                      <a:off x="0" y="0"/>
-                      <a:ext cx="5334000" cy="3609964"/>
-                    </a:xfrm>
-                    <a:prstGeom prst="rect">
-                      <a:avLst/>
-                    </a:prstGeom>
-                    <a:noFill/>
-                    <a:ln w="9525">
-                      <a:noFill/>
-                      <a:headEnd/>
-                      <a:tailEnd/>
-                    </a:ln>
-                  </pic:spPr>
-                </pic:pic>
-              </a:graphicData>
-            </a:graphic>
-          </wp:inline>
-        </w:drawing>
+        <w:rPr>
+          <w:rtl/>
+        </w:rPr>
+        <w:t xml:space="preserve">[شکل: porosity_patterns_schematic]</w:t>
       </w:r>
     </w:p>
     <w:p>
@@ -11971,7 +10724,6 @@
       </w:pPr>
       <w:r>
         <w:rPr>
-          <w:rStyle w:val="TrackAdd"/>
           <w:b/>
           <w:bCs/>
           <w:rtl/>
@@ -11980,7 +10732,6 @@
       </w:r>
       <w:r>
         <w:rPr>
-          <w:rStyle w:val="TrackAdd"/>
           <w:b/>
           <w:bCs/>
           <w:rtl/>
@@ -12042,7 +10793,6 @@
       </m:oMath>
       <w:r>
         <w:rPr>
-          <w:rStyle w:val="TrackAdd"/>
           <w:b/>
           <w:bCs/>
           <w:rtl/>
@@ -12050,9 +10800,9 @@
         <w:t xml:space="preserve">).</w:t>
       </w:r>
     </w:p>
-    <w:bookmarkEnd w:id="20"/>
-    <w:bookmarkEnd w:id="21"/>
-    <w:bookmarkStart w:id="28" w:name="بررسی-معادلات-حاکم"/>
+    <w:bookmarkEnd w:id="11"/>
+    <w:bookmarkEnd w:id="12"/>
+    <w:bookmarkStart w:id="19" w:name="بررسی-معادلات-حاکم"/>
     <w:p>
       <w:pPr>
         <w:pStyle w:val="Heading2"/>
@@ -12076,7 +10826,7 @@
         <w:t xml:space="preserve">در این بخش بنیانِ تحلیل ترموالاستیکِ استوانه‌های متخلخلِ تقویت‌شده با پلاکت‌های گرافنی تحت بار ترمو–مکانیکی بر اساس نظریهٔ لرد–شولمن بیان می‌شود. به‌علت بارگذاری حرارتی، در استوانه تنش‌های حرارتی ایجاد می‌شود؛ برای محاسبهٔ این تنش‌ها ابتدا لازم است میدان دما به دقت تعیین شود. میدان دما در این مسئله با استفاده از نظریهٔ لرد–شولمن به‌دست می‌آید. نظریهٔ لرد–شولمن یک نظریهٔ ترموالاستیسیتهٔ ممزوج است؛ به این معنی که معادلات میدان جابجایی و میدان دما به‌صورت یکپارچه حل می‌شوند.</w:t>
       </w:r>
     </w:p>
-    <w:bookmarkStart w:id="22" w:name="روابط-کرنشجابجایی"/>
+    <w:bookmarkStart w:id="13" w:name="روابط-کرنشجابجایی"/>
     <w:p>
       <w:pPr>
         <w:pStyle w:val="Heading3"/>
@@ -12863,8 +11613,8 @@
         <w:t xml:space="preserve">مؤلفه‌های تنسور کرنش‌اند.</w:t>
       </w:r>
     </w:p>
-    <w:bookmarkEnd w:id="22"/>
-    <w:bookmarkStart w:id="23" w:name="روابط-تنشکرنش"/>
+    <w:bookmarkEnd w:id="13"/>
+    <w:bookmarkStart w:id="14" w:name="روابط-تنشکرنش"/>
     <w:p>
       <w:pPr>
         <w:pStyle w:val="Heading3"/>
@@ -15031,8 +13781,8 @@
         <w:t xml:space="preserve">دمای اولیه است. استوانه در آغاز عاری از تنش‌های حرارتی و مکانیکی است.</w:t>
       </w:r>
     </w:p>
-    <w:bookmarkEnd w:id="23"/>
-    <w:bookmarkStart w:id="24" w:name="معادلات-حرکت"/>
+    <w:bookmarkEnd w:id="14"/>
+    <w:bookmarkStart w:id="15" w:name="معادلات-حرکت"/>
     <w:p>
       <w:pPr>
         <w:pStyle w:val="Heading3"/>
@@ -17455,8 +16205,8 @@
         </m:oMath>
       </m:oMathPara>
     </w:p>
-    <w:bookmarkEnd w:id="24"/>
-    <w:bookmarkStart w:id="25" w:name="معادله-بقای-انرژی-لردشولمن"/>
+    <w:bookmarkEnd w:id="15"/>
+    <w:bookmarkStart w:id="16" w:name="معادله-بقای-انرژی-لردشولمن"/>
     <w:p>
       <w:pPr>
         <w:pStyle w:val="Heading3"/>
@@ -18479,14 +17229,12 @@
       </w:r>
       <w:r>
         <w:rPr>
-          <w:rStyle w:val="TrackAdd"/>
           <w:rtl/>
         </w:rPr>
         <w:t xml:space="preserve">حضورِ عبارتِ</w:t>
       </w:r>
       <w:r>
         <w:rPr>
-          <w:rStyle w:val="TrackAdd"/>
           <w:rtl/>
         </w:rPr>
         <w:t xml:space="preserve"> </w:t>
@@ -18549,21 +17297,18 @@
       </m:oMath>
       <w:r>
         <w:rPr>
-          <w:rStyle w:val="TrackAdd"/>
           <w:rtl/>
         </w:rPr>
         <w:t xml:space="preserve"> </w:t>
       </w:r>
       <w:r>
         <w:rPr>
-          <w:rStyle w:val="TrackAdd"/>
           <w:rtl/>
         </w:rPr>
         <w:t xml:space="preserve">همان عاملی است که هدایت را هذلولوی و سرعت موج حرارتی را متناهی می‌سازد؛ با</w:t>
       </w:r>
       <w:r>
         <w:rPr>
-          <w:rStyle w:val="TrackAdd"/>
           <w:rtl/>
         </w:rPr>
         <w:t xml:space="preserve"> </w:t>
@@ -18593,14 +17338,12 @@
       </m:oMath>
       <w:r>
         <w:rPr>
-          <w:rStyle w:val="TrackAdd"/>
           <w:rtl/>
         </w:rPr>
         <w:t xml:space="preserve"> </w:t>
       </w:r>
       <w:r>
         <w:rPr>
-          <w:rStyle w:val="TrackAdd"/>
           <w:rtl/>
         </w:rPr>
         <w:t xml:space="preserve">معادله به شکل کلاسیکِ ممزوجِ فوریه بازمی‌گردد.</w:t>
@@ -18947,8 +17690,8 @@
         </m:oMath>
       </m:oMathPara>
     </w:p>
-    <w:bookmarkEnd w:id="25"/>
-    <w:bookmarkStart w:id="26" w:name="شرایط-مرزی-اولیه-و-سازگاری-مکانیکی"/>
+    <w:bookmarkEnd w:id="16"/>
+    <w:bookmarkStart w:id="17" w:name="شرایط-مرزی-اولیه-و-سازگاری-مکانیکی"/>
     <w:p>
       <w:pPr>
         <w:pStyle w:val="Heading3"/>
@@ -26322,8 +25065,8 @@
         </m:oMath>
       </m:oMathPara>
     </w:p>
-    <w:bookmarkEnd w:id="26"/>
-    <w:bookmarkStart w:id="27" w:name="شرایط-مرزی-اولیه-و-سازگاری-حرارتی"/>
+    <w:bookmarkEnd w:id="17"/>
+    <w:bookmarkStart w:id="18" w:name="شرایط-مرزی-اولیه-و-سازگاری-حرارتی"/>
     <w:p>
       <w:pPr>
         <w:pStyle w:val="Heading3"/>
@@ -27502,14 +26245,12 @@
       </w:r>
       <w:r>
         <w:rPr>
-          <w:rStyle w:val="TrackAdd"/>
           <w:rtl/>
         </w:rPr>
         <w:t xml:space="preserve">بر پایهٔ معادلهٔ ۳-۸۴، در لحظهٔ</w:t>
       </w:r>
       <w:r>
         <w:rPr>
-          <w:rStyle w:val="TrackAdd"/>
           <w:rtl/>
         </w:rPr>
         <w:t xml:space="preserve"> </w:t>
@@ -27530,21 +26271,18 @@
       </m:oMath>
       <w:r>
         <w:rPr>
-          <w:rStyle w:val="TrackAdd"/>
           <w:rtl/>
         </w:rPr>
         <w:t xml:space="preserve"> </w:t>
       </w:r>
       <w:r>
         <w:rPr>
-          <w:rStyle w:val="TrackAdd"/>
           <w:rtl/>
         </w:rPr>
         <w:t xml:space="preserve">دمای سطح داخلی برابر</w:t>
       </w:r>
       <w:r>
         <w:rPr>
-          <w:rStyle w:val="TrackAdd"/>
           <w:rtl/>
         </w:rPr>
         <w:t xml:space="preserve"> </w:t>
@@ -27589,21 +26327,18 @@
       </m:oMath>
       <w:r>
         <w:rPr>
-          <w:rStyle w:val="TrackAdd"/>
           <w:rtl/>
         </w:rPr>
         <w:t xml:space="preserve"> </w:t>
       </w:r>
       <w:r>
         <w:rPr>
-          <w:rStyle w:val="TrackAdd"/>
           <w:rtl/>
         </w:rPr>
         <w:t xml:space="preserve">کلوین است (سازگار با شرط اولیهٔ ۳-۸۶) و با گذشت زمان به‌آرامی به</w:t>
       </w:r>
       <w:r>
         <w:rPr>
-          <w:rStyle w:val="TrackAdd"/>
           <w:rtl/>
         </w:rPr>
         <w:t xml:space="preserve"> </w:t>
@@ -27651,21 +26386,18 @@
       </m:oMath>
       <w:r>
         <w:rPr>
-          <w:rStyle w:val="TrackAdd"/>
           <w:rtl/>
         </w:rPr>
         <w:t xml:space="preserve"> </w:t>
       </w:r>
       <w:r>
         <w:rPr>
-          <w:rStyle w:val="TrackAdd"/>
           <w:rtl/>
         </w:rPr>
         <w:t xml:space="preserve">کلوین می‌رسد. در حالت مرجع، دمای سطح داخلی طبق شیبِ هموارِ معادلهٔ ۳-۸۴ (با</w:t>
       </w:r>
       <w:r>
         <w:rPr>
-          <w:rStyle w:val="TrackAdd"/>
           <w:rtl/>
         </w:rPr>
         <w:t xml:space="preserve"> </w:t>
@@ -27695,21 +26427,18 @@
       </m:oMath>
       <w:r>
         <w:rPr>
-          <w:rStyle w:val="TrackAdd"/>
           <w:rtl/>
         </w:rPr>
         <w:t xml:space="preserve"> </w:t>
       </w:r>
       <w:r>
         <w:rPr>
-          <w:rStyle w:val="TrackAdd"/>
           <w:rtl/>
         </w:rPr>
         <w:t xml:space="preserve">ثانیه) از ۳۰۰ به ۶۰۰ کلوین می‌رسد، فشار داخلیِ</w:t>
       </w:r>
       <w:r>
         <w:rPr>
-          <w:rStyle w:val="TrackAdd"/>
           <w:rtl/>
         </w:rPr>
         <w:t xml:space="preserve"> </w:t>
@@ -27739,21 +26468,18 @@
       </m:oMath>
       <w:r>
         <w:rPr>
-          <w:rStyle w:val="TrackAdd"/>
           <w:rtl/>
         </w:rPr>
         <w:t xml:space="preserve"> </w:t>
       </w:r>
       <w:r>
         <w:rPr>
-          <w:rStyle w:val="TrackAdd"/>
           <w:rtl/>
         </w:rPr>
         <w:t xml:space="preserve">مگاپاسکال هم‌زمان اعمال می‌شود و سطح خارجی با محیطِ ۳۰۰ کلوین از راه</w:t>
       </w:r>
       <w:r>
         <w:rPr>
-          <w:rStyle w:val="TrackAdd"/>
           <w:rtl/>
         </w:rPr>
         <w:t xml:space="preserve"> </w:t>
@@ -27783,14 +26509,12 @@
       </m:oMath>
       <w:r>
         <w:rPr>
-          <w:rStyle w:val="TrackAdd"/>
           <w:rtl/>
         </w:rPr>
         <w:t xml:space="preserve"> </w:t>
       </w:r>
       <w:r>
         <w:rPr>
-          <w:rStyle w:val="TrackAdd"/>
           <w:rtl/>
         </w:rPr>
         <w:t xml:space="preserve">وات بر مترمربع‌کلوین تبادل گرما دارد.</w:t>
@@ -28868,9 +27592,9 @@
         </m:oMath>
       </m:oMathPara>
     </w:p>
-    <w:bookmarkEnd w:id="27"/>
-    <w:bookmarkEnd w:id="28"/>
-    <w:bookmarkStart w:id="37" w:name="گسستهسازی-معادلات-حاکم"/>
+    <w:bookmarkEnd w:id="18"/>
+    <w:bookmarkEnd w:id="19"/>
+    <w:bookmarkStart w:id="25" w:name="گسستهسازی-معادلات-حاکم"/>
     <w:p>
       <w:pPr>
         <w:pStyle w:val="Heading2"/>
@@ -28894,7 +27618,7 @@
         <w:t xml:space="preserve">در این بخش ابتدا روش دیفرانسیل کوادریچر توضیح داده می‌شود و پس از آن معادلات حرکت، معادلهٔ بقای انرژیِ لرد–شولمن، شرایط مرزیِ حرارتی و مکانیکی و شرایط سازگاریِ حرارتی و مکانیکی با استفاده از این روش گسسته می‌شوند.</w:t>
       </w:r>
     </w:p>
-    <w:bookmarkStart w:id="32" w:name="روش-دیفرانسیل-کوادریچر"/>
+    <w:bookmarkStart w:id="20" w:name="روش-دیفرانسیل-کوادریچر"/>
     <w:p>
       <w:pPr>
         <w:pStyle w:val="Heading3"/>
@@ -29571,7 +28295,6 @@
       </w:r>
       <w:r>
         <w:rPr>
-          <w:rStyle w:val="TrackAdd"/>
           <w:rtl/>
         </w:rPr>
         <w:t xml:space="preserve">شکل ۳-۴ توزیع نقاطِ چبیشف–گاوس–لوباتو را در هر دو راستا نشان می‌دهد.</w:t>
@@ -29582,46 +28305,10 @@
         <w:bidi/>
       </w:pPr>
       <w:r>
-        <w:drawing>
-          <wp:inline>
-            <wp:extent cx="5334000" cy="2386564"/>
-            <wp:effectExtent b="0" l="0" r="0" t="0"/>
-            <wp:docPr descr="شکل ۳-۴" title="" id="30" name="Picture"/>
-            <a:graphic>
-              <a:graphicData uri="http://schemas.openxmlformats.org/drawingml/2006/picture">
-                <pic:pic>
-                  <pic:nvPicPr>
-                    <pic:cNvPr descr="figures_ch123/DQM_nodes_schematic.png" id="31" name="Picture"/>
-                    <pic:cNvPicPr>
-                      <a:picLocks noChangeArrowheads="1" noChangeAspect="1"/>
-                    </pic:cNvPicPr>
-                  </pic:nvPicPr>
-                  <pic:blipFill>
-                    <a:blip r:embed="rId29"/>
-                    <a:stretch>
-                      <a:fillRect/>
-                    </a:stretch>
-                  </pic:blipFill>
-                  <pic:spPr bwMode="auto">
-                    <a:xfrm>
-                      <a:off x="0" y="0"/>
-                      <a:ext cx="5334000" cy="2386564"/>
-                    </a:xfrm>
-                    <a:prstGeom prst="rect">
-                      <a:avLst/>
-                    </a:prstGeom>
-                    <a:noFill/>
-                    <a:ln w="9525">
-                      <a:noFill/>
-                      <a:headEnd/>
-                      <a:tailEnd/>
-                    </a:ln>
-                  </pic:spPr>
-                </pic:pic>
-              </a:graphicData>
-            </a:graphic>
-          </wp:inline>
-        </w:drawing>
+        <w:rPr>
+          <w:rtl/>
+        </w:rPr>
+        <w:t xml:space="preserve">[شکل: DQM_nodes_schematic]</w:t>
       </w:r>
     </w:p>
     <w:p>
@@ -29630,57 +28317,14 @@
       </w:pPr>
       <w:r>
         <w:rPr>
-          <w:rStyle w:val="TrackAdd"/>
           <w:b/>
           <w:bCs/>
           <w:rtl/>
         </w:rPr>
-        <w:t xml:space="preserve">شکل ۳-۴: توزیع نقاطِ گره‌ایِ چبیشف–گاوس–لوباتو در راستای شعاعی (به‌تفکیک هر لایه) و راستای محوری؛ برای وضوح بصری</w:t>
-      </w:r>
-      <w:r>
-        <w:rPr>
-          <w:rStyle w:val="TrackAdd"/>
-          <w:b/>
-          <w:bCs/>
-          <w:rtl/>
-        </w:rPr>
-        <w:t xml:space="preserve"> </w:t>
-      </w:r>
-      <m:oMath>
-        <m:r>
-          <m:t>N</m:t>
-        </m:r>
-        <m:r>
-          <m:rPr>
-            <m:sty m:val="p"/>
-          </m:rPr>
-          <m:t>=</m:t>
-        </m:r>
-        <m:r>
-          <m:t>9</m:t>
-        </m:r>
-      </m:oMath>
-      <w:r>
-        <w:rPr>
-          <w:rStyle w:val="TrackAdd"/>
-          <w:b/>
-          <w:bCs/>
-          <w:rtl/>
-        </w:rPr>
-        <w:t xml:space="preserve"> </w:t>
-      </w:r>
-      <w:r>
-        <w:rPr>
-          <w:rStyle w:val="TrackAdd"/>
-          <w:b/>
-          <w:bCs/>
-          <w:rtl/>
-        </w:rPr>
-        <w:t xml:space="preserve">نقطه در هر راستا نمایش داده شده است (مقدار واقعیِ به‌کاررفته در محاسبات:</w:t>
-      </w:r>
-      <w:r>
-        <w:rPr>
-          <w:rStyle w:val="TrackAdd"/>
+        <w:t xml:space="preserve">شکل ۳-۴: توزیع نقاطِ گره‌ایِ چبیشف–گاوس–لوباتو در راستای شعاعی (به‌تفکیک هر لایه،</w:t>
+      </w:r>
+      <w:r>
+        <w:rPr>
           <w:b/>
           <w:bCs/>
           <w:rtl/>
@@ -29712,21 +28356,11 @@
       </m:oMath>
       <w:r>
         <w:rPr>
-          <w:rStyle w:val="TrackAdd"/>
           <w:b/>
           <w:bCs/>
           <w:rtl/>
         </w:rPr>
-        <w:t xml:space="preserve">،</w:t>
-      </w:r>
-      <w:r>
-        <w:rPr>
-          <w:rStyle w:val="TrackAdd"/>
-          <w:b/>
-          <w:bCs/>
-          <w:rtl/>
-        </w:rPr>
-        <w:t xml:space="preserve"> </w:t>
+        <w:t xml:space="preserve">) و راستای محوری (</w:t>
       </w:r>
       <m:oMath>
         <m:sSub>
@@ -29753,16 +28387,15 @@
       </m:oMath>
       <w:r>
         <w:rPr>
-          <w:rStyle w:val="TrackAdd"/>
           <w:b/>
           <w:bCs/>
           <w:rtl/>
         </w:rPr>
-        <w:t xml:space="preserve">). تراکم نقاط در نزدیکی مرزها مشهود است.</w:t>
+        <w:t xml:space="preserve">)؛ تراکم نقاط در نزدیکی مرزها مشهود است.</w:t>
       </w:r>
     </w:p>
-    <w:bookmarkEnd w:id="32"/>
-    <w:bookmarkStart w:id="33" w:name="معادلات-حرکت-1"/>
+    <w:bookmarkEnd w:id="20"/>
+    <w:bookmarkStart w:id="21" w:name="معادلات-حرکت-1"/>
     <w:p>
       <w:pPr>
         <w:pStyle w:val="Heading3"/>
@@ -32075,8 +30708,8 @@
         <w:t xml:space="preserve">به این دو راستا اشاره دارند.</w:t>
       </w:r>
     </w:p>
-    <w:bookmarkEnd w:id="33"/>
-    <w:bookmarkStart w:id="34" w:name="معادله-بقای-انرژی-لردشولمن-1"/>
+    <w:bookmarkEnd w:id="21"/>
+    <w:bookmarkStart w:id="22" w:name="معادله-بقای-انرژی-لردشولمن-1"/>
     <w:p>
       <w:pPr>
         <w:pStyle w:val="Heading3"/>
@@ -33059,8 +31692,8 @@
         </m:oMath>
       </m:oMathPara>
     </w:p>
-    <w:bookmarkEnd w:id="34"/>
-    <w:bookmarkStart w:id="35" w:name="شرایط-مرزی-و-سازگاری-مکانیکی"/>
+    <w:bookmarkEnd w:id="22"/>
+    <w:bookmarkStart w:id="23" w:name="شرایط-مرزی-و-سازگاری-مکانیکی"/>
     <w:p>
       <w:pPr>
         <w:pStyle w:val="Heading3"/>
@@ -39861,8 +38494,8 @@
         </m:oMath>
       </m:oMathPara>
     </w:p>
-    <w:bookmarkEnd w:id="35"/>
-    <w:bookmarkStart w:id="36" w:name="شرایط-مرزی-و-سازگاری-حرارتی"/>
+    <w:bookmarkEnd w:id="23"/>
+    <w:bookmarkStart w:id="24" w:name="شرایط-مرزی-و-سازگاری-حرارتی"/>
     <w:p>
       <w:pPr>
         <w:pStyle w:val="Heading3"/>
@@ -41306,9 +39939,9 @@
         </m:oMath>
       </m:oMathPara>
     </w:p>
-    <w:bookmarkEnd w:id="36"/>
-    <w:bookmarkEnd w:id="37"/>
-    <w:bookmarkStart w:id="41" w:name="حل-معادلات-حاکم"/>
+    <w:bookmarkEnd w:id="24"/>
+    <w:bookmarkEnd w:id="25"/>
+    <w:bookmarkStart w:id="26" w:name="حل-معادلات-حاکم"/>
     <w:p>
       <w:pPr>
         <w:pStyle w:val="Heading2"/>
@@ -41753,7 +40386,6 @@
       </w:pPr>
       <w:r>
         <w:rPr>
-          <w:rStyle w:val="TrackAdd"/>
           <w:rtl/>
         </w:rPr>
         <w:t xml:space="preserve">در این پژوهش دستگاه نیمه‌گسستهٔ ۳-۱۲۱ با روشِ گام‌به‌گامِ زمانیِ نیومارک انتگرال‌گیری می‌شود. در این روش، جابجایی و سرعت در گام زمانیِ بعد بر پایهٔ مقادیر گام جاری و شتاب دو گام به‌صورت زیر تقریب زده می‌شوند [</w:t>
@@ -41769,14 +40401,12 @@
       </w:hyperlink>
       <w:r>
         <w:rPr>
-          <w:rStyle w:val="TrackAdd"/>
           <w:rtl/>
         </w:rPr>
         <w:t xml:space="preserve">,</w:t>
       </w:r>
       <w:r>
         <w:rPr>
-          <w:rStyle w:val="TrackAdd"/>
           <w:rtl/>
         </w:rPr>
         <w:t xml:space="preserve"> </w:t>
@@ -41792,7 +40422,6 @@
       </w:hyperlink>
       <w:r>
         <w:rPr>
-          <w:rStyle w:val="TrackAdd"/>
           <w:rtl/>
         </w:rPr>
         <w:t xml:space="preserve">]:</w:t>
@@ -42326,14 +40955,12 @@
       </w:pPr>
       <w:r>
         <w:rPr>
-          <w:rStyle w:val="TrackAdd"/>
           <w:rtl/>
         </w:rPr>
         <w:t xml:space="preserve">با جایگذاریِ روابط ۳-۱۲۳ و ۳-۱۲۴ در معادلهٔ ۳-۱۲۱، دستگاهِ جبریِ زیر در هر گام زمانی برای بردار مجهولِ</w:t>
       </w:r>
       <w:r>
         <w:rPr>
-          <w:rStyle w:val="TrackAdd"/>
           <w:rtl/>
         </w:rPr>
         <w:t xml:space="preserve"> </w:t>
@@ -42381,14 +41008,12 @@
       </m:oMath>
       <w:r>
         <w:rPr>
-          <w:rStyle w:val="TrackAdd"/>
           <w:rtl/>
         </w:rPr>
         <w:t xml:space="preserve"> </w:t>
       </w:r>
       <w:r>
         <w:rPr>
-          <w:rStyle w:val="TrackAdd"/>
           <w:rtl/>
         </w:rPr>
         <w:t xml:space="preserve">حل می‌شود:</w:t>
@@ -42685,14 +41310,12 @@
       </w:pPr>
       <w:r>
         <w:rPr>
-          <w:rStyle w:val="TrackAdd"/>
           <w:rtl/>
         </w:rPr>
         <w:t xml:space="preserve">پارامترهای نیومارک در این پژوهش</w:t>
       </w:r>
       <w:r>
         <w:rPr>
-          <w:rStyle w:val="TrackAdd"/>
           <w:rtl/>
         </w:rPr>
         <w:t xml:space="preserve"> </w:t>
@@ -42722,21 +41345,18 @@
       </m:oMath>
       <w:r>
         <w:rPr>
-          <w:rStyle w:val="TrackAdd"/>
           <w:rtl/>
         </w:rPr>
         <w:t xml:space="preserve"> </w:t>
       </w:r>
       <w:r>
         <w:rPr>
-          <w:rStyle w:val="TrackAdd"/>
           <w:rtl/>
         </w:rPr>
         <w:t xml:space="preserve">و</w:t>
       </w:r>
       <w:r>
         <w:rPr>
-          <w:rStyle w:val="TrackAdd"/>
           <w:rtl/>
         </w:rPr>
         <w:t xml:space="preserve"> </w:t>
@@ -42766,21 +41386,18 @@
       </m:oMath>
       <w:r>
         <w:rPr>
-          <w:rStyle w:val="TrackAdd"/>
           <w:rtl/>
         </w:rPr>
         <w:t xml:space="preserve"> </w:t>
       </w:r>
       <w:r>
         <w:rPr>
-          <w:rStyle w:val="TrackAdd"/>
           <w:rtl/>
         </w:rPr>
         <w:t xml:space="preserve">(روش شتابِ متوسط/ذوزنقه‌ای) انتخاب شده‌اند که بدونِ‌قید پایدار، از مرتبهٔ دوم و بدون میرایی عددی است؛ گام زمانیِ</w:t>
       </w:r>
       <w:r>
         <w:rPr>
-          <w:rStyle w:val="TrackAdd"/>
           <w:rtl/>
         </w:rPr>
         <w:t xml:space="preserve"> </w:t>
@@ -42807,14 +41424,12 @@
       </m:oMath>
       <w:r>
         <w:rPr>
-          <w:rStyle w:val="TrackAdd"/>
           <w:rtl/>
         </w:rPr>
         <w:t xml:space="preserve"> </w:t>
       </w:r>
       <w:r>
         <w:rPr>
-          <w:rStyle w:val="TrackAdd"/>
           <w:rtl/>
         </w:rPr>
         <w:t xml:space="preserve">ثانیه و تحلیل تا ۳۰۰۰ ثانیه ادامه می‌یابد.</w:t>
@@ -42839,7 +41454,6 @@
       </w:r>
       <w:r>
         <w:rPr>
-          <w:rStyle w:val="TrackAdd"/>
           <w:rtl/>
         </w:rPr>
         <w:t xml:space="preserve">الگوریتم کلیِ حل در شکل ۳-۵ نشان داده شده است.</w:t>
@@ -42850,46 +41464,10 @@
         <w:bidi/>
       </w:pPr>
       <w:r>
-        <w:drawing>
-          <wp:inline>
-            <wp:extent cx="5334000" cy="8228776"/>
-            <wp:effectExtent b="0" l="0" r="0" t="0"/>
-            <wp:docPr descr="شکل ۳-۵" title="" id="39" name="Picture"/>
-            <a:graphic>
-              <a:graphicData uri="http://schemas.openxmlformats.org/drawingml/2006/picture">
-                <pic:pic>
-                  <pic:nvPicPr>
-                    <pic:cNvPr descr="figures_ch123/solution_flowchart.png" id="40" name="Picture"/>
-                    <pic:cNvPicPr>
-                      <a:picLocks noChangeArrowheads="1" noChangeAspect="1"/>
-                    </pic:cNvPicPr>
-                  </pic:nvPicPr>
-                  <pic:blipFill>
-                    <a:blip r:embed="rId38"/>
-                    <a:stretch>
-                      <a:fillRect/>
-                    </a:stretch>
-                  </pic:blipFill>
-                  <pic:spPr bwMode="auto">
-                    <a:xfrm>
-                      <a:off x="0" y="0"/>
-                      <a:ext cx="5334000" cy="8228776"/>
-                    </a:xfrm>
-                    <a:prstGeom prst="rect">
-                      <a:avLst/>
-                    </a:prstGeom>
-                    <a:noFill/>
-                    <a:ln w="9525">
-                      <a:noFill/>
-                      <a:headEnd/>
-                      <a:tailEnd/>
-                    </a:ln>
-                  </pic:spPr>
-                </pic:pic>
-              </a:graphicData>
-            </a:graphic>
-          </wp:inline>
-        </w:drawing>
+        <w:rPr>
+          <w:rtl/>
+        </w:rPr>
+        <w:t xml:space="preserve">[شکل: solution_flowchart]</w:t>
       </w:r>
     </w:p>
     <w:p>
@@ -42898,7 +41476,6 @@
       </w:pPr>
       <w:r>
         <w:rPr>
-          <w:rStyle w:val="TrackAdd"/>
           <w:b/>
           <w:bCs/>
           <w:rtl/>
@@ -42907,7 +41484,6 @@
       </w:r>
       <w:r>
         <w:rPr>
-          <w:rStyle w:val="TrackAdd"/>
           <w:b/>
           <w:bCs/>
           <w:rtl/>
@@ -42933,7 +41509,6 @@
       </m:oMath>
       <w:r>
         <w:rPr>
-          <w:rStyle w:val="TrackAdd"/>
           <w:b/>
           <w:bCs/>
           <w:rtl/>
@@ -42942,7 +41517,6 @@
       </w:r>
       <w:r>
         <w:rPr>
-          <w:rStyle w:val="TrackAdd"/>
           <w:b/>
           <w:bCs/>
           <w:rtl/>
@@ -42951,7 +41525,6 @@
       </w:r>
       <w:r>
         <w:rPr>
-          <w:rStyle w:val="TrackAdd"/>
           <w:b/>
           <w:bCs/>
           <w:rtl/>
@@ -42977,7 +41550,6 @@
       </m:oMath>
       <w:r>
         <w:rPr>
-          <w:rStyle w:val="TrackAdd"/>
           <w:b/>
           <w:bCs/>
           <w:rtl/>
@@ -42986,7 +41558,6 @@
       </w:r>
       <w:r>
         <w:rPr>
-          <w:rStyle w:val="TrackAdd"/>
           <w:b/>
           <w:bCs/>
           <w:rtl/>
@@ -43012,7 +41583,6 @@
       </m:oMath>
       <w:r>
         <w:rPr>
-          <w:rStyle w:val="TrackAdd"/>
           <w:b/>
           <w:bCs/>
           <w:rtl/>
@@ -43021,7 +41591,6 @@
       </w:r>
       <w:r>
         <w:rPr>
-          <w:rStyle w:val="TrackAdd"/>
           <w:b/>
           <w:bCs/>
           <w:rtl/>
@@ -43047,7 +41616,6 @@
       </m:oMath>
       <w:r>
         <w:rPr>
-          <w:rStyle w:val="TrackAdd"/>
           <w:b/>
           <w:bCs/>
           <w:rtl/>
@@ -43056,7 +41624,6 @@
       </w:r>
       <w:r>
         <w:rPr>
-          <w:rStyle w:val="TrackAdd"/>
           <w:b/>
           <w:bCs/>
           <w:rtl/>
@@ -43065,7 +41632,6 @@
       </w:r>
       <w:r>
         <w:rPr>
-          <w:rStyle w:val="TrackAdd"/>
           <w:b/>
           <w:bCs/>
           <w:rtl/>
@@ -43091,7 +41657,6 @@
       </m:oMath>
       <w:r>
         <w:rPr>
-          <w:rStyle w:val="TrackAdd"/>
           <w:b/>
           <w:bCs/>
           <w:rtl/>
@@ -43105,7 +41670,6 @@
       </w:pPr>
       <w:r>
         <w:rPr>
-          <w:rStyle w:val="TrackAdd"/>
           <w:rtl/>
         </w:rPr>
         <w:t xml:space="preserve">## ۳-۶. جمع‌بندی فصل</w:t>
@@ -43117,7 +41681,6 @@
       </w:pPr>
       <w:r>
         <w:rPr>
-          <w:rStyle w:val="TrackAdd"/>
           <w:rtl/>
         </w:rPr>
         <w:t xml:space="preserve">در این فصل چارچوبِ نظری و عددیِ تحلیل ترموالاستیکِ استوانهٔ توخالیِ جدارضخیمِ چندلایهٔ متخلخلِ تقویت‌شده با پلاکت‌های گرافنی، بر پایهٔ نظریهٔ ممزوجِ لرد–شولمن، به‌طور کامل تدوین شد. مهم‌ترین گام‌های این فرمول‌بندی چنین خلاصه می‌شوند:</w:t>
@@ -43129,7 +41692,6 @@
       </w:pPr>
       <w:r>
         <w:rPr>
-          <w:rStyle w:val="TrackAdd"/>
           <w:rtl/>
         </w:rPr>
         <w:t xml:space="preserve">۱. خواص مؤثرِ هر لایه با همگن‌سازیِ دو مرحله‌ای تعیین شد: مدول یانگ با نظریهٔ هالپین–تسای (معادلات ۳-۱ الی ۳-۸) و دیگر خواص با قانون مخلوط‌ها (معادلات ۳-۹ الی ۳-۱۶)، سپس اثر تخلخل با نظریهٔ سلول‌های باز (معادلات ۳-۱۸ الی ۳-۴۵) اعمال شد. پنج الگوی توزیع گرافن و پنج الگوی توزیع تخلخل (UD، O، X، V و A) در نظر گرفته شدند.</w:t>
@@ -43141,14 +41703,12 @@
       </w:pPr>
       <w:r>
         <w:rPr>
-          <w:rStyle w:val="TrackAdd"/>
           <w:rtl/>
         </w:rPr>
         <w:t xml:space="preserve">۲. معادلات حاکمِ متقارن‌محورِ استوانه — روابط کرنش–جابجایی، تنش–کرنشِ ترموالاستیک، دو معادلهٔ حرکت (شعاعی و محوری) و معادلهٔ بقای انرژیِ هذلولویِ لرد–شولمن با زمان تخفیف</w:t>
       </w:r>
       <w:r>
         <w:rPr>
-          <w:rStyle w:val="TrackAdd"/>
           <w:rtl/>
         </w:rPr>
         <w:t xml:space="preserve"> </w:t>
@@ -43169,14 +41729,12 @@
       </m:oMath>
       <w:r>
         <w:rPr>
-          <w:rStyle w:val="TrackAdd"/>
           <w:rtl/>
         </w:rPr>
         <w:t xml:space="preserve"> </w:t>
       </w:r>
       <w:r>
         <w:rPr>
-          <w:rStyle w:val="TrackAdd"/>
           <w:rtl/>
         </w:rPr>
         <w:t xml:space="preserve">— به‌همراه مجموعهٔ کاملِ شرایط مرزی، اولیه و سازگاریِ مکانیکی و حرارتی (معادلات ۳-۴۶ الی ۳-۸۹) استخراج شدند.</w:t>
@@ -43188,14 +41746,12 @@
       </w:pPr>
       <w:r>
         <w:rPr>
-          <w:rStyle w:val="TrackAdd"/>
           <w:rtl/>
         </w:rPr>
         <w:t xml:space="preserve">۳. تمامیِ مشتقات مکانی با روش دیفرانسیل کوادریچرِ لایه‌ای بر پایهٔ نقاطِ چبیشف–گاوس–لوباتو در دو راستای شعاعی و محوری گسسته شدند (معادلات ۳-۹۰ الی ۳-۱۲۰) و دستگاه نیمه‌گسستهٔ</w:t>
       </w:r>
       <w:r>
         <w:rPr>
-          <w:rStyle w:val="TrackAdd"/>
           <w:rtl/>
         </w:rPr>
         <w:t xml:space="preserve"> </w:t>
@@ -43356,21 +41912,18 @@
       </m:oMath>
       <w:r>
         <w:rPr>
-          <w:rStyle w:val="TrackAdd"/>
           <w:rtl/>
         </w:rPr>
         <w:t xml:space="preserve"> </w:t>
       </w:r>
       <w:r>
         <w:rPr>
-          <w:rStyle w:val="TrackAdd"/>
           <w:rtl/>
         </w:rPr>
         <w:t xml:space="preserve">با بردار درجات آزادیِ</w:t>
       </w:r>
       <w:r>
         <w:rPr>
-          <w:rStyle w:val="TrackAdd"/>
           <w:rtl/>
         </w:rPr>
         <w:t xml:space="preserve"> </w:t>
@@ -43463,14 +42016,12 @@
       </m:oMath>
       <w:r>
         <w:rPr>
-          <w:rStyle w:val="TrackAdd"/>
           <w:rtl/>
         </w:rPr>
         <w:t xml:space="preserve"> </w:t>
       </w:r>
       <w:r>
         <w:rPr>
-          <w:rStyle w:val="TrackAdd"/>
           <w:rtl/>
         </w:rPr>
         <w:t xml:space="preserve">مونتاژ شد.</w:t>
@@ -43482,7 +42033,6 @@
       </w:pPr>
       <w:r>
         <w:rPr>
-          <w:rStyle w:val="TrackAdd"/>
           <w:rtl/>
         </w:rPr>
         <w:t xml:space="preserve">۴. دستگاهِ حاصل با روش انتگرال‌گیریِ زمانیِ نیومارک (</w:t>
@@ -43512,14 +42062,12 @@
       </m:oMath>
       <w:r>
         <w:rPr>
-          <w:rStyle w:val="TrackAdd"/>
           <w:rtl/>
         </w:rPr>
         <w:t xml:space="preserve">،</w:t>
       </w:r>
       <w:r>
         <w:rPr>
-          <w:rStyle w:val="TrackAdd"/>
           <w:rtl/>
         </w:rPr>
         <w:t xml:space="preserve"> </w:t>
@@ -43549,14 +42097,12 @@
       </m:oMath>
       <w:r>
         <w:rPr>
-          <w:rStyle w:val="TrackAdd"/>
           <w:rtl/>
         </w:rPr>
         <w:t xml:space="preserve">؛ بدونِ‌قید پایدار و بدون میرایی عددی) و گام زمانیِ</w:t>
       </w:r>
       <w:r>
         <w:rPr>
-          <w:rStyle w:val="TrackAdd"/>
           <w:rtl/>
         </w:rPr>
         <w:t xml:space="preserve"> </w:t>
@@ -43583,21 +42129,18 @@
       </m:oMath>
       <w:r>
         <w:rPr>
-          <w:rStyle w:val="TrackAdd"/>
           <w:rtl/>
         </w:rPr>
         <w:t xml:space="preserve"> </w:t>
       </w:r>
       <w:r>
         <w:rPr>
-          <w:rStyle w:val="TrackAdd"/>
           <w:rtl/>
         </w:rPr>
         <w:t xml:space="preserve">ثانیه تا ۳۰۰۰ ثانیه حل شد. شبکهٔ نهاییِ تحلیل</w:t>
       </w:r>
       <w:r>
         <w:rPr>
-          <w:rStyle w:val="TrackAdd"/>
           <w:rtl/>
         </w:rPr>
         <w:t xml:space="preserve"> </w:t>
@@ -43627,14 +42170,12 @@
       </m:oMath>
       <w:r>
         <w:rPr>
-          <w:rStyle w:val="TrackAdd"/>
           <w:rtl/>
         </w:rPr>
         <w:t xml:space="preserve">،</w:t>
       </w:r>
       <w:r>
         <w:rPr>
-          <w:rStyle w:val="TrackAdd"/>
           <w:rtl/>
         </w:rPr>
         <w:t xml:space="preserve"> </w:t>
@@ -43664,21 +42205,18 @@
       </m:oMath>
       <w:r>
         <w:rPr>
-          <w:rStyle w:val="TrackAdd"/>
           <w:rtl/>
         </w:rPr>
         <w:t xml:space="preserve"> </w:t>
       </w:r>
       <w:r>
         <w:rPr>
-          <w:rStyle w:val="TrackAdd"/>
           <w:rtl/>
         </w:rPr>
         <w:t xml:space="preserve">و</w:t>
       </w:r>
       <w:r>
         <w:rPr>
-          <w:rStyle w:val="TrackAdd"/>
           <w:rtl/>
         </w:rPr>
         <w:t xml:space="preserve"> </w:t>
@@ -43708,14 +42246,12 @@
       </m:oMath>
       <w:r>
         <w:rPr>
-          <w:rStyle w:val="TrackAdd"/>
           <w:rtl/>
         </w:rPr>
         <w:t xml:space="preserve"> </w:t>
       </w:r>
       <w:r>
         <w:rPr>
-          <w:rStyle w:val="TrackAdd"/>
           <w:rtl/>
         </w:rPr>
         <w:t xml:space="preserve">است.</w:t>
@@ -43727,14 +42263,13 @@
       </w:pPr>
       <w:r>
         <w:rPr>
-          <w:rStyle w:val="TrackAdd"/>
           <w:rtl/>
         </w:rPr>
         <w:t xml:space="preserve">بر این اساس، در فصل چهارم نخست همگرایی و صحت‌سنجیِ این حل اثبات و سپس مطالعات پارامتریِ اثر الگوهای توزیع گرافن و تخلخل، کسر وزنی، زمان تخفیف، شرایط تکیه‌گاهی و دیگر عوامل بر میدان‌های دما، جابجایی و تنش ارائه می‌شوند.</w:t>
       </w:r>
     </w:p>
-    <w:bookmarkEnd w:id="41"/>
-    <w:bookmarkEnd w:id="42"/>
+    <w:bookmarkEnd w:id="26"/>
+    <w:bookmarkEnd w:id="27"/>
     <w:sectPr>
       <w:footnotePr>
         <w:numRestart w:val="eachSect"/>
@@ -44507,22 +43042,7 @@
       <w:color w:themeColor="accent1" w:themeShade="BF" w:val="365F91"/>
     </w:rPr>
   </w:style>
-  <w:style w:customStyle="1" w:styleId="TrackAdd" w:type="character">
-    <w:name w:val="TrackAdd"/>
-    <w:basedOn w:val="BodyTextChar"/>
-    <w:rPr>
-      <w:color w:val="137333"/>
-    </w:rPr>
-  </w:style>
-  <w:style w:customStyle="1" w:styleId="TrackDel" w:type="character">
-    <w:name w:val="TrackDel"/>
-    <w:basedOn w:val="BodyTextChar"/>
-    <w:rPr>
-      <w:color w:val="C5221F"/>
-      <w:strike/>
-    </w:rPr>
-  </w:style>
-  <w:style w:customStyle="1" w:styleId="SourceCode" w:type="paragraph">
+  <w:style w:type="paragraph" w:customStyle="1" w:styleId="SourceCode">
     <w:name w:val="Source Code"/>
     <w:basedOn w:val="Normal"/>
     <w:link w:val="VerbatimChar"/>
@@ -44530,7 +43050,7 @@
       <w:wordWrap w:val="off"/>
     </w:pPr>
   </w:style>
-  <w:style w:customStyle="1" w:styleId="KeywordTok" w:type="character">
+  <w:style w:type="character" w:customStyle="1" w:styleId="KeywordTok">
     <w:name w:val="KeywordTok"/>
     <w:basedOn w:val="VerbatimChar"/>
     <w:rPr>
@@ -44538,77 +43058,77 @@
       <w:color w:val="007020"/>
     </w:rPr>
   </w:style>
-  <w:style w:customStyle="1" w:styleId="DataTypeTok" w:type="character">
+  <w:style w:type="character" w:customStyle="1" w:styleId="DataTypeTok">
     <w:name w:val="DataTypeTok"/>
     <w:basedOn w:val="VerbatimChar"/>
     <w:rPr>
       <w:color w:val="902000"/>
     </w:rPr>
   </w:style>
-  <w:style w:customStyle="1" w:styleId="DecValTok" w:type="character">
+  <w:style w:type="character" w:customStyle="1" w:styleId="DecValTok">
     <w:name w:val="DecValTok"/>
     <w:basedOn w:val="VerbatimChar"/>
     <w:rPr>
       <w:color w:val="40a070"/>
     </w:rPr>
   </w:style>
-  <w:style w:customStyle="1" w:styleId="BaseNTok" w:type="character">
+  <w:style w:type="character" w:customStyle="1" w:styleId="BaseNTok">
     <w:name w:val="BaseNTok"/>
     <w:basedOn w:val="VerbatimChar"/>
     <w:rPr>
       <w:color w:val="40a070"/>
     </w:rPr>
   </w:style>
-  <w:style w:customStyle="1" w:styleId="FloatTok" w:type="character">
+  <w:style w:type="character" w:customStyle="1" w:styleId="FloatTok">
     <w:name w:val="FloatTok"/>
     <w:basedOn w:val="VerbatimChar"/>
     <w:rPr>
       <w:color w:val="40a070"/>
     </w:rPr>
   </w:style>
-  <w:style w:customStyle="1" w:styleId="ConstantTok" w:type="character">
+  <w:style w:type="character" w:customStyle="1" w:styleId="ConstantTok">
     <w:name w:val="ConstantTok"/>
     <w:basedOn w:val="VerbatimChar"/>
     <w:rPr>
       <w:color w:val="880000"/>
     </w:rPr>
   </w:style>
-  <w:style w:customStyle="1" w:styleId="CharTok" w:type="character">
+  <w:style w:type="character" w:customStyle="1" w:styleId="CharTok">
     <w:name w:val="CharTok"/>
     <w:basedOn w:val="VerbatimChar"/>
     <w:rPr>
       <w:color w:val="4070a0"/>
     </w:rPr>
   </w:style>
-  <w:style w:customStyle="1" w:styleId="SpecialCharTok" w:type="character">
+  <w:style w:type="character" w:customStyle="1" w:styleId="SpecialCharTok">
     <w:name w:val="SpecialCharTok"/>
     <w:basedOn w:val="VerbatimChar"/>
     <w:rPr>
       <w:color w:val="4070a0"/>
     </w:rPr>
   </w:style>
-  <w:style w:customStyle="1" w:styleId="StringTok" w:type="character">
+  <w:style w:type="character" w:customStyle="1" w:styleId="StringTok">
     <w:name w:val="StringTok"/>
     <w:basedOn w:val="VerbatimChar"/>
     <w:rPr>
       <w:color w:val="4070a0"/>
     </w:rPr>
   </w:style>
-  <w:style w:customStyle="1" w:styleId="VerbatimStringTok" w:type="character">
+  <w:style w:type="character" w:customStyle="1" w:styleId="VerbatimStringTok">
     <w:name w:val="VerbatimStringTok"/>
     <w:basedOn w:val="VerbatimChar"/>
     <w:rPr>
       <w:color w:val="4070a0"/>
     </w:rPr>
   </w:style>
-  <w:style w:customStyle="1" w:styleId="SpecialStringTok" w:type="character">
+  <w:style w:type="character" w:customStyle="1" w:styleId="SpecialStringTok">
     <w:name w:val="SpecialStringTok"/>
     <w:basedOn w:val="VerbatimChar"/>
     <w:rPr>
       <w:color w:val="bb6688"/>
     </w:rPr>
   </w:style>
-  <w:style w:customStyle="1" w:styleId="ImportTok" w:type="character">
+  <w:style w:type="character" w:customStyle="1" w:styleId="ImportTok">
     <w:name w:val="ImportTok"/>
     <w:basedOn w:val="VerbatimChar"/>
     <w:rPr>
@@ -44616,7 +43136,7 @@
       <w:color w:val="008000"/>
     </w:rPr>
   </w:style>
-  <w:style w:customStyle="1" w:styleId="CommentTok" w:type="character">
+  <w:style w:type="character" w:customStyle="1" w:styleId="CommentTok">
     <w:name w:val="CommentTok"/>
     <w:basedOn w:val="VerbatimChar"/>
     <w:rPr>
@@ -44624,7 +43144,7 @@
       <w:color w:val="60a0b0"/>
     </w:rPr>
   </w:style>
-  <w:style w:customStyle="1" w:styleId="DocumentationTok" w:type="character">
+  <w:style w:type="character" w:customStyle="1" w:styleId="DocumentationTok">
     <w:name w:val="DocumentationTok"/>
     <w:basedOn w:val="VerbatimChar"/>
     <w:rPr>
@@ -44632,7 +43152,7 @@
       <w:color w:val="ba2121"/>
     </w:rPr>
   </w:style>
-  <w:style w:customStyle="1" w:styleId="AnnotationTok" w:type="character">
+  <w:style w:type="character" w:customStyle="1" w:styleId="AnnotationTok">
     <w:name w:val="AnnotationTok"/>
     <w:basedOn w:val="VerbatimChar"/>
     <w:rPr>
@@ -44641,7 +43161,7 @@
       <w:color w:val="60a0b0"/>
     </w:rPr>
   </w:style>
-  <w:style w:customStyle="1" w:styleId="CommentVarTok" w:type="character">
+  <w:style w:type="character" w:customStyle="1" w:styleId="CommentVarTok">
     <w:name w:val="CommentVarTok"/>
     <w:basedOn w:val="VerbatimChar"/>
     <w:rPr>
@@ -44650,28 +43170,28 @@
       <w:color w:val="60a0b0"/>
     </w:rPr>
   </w:style>
-  <w:style w:customStyle="1" w:styleId="OtherTok" w:type="character">
+  <w:style w:type="character" w:customStyle="1" w:styleId="OtherTok">
     <w:name w:val="OtherTok"/>
     <w:basedOn w:val="VerbatimChar"/>
     <w:rPr>
       <w:color w:val="007020"/>
     </w:rPr>
   </w:style>
-  <w:style w:customStyle="1" w:styleId="FunctionTok" w:type="character">
+  <w:style w:type="character" w:customStyle="1" w:styleId="FunctionTok">
     <w:name w:val="FunctionTok"/>
     <w:basedOn w:val="VerbatimChar"/>
     <w:rPr>
       <w:color w:val="06287e"/>
     </w:rPr>
   </w:style>
-  <w:style w:customStyle="1" w:styleId="VariableTok" w:type="character">
+  <w:style w:type="character" w:customStyle="1" w:styleId="VariableTok">
     <w:name w:val="VariableTok"/>
     <w:basedOn w:val="VerbatimChar"/>
     <w:rPr>
       <w:color w:val="19177c"/>
     </w:rPr>
   </w:style>
-  <w:style w:customStyle="1" w:styleId="ControlFlowTok" w:type="character">
+  <w:style w:type="character" w:customStyle="1" w:styleId="ControlFlowTok">
     <w:name w:val="ControlFlowTok"/>
     <w:basedOn w:val="VerbatimChar"/>
     <w:rPr>
@@ -44679,45 +43199,45 @@
       <w:color w:val="007020"/>
     </w:rPr>
   </w:style>
-  <w:style w:customStyle="1" w:styleId="OperatorTok" w:type="character">
+  <w:style w:type="character" w:customStyle="1" w:styleId="OperatorTok">
     <w:name w:val="OperatorTok"/>
     <w:basedOn w:val="VerbatimChar"/>
     <w:rPr>
       <w:color w:val="666666"/>
     </w:rPr>
   </w:style>
-  <w:style w:customStyle="1" w:styleId="BuiltInTok" w:type="character">
+  <w:style w:type="character" w:customStyle="1" w:styleId="BuiltInTok">
     <w:name w:val="BuiltInTok"/>
     <w:basedOn w:val="VerbatimChar"/>
     <w:rPr>
       <w:color w:val="008000"/>
     </w:rPr>
   </w:style>
-  <w:style w:customStyle="1" w:styleId="ExtensionTok" w:type="character">
+  <w:style w:type="character" w:customStyle="1" w:styleId="ExtensionTok">
     <w:name w:val="ExtensionTok"/>
     <w:basedOn w:val="VerbatimChar"/>
     <w:rPr/>
   </w:style>
-  <w:style w:customStyle="1" w:styleId="PreprocessorTok" w:type="character">
+  <w:style w:type="character" w:customStyle="1" w:styleId="PreprocessorTok">
     <w:name w:val="PreprocessorTok"/>
     <w:basedOn w:val="VerbatimChar"/>
     <w:rPr>
       <w:color w:val="bc7a00"/>
     </w:rPr>
   </w:style>
-  <w:style w:customStyle="1" w:styleId="AttributeTok" w:type="character">
+  <w:style w:type="character" w:customStyle="1" w:styleId="AttributeTok">
     <w:name w:val="AttributeTok"/>
     <w:basedOn w:val="VerbatimChar"/>
     <w:rPr>
       <w:color w:val="7d9029"/>
     </w:rPr>
   </w:style>
-  <w:style w:customStyle="1" w:styleId="RegionMarkerTok" w:type="character">
+  <w:style w:type="character" w:customStyle="1" w:styleId="RegionMarkerTok">
     <w:name w:val="RegionMarkerTok"/>
     <w:basedOn w:val="VerbatimChar"/>
     <w:rPr/>
   </w:style>
-  <w:style w:customStyle="1" w:styleId="InformationTok" w:type="character">
+  <w:style w:type="character" w:customStyle="1" w:styleId="InformationTok">
     <w:name w:val="InformationTok"/>
     <w:basedOn w:val="VerbatimChar"/>
     <w:rPr>
@@ -44726,7 +43246,7 @@
       <w:color w:val="60a0b0"/>
     </w:rPr>
   </w:style>
-  <w:style w:customStyle="1" w:styleId="WarningTok" w:type="character">
+  <w:style w:type="character" w:customStyle="1" w:styleId="WarningTok">
     <w:name w:val="WarningTok"/>
     <w:basedOn w:val="VerbatimChar"/>
     <w:rPr>
@@ -44735,7 +43255,7 @@
       <w:color w:val="60a0b0"/>
     </w:rPr>
   </w:style>
-  <w:style w:customStyle="1" w:styleId="AlertTok" w:type="character">
+  <w:style w:type="character" w:customStyle="1" w:styleId="AlertTok">
     <w:name w:val="AlertTok"/>
     <w:basedOn w:val="VerbatimChar"/>
     <w:rPr>
@@ -44743,7 +43263,7 @@
       <w:color w:val="ff0000"/>
     </w:rPr>
   </w:style>
-  <w:style w:customStyle="1" w:styleId="ErrorTok" w:type="character">
+  <w:style w:type="character" w:customStyle="1" w:styleId="ErrorTok">
     <w:name w:val="ErrorTok"/>
     <w:basedOn w:val="VerbatimChar"/>
     <w:rPr>
@@ -44751,7 +43271,7 @@
       <w:color w:val="ff0000"/>
     </w:rPr>
   </w:style>
-  <w:style w:customStyle="1" w:styleId="NormalTok" w:type="character">
+  <w:style w:type="character" w:customStyle="1" w:styleId="NormalTok">
     <w:name w:val="NormalTok"/>
     <w:basedOn w:val="VerbatimChar"/>
     <w:rPr/>
